--- a/Rockbasespectral/Status.docx
+++ b/Rockbasespectral/Status.docx
@@ -17,7 +17,9 @@
         </w:tblBorders>
         <w:tblLayout w:type="fixed"/>
         <w:tblCellMar>
+          <w:top w:w="0" w:type="dxa"/>
           <w:left w:w="108" w:type="dxa"/>
+          <w:bottom w:w="0" w:type="dxa"/>
           <w:right w:w="108" w:type="dxa"/>
         </w:tblCellMar>
       </w:tblPr>
@@ -51,7 +53,9 @@
             <w:insideV w:val="single" w:color="auto" w:sz="4" w:space="0"/>
           </w:tblBorders>
           <w:tblCellMar>
+            <w:top w:w="0" w:type="dxa"/>
             <w:left w:w="108" w:type="dxa"/>
+            <w:bottom w:w="0" w:type="dxa"/>
             <w:right w:w="108" w:type="dxa"/>
           </w:tblCellMar>
         </w:tblPrEx>
@@ -121,7 +125,6 @@
               </m:r>
             </m:oMath>
             <w:r>
-              <m:rPr/>
               <w:rPr>
                 <w:rFonts w:hint="eastAsia" w:hAnsi="Cambria Math" w:cstheme="minorBidi"/>
                 <w:i w:val="0"/>
@@ -147,7 +150,9 @@
             <w:insideV w:val="single" w:color="auto" w:sz="4" w:space="0"/>
           </w:tblBorders>
           <w:tblCellMar>
+            <w:top w:w="0" w:type="dxa"/>
             <w:left w:w="108" w:type="dxa"/>
+            <w:bottom w:w="0" w:type="dxa"/>
             <w:right w:w="108" w:type="dxa"/>
           </w:tblCellMar>
         </w:tblPrEx>
@@ -580,7 +585,9 @@
             <w:insideV w:val="single" w:color="auto" w:sz="4" w:space="0"/>
           </w:tblBorders>
           <w:tblCellMar>
+            <w:top w:w="0" w:type="dxa"/>
             <w:left w:w="108" w:type="dxa"/>
+            <w:bottom w:w="0" w:type="dxa"/>
             <w:right w:w="108" w:type="dxa"/>
           </w:tblCellMar>
         </w:tblPrEx>
@@ -847,401 +854,6 @@
                 <w:lang w:val="en-US" w:eastAsia="zh-CN"/>
               </w:rPr>
               <w:t>0.8075</w:t>
-            </w:r>
-          </w:p>
-        </w:tc>
-        <w:tc>
-          <w:tcPr>
-            <w:tcW w:w="1011" w:type="dxa"/>
-          </w:tcPr>
-          <w:p>
-            <w:pPr>
-              <w:snapToGrid w:val="0"/>
-              <w:rPr>
-                <w:vertAlign w:val="baseline"/>
-              </w:rPr>
-            </w:pPr>
-          </w:p>
-        </w:tc>
-        <w:tc>
-          <w:tcPr>
-            <w:tcW w:w="1011" w:type="dxa"/>
-          </w:tcPr>
-          <w:p>
-            <w:pPr>
-              <w:snapToGrid w:val="0"/>
-              <w:rPr>
-                <w:vertAlign w:val="baseline"/>
-              </w:rPr>
-            </w:pPr>
-          </w:p>
-        </w:tc>
-        <w:tc>
-          <w:tcPr>
-            <w:tcW w:w="607" w:type="dxa"/>
-          </w:tcPr>
-          <w:p>
-            <w:pPr>
-              <w:snapToGrid w:val="0"/>
-              <w:rPr>
-                <w:vertAlign w:val="baseline"/>
-              </w:rPr>
-            </w:pPr>
-          </w:p>
-        </w:tc>
-        <w:tc>
-          <w:tcPr>
-            <w:tcW w:w="1011" w:type="dxa"/>
-          </w:tcPr>
-          <w:p>
-            <w:pPr>
-              <w:snapToGrid w:val="0"/>
-              <w:rPr>
-                <w:vertAlign w:val="baseline"/>
-              </w:rPr>
-            </w:pPr>
-          </w:p>
-        </w:tc>
-        <w:tc>
-          <w:tcPr>
-            <w:tcW w:w="545" w:type="dxa"/>
-            <w:shd w:val="clear" w:color="auto" w:fill="4874CB" w:themeFill="accent1"/>
-          </w:tcPr>
-          <w:p>
-            <w:pPr>
-              <w:snapToGrid w:val="0"/>
-              <w:rPr>
-                <w:color w:val="auto"/>
-                <w:highlight w:val="none"/>
-                <w:vertAlign w:val="baseline"/>
-              </w:rPr>
-            </w:pPr>
-          </w:p>
-        </w:tc>
-        <w:tc>
-          <w:tcPr>
-            <w:tcW w:w="556" w:type="dxa"/>
-            <w:shd w:val="clear" w:color="auto" w:fill="4874CB" w:themeFill="accent1"/>
-          </w:tcPr>
-          <w:p>
-            <w:pPr>
-              <w:snapToGrid w:val="0"/>
-              <w:rPr>
-                <w:color w:val="auto"/>
-                <w:highlight w:val="none"/>
-                <w:vertAlign w:val="baseline"/>
-              </w:rPr>
-            </w:pPr>
-          </w:p>
-        </w:tc>
-        <w:tc>
-          <w:tcPr>
-            <w:tcW w:w="582" w:type="dxa"/>
-            <w:shd w:val="clear" w:color="auto" w:fill="4874CB" w:themeFill="accent1"/>
-          </w:tcPr>
-          <w:p>
-            <w:pPr>
-              <w:snapToGrid w:val="0"/>
-              <w:rPr>
-                <w:color w:val="auto"/>
-                <w:highlight w:val="none"/>
-                <w:vertAlign w:val="baseline"/>
-              </w:rPr>
-            </w:pPr>
-          </w:p>
-        </w:tc>
-        <w:tc>
-          <w:tcPr>
-            <w:tcW w:w="605" w:type="dxa"/>
-            <w:shd w:val="clear" w:color="auto" w:fill="4874CB" w:themeFill="accent1"/>
-          </w:tcPr>
-          <w:p>
-            <w:pPr>
-              <w:snapToGrid w:val="0"/>
-              <w:rPr>
-                <w:color w:val="auto"/>
-                <w:highlight w:val="none"/>
-                <w:vertAlign w:val="baseline"/>
-              </w:rPr>
-            </w:pPr>
-          </w:p>
-        </w:tc>
-      </w:tr>
-      <w:tr>
-        <w:tblPrEx>
-          <w:tblBorders>
-            <w:top w:val="single" w:color="auto" w:sz="4" w:space="0"/>
-            <w:left w:val="single" w:color="auto" w:sz="4" w:space="0"/>
-            <w:bottom w:val="single" w:color="auto" w:sz="4" w:space="0"/>
-            <w:right w:val="single" w:color="auto" w:sz="4" w:space="0"/>
-            <w:insideH w:val="single" w:color="auto" w:sz="4" w:space="0"/>
-            <w:insideV w:val="single" w:color="auto" w:sz="4" w:space="0"/>
-          </w:tblBorders>
-        </w:tblPrEx>
-        <w:trPr>
-          <w:trHeight w:val="469" w:hRule="atLeast"/>
-          <w:jc w:val="center"/>
-        </w:trPr>
-        <w:tc>
-          <w:tcPr>
-            <w:tcW w:w="883" w:type="dxa"/>
-          </w:tcPr>
-          <w:p>
-            <w:pPr>
-              <w:snapToGrid w:val="0"/>
-              <w:rPr>
-                <w:rFonts w:hint="default" w:eastAsiaTheme="minorEastAsia"/>
-                <w:vertAlign w:val="baseline"/>
-                <w:lang w:val="en-US" w:eastAsia="zh-CN"/>
-              </w:rPr>
-            </w:pPr>
-            <w:r>
-              <w:rPr>
-                <w:rFonts w:hint="eastAsia"/>
-                <w:vertAlign w:val="baseline"/>
-                <w:lang w:val="en-US" w:eastAsia="zh-CN"/>
-              </w:rPr>
-              <w:t>03124</w:t>
-            </w:r>
-          </w:p>
-        </w:tc>
-        <w:tc>
-          <w:tcPr>
-            <w:tcW w:w="1232" w:type="dxa"/>
-          </w:tcPr>
-          <w:p>
-            <w:pPr>
-              <w:snapToGrid w:val="0"/>
-              <w:rPr>
-                <w:rFonts w:hint="eastAsia"/>
-                <w:vertAlign w:val="baseline"/>
-                <w:lang w:val="en-US" w:eastAsia="zh-CN"/>
-              </w:rPr>
-            </w:pPr>
-            <w:r>
-              <w:rPr>
-                <w:rFonts w:hint="eastAsia"/>
-                <w:vertAlign w:val="baseline"/>
-                <w:lang w:val="en-US" w:eastAsia="zh-CN"/>
-              </w:rPr>
-              <w:t>Si:55</w:t>
-            </w:r>
-          </w:p>
-          <w:p>
-            <w:pPr>
-              <w:snapToGrid w:val="0"/>
-              <w:rPr>
-                <w:rFonts w:hint="eastAsia"/>
-                <w:vertAlign w:val="baseline"/>
-                <w:lang w:val="en-US" w:eastAsia="zh-CN"/>
-              </w:rPr>
-            </w:pPr>
-            <w:r>
-              <w:rPr>
-                <w:rFonts w:hint="eastAsia"/>
-                <w:vertAlign w:val="baseline"/>
-                <w:lang w:val="en-US" w:eastAsia="zh-CN"/>
-              </w:rPr>
-              <w:t>Al:21</w:t>
-            </w:r>
-          </w:p>
-          <w:p>
-            <w:pPr>
-              <w:snapToGrid w:val="0"/>
-              <w:rPr>
-                <w:rFonts w:hint="eastAsia"/>
-                <w:highlight w:val="cyan"/>
-                <w:vertAlign w:val="baseline"/>
-                <w:lang w:val="en-US" w:eastAsia="zh-CN"/>
-              </w:rPr>
-            </w:pPr>
-            <w:r>
-              <w:rPr>
-                <w:rFonts w:hint="eastAsia"/>
-                <w:highlight w:val="cyan"/>
-                <w:vertAlign w:val="baseline"/>
-                <w:lang w:val="en-US" w:eastAsia="zh-CN"/>
-              </w:rPr>
-              <w:t>K:5</w:t>
-            </w:r>
-          </w:p>
-          <w:p>
-            <w:pPr>
-              <w:snapToGrid w:val="0"/>
-              <w:rPr>
-                <w:rFonts w:hint="default"/>
-                <w:vertAlign w:val="baseline"/>
-                <w:lang w:val="en-US" w:eastAsia="zh-CN"/>
-              </w:rPr>
-            </w:pPr>
-            <w:r>
-              <w:rPr>
-                <w:rFonts w:hint="eastAsia"/>
-                <w:vertAlign w:val="baseline"/>
-                <w:lang w:val="en-US" w:eastAsia="zh-CN"/>
-              </w:rPr>
-              <w:t>Na:16</w:t>
-            </w:r>
-          </w:p>
-        </w:tc>
-        <w:tc>
-          <w:tcPr>
-            <w:tcW w:w="1011" w:type="dxa"/>
-          </w:tcPr>
-          <w:p>
-            <w:pPr>
-              <w:snapToGrid w:val="0"/>
-              <w:rPr>
-                <w:rFonts w:hint="default" w:eastAsiaTheme="minorEastAsia"/>
-                <w:vertAlign w:val="baseline"/>
-                <w:lang w:val="en-US" w:eastAsia="zh-CN"/>
-              </w:rPr>
-            </w:pPr>
-            <w:r>
-              <w:rPr>
-                <w:rFonts w:hint="eastAsia"/>
-                <w:vertAlign w:val="baseline"/>
-                <w:lang w:val="en-US" w:eastAsia="zh-CN"/>
-              </w:rPr>
-              <w:t>0.9793</w:t>
-            </w:r>
-          </w:p>
-        </w:tc>
-        <w:tc>
-          <w:tcPr>
-            <w:tcW w:w="1011" w:type="dxa"/>
-          </w:tcPr>
-          <w:p>
-            <w:pPr>
-              <w:snapToGrid w:val="0"/>
-              <w:rPr>
-                <w:rFonts w:hint="default" w:eastAsiaTheme="minorEastAsia"/>
-                <w:vertAlign w:val="baseline"/>
-                <w:lang w:val="en-US" w:eastAsia="zh-CN"/>
-              </w:rPr>
-            </w:pPr>
-            <w:r>
-              <w:rPr>
-                <w:rFonts w:hint="eastAsia"/>
-                <w:vertAlign w:val="baseline"/>
-                <w:lang w:val="en-US" w:eastAsia="zh-CN"/>
-              </w:rPr>
-              <w:t>0.9694</w:t>
-            </w:r>
-          </w:p>
-        </w:tc>
-        <w:tc>
-          <w:tcPr>
-            <w:tcW w:w="1011" w:type="dxa"/>
-          </w:tcPr>
-          <w:p>
-            <w:pPr>
-              <w:snapToGrid w:val="0"/>
-              <w:rPr>
-                <w:rFonts w:hint="default" w:eastAsiaTheme="minorEastAsia"/>
-                <w:vertAlign w:val="baseline"/>
-                <w:lang w:val="en-US" w:eastAsia="zh-CN"/>
-              </w:rPr>
-            </w:pPr>
-            <w:r>
-              <w:rPr>
-                <w:rFonts w:hint="eastAsia"/>
-                <w:vertAlign w:val="baseline"/>
-                <w:lang w:val="en-US" w:eastAsia="zh-CN"/>
-              </w:rPr>
-              <w:t>0.9296</w:t>
-            </w:r>
-          </w:p>
-        </w:tc>
-        <w:tc>
-          <w:tcPr>
-            <w:tcW w:w="1011" w:type="dxa"/>
-          </w:tcPr>
-          <w:p>
-            <w:pPr>
-              <w:snapToGrid w:val="0"/>
-              <w:rPr>
-                <w:rFonts w:hint="default" w:eastAsiaTheme="minorEastAsia"/>
-                <w:vertAlign w:val="baseline"/>
-                <w:lang w:val="en-US" w:eastAsia="zh-CN"/>
-              </w:rPr>
-            </w:pPr>
-            <w:r>
-              <w:rPr>
-                <w:rFonts w:hint="eastAsia"/>
-                <w:vertAlign w:val="baseline"/>
-                <w:lang w:val="en-US" w:eastAsia="zh-CN"/>
-              </w:rPr>
-              <w:t>0.9187</w:t>
-            </w:r>
-          </w:p>
-        </w:tc>
-        <w:tc>
-          <w:tcPr>
-            <w:tcW w:w="1011" w:type="dxa"/>
-          </w:tcPr>
-          <w:p>
-            <w:pPr>
-              <w:snapToGrid w:val="0"/>
-              <w:rPr>
-                <w:rFonts w:hint="default" w:eastAsiaTheme="minorEastAsia"/>
-                <w:vertAlign w:val="baseline"/>
-                <w:lang w:val="en-US" w:eastAsia="zh-CN"/>
-              </w:rPr>
-            </w:pPr>
-            <w:r>
-              <w:rPr>
-                <w:rFonts w:hint="eastAsia"/>
-                <w:vertAlign w:val="baseline"/>
-                <w:lang w:val="en-US" w:eastAsia="zh-CN"/>
-              </w:rPr>
-              <w:t>0.9161</w:t>
-            </w:r>
-          </w:p>
-        </w:tc>
-        <w:tc>
-          <w:tcPr>
-            <w:tcW w:w="1011" w:type="dxa"/>
-          </w:tcPr>
-          <w:p>
-            <w:pPr>
-              <w:snapToGrid w:val="0"/>
-              <w:rPr>
-                <w:rFonts w:hint="default" w:eastAsiaTheme="minorEastAsia"/>
-                <w:vertAlign w:val="baseline"/>
-                <w:lang w:val="en-US" w:eastAsia="zh-CN"/>
-              </w:rPr>
-            </w:pPr>
-            <w:r>
-              <w:rPr>
-                <w:rFonts w:hint="eastAsia"/>
-                <w:vertAlign w:val="baseline"/>
-                <w:lang w:val="en-US" w:eastAsia="zh-CN"/>
-              </w:rPr>
-              <w:t>0.7888</w:t>
-            </w:r>
-          </w:p>
-        </w:tc>
-        <w:tc>
-          <w:tcPr>
-            <w:tcW w:w="1011" w:type="dxa"/>
-          </w:tcPr>
-          <w:p>
-            <w:pPr>
-              <w:snapToGrid w:val="0"/>
-              <w:rPr>
-                <w:rFonts w:hint="default" w:eastAsiaTheme="minorEastAsia"/>
-                <w:vertAlign w:val="baseline"/>
-                <w:lang w:val="en-US" w:eastAsia="zh-CN"/>
-              </w:rPr>
-            </w:pPr>
-            <w:r>
-              <w:rPr>
-                <w:rFonts w:hint="eastAsia"/>
-                <w:vertAlign w:val="baseline"/>
-                <w:lang w:val="en-US" w:eastAsia="zh-CN"/>
-              </w:rPr>
-              <w:t>0.7968</w:t>
             </w:r>
           </w:p>
         </w:tc>
@@ -1373,7 +985,9 @@
             <w:insideV w:val="single" w:color="auto" w:sz="4" w:space="0"/>
           </w:tblBorders>
           <w:tblCellMar>
+            <w:top w:w="0" w:type="dxa"/>
             <w:left w:w="108" w:type="dxa"/>
+            <w:bottom w:w="0" w:type="dxa"/>
             <w:right w:w="108" w:type="dxa"/>
           </w:tblCellMar>
         </w:tblPrEx>
@@ -1400,7 +1014,7 @@
                 <w:vertAlign w:val="baseline"/>
                 <w:lang w:val="en-US" w:eastAsia="zh-CN"/>
               </w:rPr>
-              <w:t>03130</w:t>
+              <w:t>03124</w:t>
             </w:r>
           </w:p>
         </w:tc>
@@ -1423,7 +1037,45 @@
                 <w:vertAlign w:val="baseline"/>
                 <w:lang w:val="en-US" w:eastAsia="zh-CN"/>
               </w:rPr>
-              <w:t>Si:56</w:t>
+              <w:t>Si:55</w:t>
+            </w:r>
+          </w:p>
+          <w:p>
+            <w:pPr>
+              <w:snapToGrid w:val="0"/>
+              <w:rPr>
+                <w:rFonts w:hint="eastAsia"/>
+                <w:vertAlign w:val="baseline"/>
+                <w:lang w:val="en-US" w:eastAsia="zh-CN"/>
+              </w:rPr>
+            </w:pPr>
+            <w:r>
+              <w:rPr>
+                <w:rFonts w:hint="eastAsia"/>
+                <w:vertAlign w:val="baseline"/>
+                <w:lang w:val="en-US" w:eastAsia="zh-CN"/>
+              </w:rPr>
+              <w:t>Al:21</w:t>
+            </w:r>
+          </w:p>
+          <w:p>
+            <w:pPr>
+              <w:snapToGrid w:val="0"/>
+              <w:rPr>
+                <w:rFonts w:hint="eastAsia"/>
+                <w:highlight w:val="cyan"/>
+                <w:vertAlign w:val="baseline"/>
+                <w:lang w:val="en-US" w:eastAsia="zh-CN"/>
+              </w:rPr>
+            </w:pPr>
+            <w:r>
+              <w:rPr>
+                <w:rFonts w:hint="eastAsia"/>
+                <w:highlight w:val="cyan"/>
+                <w:vertAlign w:val="baseline"/>
+                <w:lang w:val="en-US" w:eastAsia="zh-CN"/>
+              </w:rPr>
+              <w:t>K:5</w:t>
             </w:r>
           </w:p>
           <w:p>
@@ -1441,7 +1093,7 @@
                 <w:vertAlign w:val="baseline"/>
                 <w:lang w:val="en-US" w:eastAsia="zh-CN"/>
               </w:rPr>
-              <w:t>Mg:42</w:t>
+              <w:t>Na:16</w:t>
             </w:r>
           </w:p>
         </w:tc>
@@ -1464,7 +1116,7 @@
                 <w:vertAlign w:val="baseline"/>
                 <w:lang w:val="en-US" w:eastAsia="zh-CN"/>
               </w:rPr>
-              <w:t>0.9640</w:t>
+              <w:t>0.9793</w:t>
             </w:r>
           </w:p>
         </w:tc>
@@ -1487,7 +1139,7 @@
                 <w:vertAlign w:val="baseline"/>
                 <w:lang w:val="en-US" w:eastAsia="zh-CN"/>
               </w:rPr>
-              <w:t>0.9481</w:t>
+              <w:t>0.9694</w:t>
             </w:r>
           </w:p>
         </w:tc>
@@ -1510,7 +1162,7 @@
                 <w:vertAlign w:val="baseline"/>
                 <w:lang w:val="en-US" w:eastAsia="zh-CN"/>
               </w:rPr>
-              <w:t>0.9512</w:t>
+              <w:t>0.9296</w:t>
             </w:r>
           </w:p>
         </w:tc>
@@ -1533,7 +1185,7 @@
                 <w:vertAlign w:val="baseline"/>
                 <w:lang w:val="en-US" w:eastAsia="zh-CN"/>
               </w:rPr>
-              <w:t>0.9590</w:t>
+              <w:t>0.9187</w:t>
             </w:r>
           </w:p>
         </w:tc>
@@ -1556,7 +1208,7 @@
                 <w:vertAlign w:val="baseline"/>
                 <w:lang w:val="en-US" w:eastAsia="zh-CN"/>
               </w:rPr>
-              <w:t>0.7661</w:t>
+              <w:t>0.9161</w:t>
             </w:r>
           </w:p>
         </w:tc>
@@ -1579,36 +1231,8 @@
                 <w:vertAlign w:val="baseline"/>
                 <w:lang w:val="en-US" w:eastAsia="zh-CN"/>
               </w:rPr>
-              <w:t>0.7952</w:t>
-            </w:r>
-          </w:p>
-        </w:tc>
-        <w:tc>
-          <w:tcPr>
-            <w:tcW w:w="1011" w:type="dxa"/>
-          </w:tcPr>
-          <w:p>
-            <w:pPr>
-              <w:snapToGrid w:val="0"/>
-              <w:rPr>
-                <w:rFonts w:hint="eastAsia" w:eastAsiaTheme="minorEastAsia"/>
-                <w:vertAlign w:val="baseline"/>
-                <w:lang w:val="en-US" w:eastAsia="zh-CN"/>
-              </w:rPr>
-            </w:pPr>
-          </w:p>
-        </w:tc>
-        <w:tc>
-          <w:tcPr>
-            <w:tcW w:w="1011" w:type="dxa"/>
-          </w:tcPr>
-          <w:p>
-            <w:pPr>
-              <w:snapToGrid w:val="0"/>
-              <w:rPr>
-                <w:vertAlign w:val="baseline"/>
-              </w:rPr>
-            </w:pPr>
+              <w:t>0.7888</w:t>
+            </w:r>
           </w:p>
         </w:tc>
         <w:tc>
@@ -1630,8 +1254,34 @@
                 <w:vertAlign w:val="baseline"/>
                 <w:lang w:val="en-US" w:eastAsia="zh-CN"/>
               </w:rPr>
-              <w:t>0.0932</w:t>
-            </w:r>
+              <w:t>0.7968</w:t>
+            </w:r>
+          </w:p>
+        </w:tc>
+        <w:tc>
+          <w:tcPr>
+            <w:tcW w:w="1011" w:type="dxa"/>
+          </w:tcPr>
+          <w:p>
+            <w:pPr>
+              <w:snapToGrid w:val="0"/>
+              <w:rPr>
+                <w:vertAlign w:val="baseline"/>
+              </w:rPr>
+            </w:pPr>
+          </w:p>
+        </w:tc>
+        <w:tc>
+          <w:tcPr>
+            <w:tcW w:w="1011" w:type="dxa"/>
+          </w:tcPr>
+          <w:p>
+            <w:pPr>
+              <w:snapToGrid w:val="0"/>
+              <w:rPr>
+                <w:vertAlign w:val="baseline"/>
+              </w:rPr>
+            </w:pPr>
           </w:p>
         </w:tc>
         <w:tc>
@@ -1736,7 +1386,9 @@
             <w:insideV w:val="single" w:color="auto" w:sz="4" w:space="0"/>
           </w:tblBorders>
           <w:tblCellMar>
+            <w:top w:w="0" w:type="dxa"/>
             <w:left w:w="108" w:type="dxa"/>
+            <w:bottom w:w="0" w:type="dxa"/>
             <w:right w:w="108" w:type="dxa"/>
           </w:tblCellMar>
         </w:tblPrEx>
@@ -1763,7 +1415,7 @@
                 <w:vertAlign w:val="baseline"/>
                 <w:lang w:val="en-US" w:eastAsia="zh-CN"/>
               </w:rPr>
-              <w:t>03134</w:t>
+              <w:t>03130</w:t>
             </w:r>
           </w:p>
         </w:tc>
@@ -1786,25 +1438,7 @@
                 <w:vertAlign w:val="baseline"/>
                 <w:lang w:val="en-US" w:eastAsia="zh-CN"/>
               </w:rPr>
-              <w:t>Si:60</w:t>
-            </w:r>
-          </w:p>
-          <w:p>
-            <w:pPr>
-              <w:snapToGrid w:val="0"/>
-              <w:rPr>
-                <w:rFonts w:hint="eastAsia"/>
-                <w:vertAlign w:val="baseline"/>
-                <w:lang w:val="en-US" w:eastAsia="zh-CN"/>
-              </w:rPr>
-            </w:pPr>
-            <w:r>
-              <w:rPr>
-                <w:rFonts w:hint="eastAsia"/>
-                <w:vertAlign w:val="baseline"/>
-                <w:lang w:val="en-US" w:eastAsia="zh-CN"/>
-              </w:rPr>
-              <w:t>Al:20</w:t>
+              <w:t>Si:56</w:t>
             </w:r>
           </w:p>
           <w:p>
@@ -1822,7 +1456,7 @@
                 <w:vertAlign w:val="baseline"/>
                 <w:lang w:val="en-US" w:eastAsia="zh-CN"/>
               </w:rPr>
-              <w:t>Na:19</w:t>
+              <w:t>Mg:42</w:t>
             </w:r>
           </w:p>
         </w:tc>
@@ -1845,7 +1479,7 @@
                 <w:vertAlign w:val="baseline"/>
                 <w:lang w:val="en-US" w:eastAsia="zh-CN"/>
               </w:rPr>
-              <w:t>0.9754</w:t>
+              <w:t>0.9640</w:t>
             </w:r>
           </w:p>
         </w:tc>
@@ -1868,7 +1502,7 @@
                 <w:vertAlign w:val="baseline"/>
                 <w:lang w:val="en-US" w:eastAsia="zh-CN"/>
               </w:rPr>
-              <w:t>0.9561</w:t>
+              <w:t>0.9481</w:t>
             </w:r>
           </w:p>
         </w:tc>
@@ -1891,7 +1525,7 @@
                 <w:vertAlign w:val="baseline"/>
                 <w:lang w:val="en-US" w:eastAsia="zh-CN"/>
               </w:rPr>
-              <w:t>0.9300</w:t>
+              <w:t>0.9512</w:t>
             </w:r>
           </w:p>
         </w:tc>
@@ -1914,7 +1548,7 @@
                 <w:vertAlign w:val="baseline"/>
                 <w:lang w:val="en-US" w:eastAsia="zh-CN"/>
               </w:rPr>
-              <w:t>0.9231</w:t>
+              <w:t>s</w:t>
             </w:r>
           </w:p>
         </w:tc>
@@ -1937,7 +1571,7 @@
                 <w:vertAlign w:val="baseline"/>
                 <w:lang w:val="en-US" w:eastAsia="zh-CN"/>
               </w:rPr>
-              <w:t>0.9099</w:t>
+              <w:t>0.7661</w:t>
             </w:r>
           </w:p>
         </w:tc>
@@ -1960,8 +1594,36 @@
                 <w:vertAlign w:val="baseline"/>
                 <w:lang w:val="en-US" w:eastAsia="zh-CN"/>
               </w:rPr>
-              <w:t>0.7911</w:t>
-            </w:r>
+              <w:t>0.7952</w:t>
+            </w:r>
+          </w:p>
+        </w:tc>
+        <w:tc>
+          <w:tcPr>
+            <w:tcW w:w="1011" w:type="dxa"/>
+          </w:tcPr>
+          <w:p>
+            <w:pPr>
+              <w:snapToGrid w:val="0"/>
+              <w:rPr>
+                <w:rFonts w:hint="eastAsia" w:eastAsiaTheme="minorEastAsia"/>
+                <w:vertAlign w:val="baseline"/>
+                <w:lang w:val="en-US" w:eastAsia="zh-CN"/>
+              </w:rPr>
+            </w:pPr>
+          </w:p>
+        </w:tc>
+        <w:tc>
+          <w:tcPr>
+            <w:tcW w:w="1011" w:type="dxa"/>
+          </w:tcPr>
+          <w:p>
+            <w:pPr>
+              <w:snapToGrid w:val="0"/>
+              <w:rPr>
+                <w:vertAlign w:val="baseline"/>
+              </w:rPr>
+            </w:pPr>
           </w:p>
         </w:tc>
         <w:tc>
@@ -1983,34 +1645,8 @@
                 <w:vertAlign w:val="baseline"/>
                 <w:lang w:val="en-US" w:eastAsia="zh-CN"/>
               </w:rPr>
-              <w:t>0.8087</w:t>
-            </w:r>
-          </w:p>
-        </w:tc>
-        <w:tc>
-          <w:tcPr>
-            <w:tcW w:w="1011" w:type="dxa"/>
-          </w:tcPr>
-          <w:p>
-            <w:pPr>
-              <w:snapToGrid w:val="0"/>
-              <w:rPr>
-                <w:vertAlign w:val="baseline"/>
-              </w:rPr>
-            </w:pPr>
-          </w:p>
-        </w:tc>
-        <w:tc>
-          <w:tcPr>
-            <w:tcW w:w="1011" w:type="dxa"/>
-          </w:tcPr>
-          <w:p>
-            <w:pPr>
-              <w:snapToGrid w:val="0"/>
-              <w:rPr>
-                <w:vertAlign w:val="baseline"/>
-              </w:rPr>
-            </w:pPr>
+              <w:t>0.0932</w:t>
+            </w:r>
           </w:p>
         </w:tc>
         <w:tc>
@@ -2115,7 +1751,9 @@
             <w:insideV w:val="single" w:color="auto" w:sz="4" w:space="0"/>
           </w:tblBorders>
           <w:tblCellMar>
+            <w:top w:w="0" w:type="dxa"/>
             <w:left w:w="108" w:type="dxa"/>
+            <w:bottom w:w="0" w:type="dxa"/>
             <w:right w:w="108" w:type="dxa"/>
           </w:tblCellMar>
         </w:tblPrEx>
@@ -2142,7 +1780,7 @@
                 <w:vertAlign w:val="baseline"/>
                 <w:lang w:val="en-US" w:eastAsia="zh-CN"/>
               </w:rPr>
-              <w:t>07103</w:t>
+              <w:t>03134</w:t>
             </w:r>
           </w:p>
         </w:tc>
@@ -2155,57 +1793,35 @@
               <w:snapToGrid w:val="0"/>
               <w:rPr>
                 <w:rFonts w:hint="eastAsia"/>
-                <w:color w:val="auto"/>
-                <w:highlight w:val="cyan"/>
-                <w:vertAlign w:val="baseline"/>
-                <w:lang w:val="en-US" w:eastAsia="zh-CN"/>
-              </w:rPr>
-            </w:pPr>
-            <w:r>
-              <w:rPr>
-                <w:rFonts w:hint="eastAsia"/>
-                <w:color w:val="auto"/>
-                <w:highlight w:val="cyan"/>
-                <w:vertAlign w:val="baseline"/>
-                <w:lang w:val="en-US" w:eastAsia="zh-CN"/>
-              </w:rPr>
-              <w:t>Si:69</w:t>
-            </w:r>
-          </w:p>
-          <w:p>
-            <w:pPr>
-              <w:snapToGrid w:val="0"/>
-              <w:rPr>
-                <w:rFonts w:hint="eastAsia"/>
-                <w:vertAlign w:val="baseline"/>
-                <w:lang w:val="en-US" w:eastAsia="zh-CN"/>
-              </w:rPr>
-            </w:pPr>
-            <w:r>
-              <w:rPr>
-                <w:rFonts w:hint="eastAsia"/>
-                <w:vertAlign w:val="baseline"/>
-                <w:lang w:val="en-US" w:eastAsia="zh-CN"/>
-              </w:rPr>
-              <w:t>Al:15</w:t>
-            </w:r>
-          </w:p>
-          <w:p>
-            <w:pPr>
-              <w:snapToGrid w:val="0"/>
-              <w:rPr>
-                <w:rFonts w:hint="eastAsia"/>
-                <w:vertAlign w:val="baseline"/>
-                <w:lang w:val="en-US" w:eastAsia="zh-CN"/>
-              </w:rPr>
-            </w:pPr>
-            <w:r>
-              <w:rPr>
-                <w:rFonts w:hint="eastAsia"/>
-                <w:vertAlign w:val="baseline"/>
-                <w:lang w:val="en-US" w:eastAsia="zh-CN"/>
-              </w:rPr>
-              <w:t>K:6</w:t>
+                <w:vertAlign w:val="baseline"/>
+                <w:lang w:val="en-US" w:eastAsia="zh-CN"/>
+              </w:rPr>
+            </w:pPr>
+            <w:r>
+              <w:rPr>
+                <w:rFonts w:hint="eastAsia"/>
+                <w:vertAlign w:val="baseline"/>
+                <w:lang w:val="en-US" w:eastAsia="zh-CN"/>
+              </w:rPr>
+              <w:t>Si:60</w:t>
+            </w:r>
+          </w:p>
+          <w:p>
+            <w:pPr>
+              <w:snapToGrid w:val="0"/>
+              <w:rPr>
+                <w:rFonts w:hint="eastAsia"/>
+                <w:vertAlign w:val="baseline"/>
+                <w:lang w:val="en-US" w:eastAsia="zh-CN"/>
+              </w:rPr>
+            </w:pPr>
+            <w:r>
+              <w:rPr>
+                <w:rFonts w:hint="eastAsia"/>
+                <w:vertAlign w:val="baseline"/>
+                <w:lang w:val="en-US" w:eastAsia="zh-CN"/>
+              </w:rPr>
+              <w:t>Al:20</w:t>
             </w:r>
           </w:p>
           <w:p>
@@ -2223,7 +1839,7 @@
                 <w:vertAlign w:val="baseline"/>
                 <w:lang w:val="en-US" w:eastAsia="zh-CN"/>
               </w:rPr>
-              <w:t>Na:5</w:t>
+              <w:t>Na:19</w:t>
             </w:r>
           </w:p>
         </w:tc>
@@ -2246,62 +1862,8 @@
                 <w:vertAlign w:val="baseline"/>
                 <w:lang w:val="en-US" w:eastAsia="zh-CN"/>
               </w:rPr>
-              <w:t>0.9909</w:t>
-            </w:r>
-          </w:p>
-        </w:tc>
-        <w:tc>
-          <w:tcPr>
-            <w:tcW w:w="1011" w:type="dxa"/>
-          </w:tcPr>
-          <w:p>
-            <w:pPr>
-              <w:snapToGrid w:val="0"/>
-              <w:rPr>
-                <w:rFonts w:hint="eastAsia" w:eastAsiaTheme="minorEastAsia"/>
-                <w:vertAlign w:val="baseline"/>
-                <w:lang w:val="en-US" w:eastAsia="zh-CN"/>
-              </w:rPr>
-            </w:pPr>
-          </w:p>
-        </w:tc>
-        <w:tc>
-          <w:tcPr>
-            <w:tcW w:w="1011" w:type="dxa"/>
-          </w:tcPr>
-          <w:p>
-            <w:pPr>
-              <w:snapToGrid w:val="0"/>
-              <w:rPr>
-                <w:vertAlign w:val="baseline"/>
-              </w:rPr>
-            </w:pPr>
-          </w:p>
-        </w:tc>
-        <w:tc>
-          <w:tcPr>
-            <w:tcW w:w="1011" w:type="dxa"/>
-          </w:tcPr>
-          <w:p>
-            <w:pPr>
-              <w:snapToGrid w:val="0"/>
-              <w:rPr>
-                <w:vertAlign w:val="baseline"/>
-              </w:rPr>
-            </w:pPr>
-          </w:p>
-        </w:tc>
-        <w:tc>
-          <w:tcPr>
-            <w:tcW w:w="1011" w:type="dxa"/>
-          </w:tcPr>
-          <w:p>
-            <w:pPr>
-              <w:snapToGrid w:val="0"/>
-              <w:rPr>
-                <w:vertAlign w:val="baseline"/>
-              </w:rPr>
-            </w:pPr>
+              <w:t>0.9754</w:t>
+            </w:r>
           </w:p>
         </w:tc>
         <w:tc>
@@ -2323,21 +1885,123 @@
                 <w:vertAlign w:val="baseline"/>
                 <w:lang w:val="en-US" w:eastAsia="zh-CN"/>
               </w:rPr>
-              <w:t>0.7368</w:t>
-            </w:r>
-          </w:p>
-        </w:tc>
-        <w:tc>
-          <w:tcPr>
-            <w:tcW w:w="1011" w:type="dxa"/>
-          </w:tcPr>
-          <w:p>
-            <w:pPr>
-              <w:snapToGrid w:val="0"/>
-              <w:rPr>
-                <w:vertAlign w:val="baseline"/>
-              </w:rPr>
-            </w:pPr>
+              <w:t>0.9561</w:t>
+            </w:r>
+          </w:p>
+        </w:tc>
+        <w:tc>
+          <w:tcPr>
+            <w:tcW w:w="1011" w:type="dxa"/>
+          </w:tcPr>
+          <w:p>
+            <w:pPr>
+              <w:snapToGrid w:val="0"/>
+              <w:rPr>
+                <w:rFonts w:hint="default" w:eastAsiaTheme="minorEastAsia"/>
+                <w:vertAlign w:val="baseline"/>
+                <w:lang w:val="en-US" w:eastAsia="zh-CN"/>
+              </w:rPr>
+            </w:pPr>
+            <w:r>
+              <w:rPr>
+                <w:rFonts w:hint="eastAsia"/>
+                <w:vertAlign w:val="baseline"/>
+                <w:lang w:val="en-US" w:eastAsia="zh-CN"/>
+              </w:rPr>
+              <w:t>0.9300</w:t>
+            </w:r>
+          </w:p>
+        </w:tc>
+        <w:tc>
+          <w:tcPr>
+            <w:tcW w:w="1011" w:type="dxa"/>
+          </w:tcPr>
+          <w:p>
+            <w:pPr>
+              <w:snapToGrid w:val="0"/>
+              <w:rPr>
+                <w:rFonts w:hint="default" w:eastAsiaTheme="minorEastAsia"/>
+                <w:vertAlign w:val="baseline"/>
+                <w:lang w:val="en-US" w:eastAsia="zh-CN"/>
+              </w:rPr>
+            </w:pPr>
+            <w:r>
+              <w:rPr>
+                <w:rFonts w:hint="eastAsia"/>
+                <w:vertAlign w:val="baseline"/>
+                <w:lang w:val="en-US" w:eastAsia="zh-CN"/>
+              </w:rPr>
+              <w:t>0.9231</w:t>
+            </w:r>
+          </w:p>
+        </w:tc>
+        <w:tc>
+          <w:tcPr>
+            <w:tcW w:w="1011" w:type="dxa"/>
+          </w:tcPr>
+          <w:p>
+            <w:pPr>
+              <w:snapToGrid w:val="0"/>
+              <w:rPr>
+                <w:rFonts w:hint="default" w:eastAsiaTheme="minorEastAsia"/>
+                <w:vertAlign w:val="baseline"/>
+                <w:lang w:val="en-US" w:eastAsia="zh-CN"/>
+              </w:rPr>
+            </w:pPr>
+            <w:r>
+              <w:rPr>
+                <w:rFonts w:hint="eastAsia"/>
+                <w:vertAlign w:val="baseline"/>
+                <w:lang w:val="en-US" w:eastAsia="zh-CN"/>
+              </w:rPr>
+              <w:t>0.9099</w:t>
+            </w:r>
+          </w:p>
+        </w:tc>
+        <w:tc>
+          <w:tcPr>
+            <w:tcW w:w="1011" w:type="dxa"/>
+          </w:tcPr>
+          <w:p>
+            <w:pPr>
+              <w:snapToGrid w:val="0"/>
+              <w:rPr>
+                <w:rFonts w:hint="default" w:eastAsiaTheme="minorEastAsia"/>
+                <w:vertAlign w:val="baseline"/>
+                <w:lang w:val="en-US" w:eastAsia="zh-CN"/>
+              </w:rPr>
+            </w:pPr>
+            <w:r>
+              <w:rPr>
+                <w:rFonts w:hint="eastAsia"/>
+                <w:vertAlign w:val="baseline"/>
+                <w:lang w:val="en-US" w:eastAsia="zh-CN"/>
+              </w:rPr>
+              <w:t>0.7911</w:t>
+            </w:r>
+          </w:p>
+        </w:tc>
+        <w:tc>
+          <w:tcPr>
+            <w:tcW w:w="1011" w:type="dxa"/>
+          </w:tcPr>
+          <w:p>
+            <w:pPr>
+              <w:snapToGrid w:val="0"/>
+              <w:rPr>
+                <w:rFonts w:hint="default" w:eastAsiaTheme="minorEastAsia"/>
+                <w:vertAlign w:val="baseline"/>
+                <w:lang w:val="en-US" w:eastAsia="zh-CN"/>
+              </w:rPr>
+            </w:pPr>
+            <w:r>
+              <w:rPr>
+                <w:rFonts w:hint="eastAsia"/>
+                <w:vertAlign w:val="baseline"/>
+                <w:lang w:val="en-US" w:eastAsia="zh-CN"/>
+              </w:rPr>
+              <w:t>0.8087</w:t>
+            </w:r>
           </w:p>
         </w:tc>
         <w:tc>
@@ -2468,7 +2132,9 @@
             <w:insideV w:val="single" w:color="auto" w:sz="4" w:space="0"/>
           </w:tblBorders>
           <w:tblCellMar>
+            <w:top w:w="0" w:type="dxa"/>
             <w:left w:w="108" w:type="dxa"/>
+            <w:bottom w:w="0" w:type="dxa"/>
             <w:right w:w="108" w:type="dxa"/>
           </w:tblCellMar>
         </w:tblPrEx>
@@ -2495,7 +2161,7 @@
                 <w:vertAlign w:val="baseline"/>
                 <w:lang w:val="en-US" w:eastAsia="zh-CN"/>
               </w:rPr>
-              <w:t>07105</w:t>
+              <w:t>07103</w:t>
             </w:r>
           </w:p>
         </w:tc>
@@ -2508,19 +2174,21 @@
               <w:snapToGrid w:val="0"/>
               <w:rPr>
                 <w:rFonts w:hint="eastAsia"/>
-                <w:highlight w:val="cyan"/>
-                <w:vertAlign w:val="baseline"/>
-                <w:lang w:val="en-US" w:eastAsia="zh-CN"/>
-              </w:rPr>
-            </w:pPr>
-            <w:r>
-              <w:rPr>
-                <w:rFonts w:hint="eastAsia"/>
-                <w:highlight w:val="cyan"/>
-                <w:vertAlign w:val="baseline"/>
-                <w:lang w:val="en-US" w:eastAsia="zh-CN"/>
-              </w:rPr>
-              <w:t>Si:43</w:t>
+                <w:color w:val="auto"/>
+                <w:highlight w:val="none"/>
+                <w:vertAlign w:val="baseline"/>
+                <w:lang w:val="en-US" w:eastAsia="zh-CN"/>
+              </w:rPr>
+            </w:pPr>
+            <w:r>
+              <w:rPr>
+                <w:rFonts w:hint="eastAsia"/>
+                <w:color w:val="auto"/>
+                <w:highlight w:val="none"/>
+                <w:vertAlign w:val="baseline"/>
+                <w:lang w:val="en-US" w:eastAsia="zh-CN"/>
+              </w:rPr>
+              <w:t>Si:69</w:t>
             </w:r>
           </w:p>
           <w:p>
@@ -2546,59 +2214,17 @@
               <w:snapToGrid w:val="0"/>
               <w:rPr>
                 <w:rFonts w:hint="eastAsia"/>
-                <w:highlight w:val="cyan"/>
-                <w:vertAlign w:val="baseline"/>
-                <w:lang w:val="en-US" w:eastAsia="zh-CN"/>
-              </w:rPr>
-            </w:pPr>
-            <w:r>
-              <w:rPr>
-                <w:rFonts w:hint="eastAsia"/>
-                <w:highlight w:val="cyan"/>
-                <w:vertAlign w:val="baseline"/>
-                <w:lang w:val="en-US" w:eastAsia="zh-CN"/>
-              </w:rPr>
-              <w:t>Fe:9</w:t>
-            </w:r>
-          </w:p>
-          <w:p>
-            <w:pPr>
-              <w:snapToGrid w:val="0"/>
-              <w:rPr>
-                <w:rFonts w:hint="eastAsia"/>
-                <w:highlight w:val="none"/>
-                <w:vertAlign w:val="baseline"/>
-                <w:lang w:val="en-US" w:eastAsia="zh-CN"/>
-              </w:rPr>
-            </w:pPr>
-            <w:r>
-              <w:rPr>
-                <w:rFonts w:hint="eastAsia"/>
-                <w:highlight w:val="none"/>
-                <w:vertAlign w:val="baseline"/>
-                <w:lang w:val="en-US" w:eastAsia="zh-CN"/>
-              </w:rPr>
-              <w:t>Ca:9</w:t>
-            </w:r>
-          </w:p>
-          <w:p>
-            <w:pPr>
-              <w:snapToGrid w:val="0"/>
-              <w:rPr>
-                <w:rFonts w:hint="eastAsia"/>
-                <w:highlight w:val="cyan"/>
-                <w:vertAlign w:val="baseline"/>
-                <w:lang w:val="en-US" w:eastAsia="zh-CN"/>
-              </w:rPr>
-            </w:pPr>
-            <w:r>
-              <w:rPr>
-                <w:rFonts w:hint="eastAsia"/>
-                <w:highlight w:val="cyan"/>
-                <w:vertAlign w:val="baseline"/>
-                <w:lang w:val="en-US" w:eastAsia="zh-CN"/>
-              </w:rPr>
-              <w:t>K:2</w:t>
+                <w:vertAlign w:val="baseline"/>
+                <w:lang w:val="en-US" w:eastAsia="zh-CN"/>
+              </w:rPr>
+            </w:pPr>
+            <w:r>
+              <w:rPr>
+                <w:rFonts w:hint="eastAsia"/>
+                <w:vertAlign w:val="baseline"/>
+                <w:lang w:val="en-US" w:eastAsia="zh-CN"/>
+              </w:rPr>
+              <w:t>K:6</w:t>
             </w:r>
           </w:p>
           <w:p>
@@ -2606,104 +2232,18 @@
               <w:snapToGrid w:val="0"/>
               <w:rPr>
                 <w:rFonts w:hint="default"/>
-                <w:highlight w:val="cyan"/>
-                <w:vertAlign w:val="baseline"/>
-                <w:lang w:val="en-US" w:eastAsia="zh-CN"/>
-              </w:rPr>
-            </w:pPr>
-            <w:r>
-              <w:rPr>
-                <w:rFonts w:hint="eastAsia"/>
-                <w:highlight w:val="cyan"/>
-                <w:vertAlign w:val="baseline"/>
-                <w:lang w:val="en-US" w:eastAsia="zh-CN"/>
-              </w:rPr>
-              <w:t>Na:6</w:t>
-            </w:r>
-          </w:p>
-          <w:p>
-            <w:pPr>
-              <w:snapToGrid w:val="0"/>
-              <w:rPr>
-                <w:rFonts w:hint="default"/>
-                <w:vertAlign w:val="baseline"/>
-                <w:lang w:val="en-US" w:eastAsia="zh-CN"/>
-              </w:rPr>
-            </w:pPr>
-            <w:r>
-              <w:rPr>
-                <w:rFonts w:hint="eastAsia"/>
-                <w:highlight w:val="cyan"/>
-                <w:vertAlign w:val="baseline"/>
-                <w:lang w:val="en-US" w:eastAsia="zh-CN"/>
-              </w:rPr>
-              <w:t>Mg:11</w:t>
-            </w:r>
-          </w:p>
-        </w:tc>
-        <w:tc>
-          <w:tcPr>
-            <w:tcW w:w="1011" w:type="dxa"/>
-          </w:tcPr>
-          <w:p>
-            <w:pPr>
-              <w:snapToGrid w:val="0"/>
-              <w:rPr>
-                <w:vertAlign w:val="baseline"/>
-              </w:rPr>
-            </w:pPr>
-          </w:p>
-        </w:tc>
-        <w:tc>
-          <w:tcPr>
-            <w:tcW w:w="1011" w:type="dxa"/>
-          </w:tcPr>
-          <w:p>
-            <w:pPr>
-              <w:snapToGrid w:val="0"/>
-              <w:rPr>
-                <w:vertAlign w:val="baseline"/>
-              </w:rPr>
-            </w:pPr>
-          </w:p>
-        </w:tc>
-        <w:tc>
-          <w:tcPr>
-            <w:tcW w:w="1011" w:type="dxa"/>
-          </w:tcPr>
-          <w:p>
-            <w:pPr>
-              <w:snapToGrid w:val="0"/>
-              <w:rPr>
-                <w:vertAlign w:val="baseline"/>
-              </w:rPr>
-            </w:pPr>
-          </w:p>
-        </w:tc>
-        <w:tc>
-          <w:tcPr>
-            <w:tcW w:w="1011" w:type="dxa"/>
-          </w:tcPr>
-          <w:p>
-            <w:pPr>
-              <w:snapToGrid w:val="0"/>
-              <w:rPr>
-                <w:vertAlign w:val="baseline"/>
-              </w:rPr>
-            </w:pPr>
-          </w:p>
-        </w:tc>
-        <w:tc>
-          <w:tcPr>
-            <w:tcW w:w="1011" w:type="dxa"/>
-          </w:tcPr>
-          <w:p>
-            <w:pPr>
-              <w:snapToGrid w:val="0"/>
-              <w:rPr>
-                <w:vertAlign w:val="baseline"/>
-              </w:rPr>
-            </w:pPr>
+                <w:vertAlign w:val="baseline"/>
+                <w:lang w:val="en-US" w:eastAsia="zh-CN"/>
+              </w:rPr>
+            </w:pPr>
+            <w:r>
+              <w:rPr>
+                <w:rFonts w:hint="eastAsia"/>
+                <w:vertAlign w:val="baseline"/>
+                <w:lang w:val="en-US" w:eastAsia="zh-CN"/>
+              </w:rPr>
+              <w:t>Na:5</w:t>
+            </w:r>
           </w:p>
         </w:tc>
         <w:tc>
@@ -2725,7 +2265,84 @@
                 <w:vertAlign w:val="baseline"/>
                 <w:lang w:val="en-US" w:eastAsia="zh-CN"/>
               </w:rPr>
-              <w:t>0.7528</w:t>
+              <w:t>0.9909</w:t>
+            </w:r>
+          </w:p>
+        </w:tc>
+        <w:tc>
+          <w:tcPr>
+            <w:tcW w:w="1011" w:type="dxa"/>
+          </w:tcPr>
+          <w:p>
+            <w:pPr>
+              <w:snapToGrid w:val="0"/>
+              <w:rPr>
+                <w:rFonts w:hint="eastAsia" w:eastAsiaTheme="minorEastAsia"/>
+                <w:vertAlign w:val="baseline"/>
+                <w:lang w:val="en-US" w:eastAsia="zh-CN"/>
+              </w:rPr>
+            </w:pPr>
+          </w:p>
+        </w:tc>
+        <w:tc>
+          <w:tcPr>
+            <w:tcW w:w="1011" w:type="dxa"/>
+          </w:tcPr>
+          <w:p>
+            <w:pPr>
+              <w:snapToGrid w:val="0"/>
+              <w:rPr>
+                <w:vertAlign w:val="baseline"/>
+              </w:rPr>
+            </w:pPr>
+          </w:p>
+        </w:tc>
+        <w:tc>
+          <w:tcPr>
+            <w:tcW w:w="1011" w:type="dxa"/>
+          </w:tcPr>
+          <w:p>
+            <w:pPr>
+              <w:snapToGrid w:val="0"/>
+              <w:rPr>
+                <w:vertAlign w:val="baseline"/>
+              </w:rPr>
+            </w:pPr>
+          </w:p>
+        </w:tc>
+        <w:tc>
+          <w:tcPr>
+            <w:tcW w:w="1011" w:type="dxa"/>
+          </w:tcPr>
+          <w:p>
+            <w:pPr>
+              <w:snapToGrid w:val="0"/>
+              <w:rPr>
+                <w:vertAlign w:val="baseline"/>
+              </w:rPr>
+            </w:pPr>
+          </w:p>
+        </w:tc>
+        <w:tc>
+          <w:tcPr>
+            <w:tcW w:w="1011" w:type="dxa"/>
+          </w:tcPr>
+          <w:p>
+            <w:pPr>
+              <w:snapToGrid w:val="0"/>
+              <w:rPr>
+                <w:rFonts w:hint="default" w:eastAsiaTheme="minorEastAsia"/>
+                <w:vertAlign w:val="baseline"/>
+                <w:lang w:val="en-US" w:eastAsia="zh-CN"/>
+              </w:rPr>
+            </w:pPr>
+            <w:r>
+              <w:rPr>
+                <w:rFonts w:hint="eastAsia"/>
+                <w:vertAlign w:val="baseline"/>
+                <w:lang w:val="en-US" w:eastAsia="zh-CN"/>
+              </w:rPr>
+              <w:t>0.7368</w:t>
             </w:r>
           </w:p>
         </w:tc>
@@ -2870,7 +2487,9 @@
             <w:insideV w:val="single" w:color="auto" w:sz="4" w:space="0"/>
           </w:tblBorders>
           <w:tblCellMar>
+            <w:top w:w="0" w:type="dxa"/>
             <w:left w:w="108" w:type="dxa"/>
+            <w:bottom w:w="0" w:type="dxa"/>
             <w:right w:w="108" w:type="dxa"/>
           </w:tblCellMar>
         </w:tblPrEx>
@@ -2886,30 +2505,128 @@
             <w:pPr>
               <w:snapToGrid w:val="0"/>
               <w:rPr>
+                <w:rFonts w:hint="default" w:eastAsiaTheme="minorEastAsia"/>
+                <w:vertAlign w:val="baseline"/>
+                <w:lang w:val="en-US" w:eastAsia="zh-CN"/>
+              </w:rPr>
+            </w:pPr>
+            <w:r>
+              <w:rPr>
+                <w:rFonts w:hint="eastAsia"/>
+                <w:vertAlign w:val="baseline"/>
+                <w:lang w:val="en-US" w:eastAsia="zh-CN"/>
+              </w:rPr>
+              <w:t>07105</w:t>
+            </w:r>
+          </w:p>
+        </w:tc>
+        <w:tc>
+          <w:tcPr>
+            <w:tcW w:w="1232" w:type="dxa"/>
+          </w:tcPr>
+          <w:p>
+            <w:pPr>
+              <w:snapToGrid w:val="0"/>
+              <w:rPr>
+                <w:rFonts w:hint="eastAsia"/>
+                <w:highlight w:val="none"/>
+                <w:vertAlign w:val="baseline"/>
+                <w:lang w:val="en-US" w:eastAsia="zh-CN"/>
+              </w:rPr>
+            </w:pPr>
+            <w:r>
+              <w:rPr>
+                <w:rFonts w:hint="eastAsia"/>
+                <w:highlight w:val="none"/>
+                <w:vertAlign w:val="baseline"/>
+                <w:lang w:val="en-US" w:eastAsia="zh-CN"/>
+              </w:rPr>
+              <w:t>Si:43</w:t>
+            </w:r>
+          </w:p>
+          <w:p>
+            <w:pPr>
+              <w:snapToGrid w:val="0"/>
+              <w:rPr>
+                <w:rFonts w:hint="eastAsia"/>
+                <w:vertAlign w:val="baseline"/>
+                <w:lang w:val="en-US" w:eastAsia="zh-CN"/>
+              </w:rPr>
+            </w:pPr>
+            <w:r>
+              <w:rPr>
+                <w:rFonts w:hint="eastAsia"/>
+                <w:vertAlign w:val="baseline"/>
+                <w:lang w:val="en-US" w:eastAsia="zh-CN"/>
+              </w:rPr>
+              <w:t>Al:15</w:t>
+            </w:r>
+          </w:p>
+          <w:p>
+            <w:pPr>
+              <w:snapToGrid w:val="0"/>
+              <w:rPr>
+                <w:rFonts w:hint="eastAsia"/>
+                <w:highlight w:val="none"/>
+                <w:vertAlign w:val="baseline"/>
+                <w:lang w:val="en-US" w:eastAsia="zh-CN"/>
+              </w:rPr>
+            </w:pPr>
+            <w:r>
+              <w:rPr>
+                <w:rFonts w:hint="eastAsia"/>
+                <w:highlight w:val="none"/>
+                <w:vertAlign w:val="baseline"/>
+                <w:lang w:val="en-US" w:eastAsia="zh-CN"/>
+              </w:rPr>
+              <w:t>Fe:9</w:t>
+            </w:r>
+          </w:p>
+          <w:p>
+            <w:pPr>
+              <w:snapToGrid w:val="0"/>
+              <w:rPr>
+                <w:rFonts w:hint="eastAsia"/>
+                <w:highlight w:val="none"/>
+                <w:vertAlign w:val="baseline"/>
+                <w:lang w:val="en-US" w:eastAsia="zh-CN"/>
+              </w:rPr>
+            </w:pPr>
+            <w:r>
+              <w:rPr>
+                <w:rFonts w:hint="eastAsia"/>
+                <w:highlight w:val="none"/>
+                <w:vertAlign w:val="baseline"/>
+                <w:lang w:val="en-US" w:eastAsia="zh-CN"/>
+              </w:rPr>
+              <w:t>Ca:9</w:t>
+            </w:r>
+          </w:p>
+          <w:p>
+            <w:pPr>
+              <w:snapToGrid w:val="0"/>
+              <w:rPr>
+                <w:rFonts w:hint="eastAsia"/>
+                <w:highlight w:val="cyan"/>
+                <w:vertAlign w:val="baseline"/>
+                <w:lang w:val="en-US" w:eastAsia="zh-CN"/>
+              </w:rPr>
+            </w:pPr>
+            <w:r>
+              <w:rPr>
+                <w:rFonts w:hint="eastAsia"/>
+                <w:highlight w:val="cyan"/>
+                <w:vertAlign w:val="baseline"/>
+                <w:lang w:val="en-US" w:eastAsia="zh-CN"/>
+              </w:rPr>
+              <w:t>K:2</w:t>
+            </w:r>
+          </w:p>
+          <w:p>
+            <w:pPr>
+              <w:snapToGrid w:val="0"/>
+              <w:rPr>
                 <w:rFonts w:hint="default"/>
-                <w:vertAlign w:val="baseline"/>
-                <w:lang w:val="en-US" w:eastAsia="zh-CN"/>
-              </w:rPr>
-            </w:pPr>
-            <w:r>
-              <w:rPr>
-                <w:rFonts w:hint="eastAsia"/>
-                <w:vertAlign w:val="baseline"/>
-                <w:lang w:val="en-US" w:eastAsia="zh-CN"/>
-              </w:rPr>
-              <w:t>07107</w:t>
-            </w:r>
-          </w:p>
-        </w:tc>
-        <w:tc>
-          <w:tcPr>
-            <w:tcW w:w="1232" w:type="dxa"/>
-          </w:tcPr>
-          <w:p>
-            <w:pPr>
-              <w:snapToGrid w:val="0"/>
-              <w:rPr>
-                <w:rFonts w:hint="eastAsia"/>
                 <w:highlight w:val="cyan"/>
                 <w:vertAlign w:val="baseline"/>
                 <w:lang w:val="en-US" w:eastAsia="zh-CN"/>
@@ -2922,65 +2639,7 @@
                 <w:vertAlign w:val="baseline"/>
                 <w:lang w:val="en-US" w:eastAsia="zh-CN"/>
               </w:rPr>
-              <w:t>Si:60</w:t>
-            </w:r>
-          </w:p>
-          <w:p>
-            <w:pPr>
-              <w:snapToGrid w:val="0"/>
-              <w:rPr>
-                <w:rFonts w:hint="eastAsia"/>
-                <w:vertAlign w:val="baseline"/>
-                <w:lang w:val="en-US" w:eastAsia="zh-CN"/>
-              </w:rPr>
-            </w:pPr>
-            <w:r>
-              <w:rPr>
-                <w:rFonts w:hint="eastAsia"/>
-                <w:vertAlign w:val="baseline"/>
-                <w:lang w:val="en-US" w:eastAsia="zh-CN"/>
-              </w:rPr>
-              <w:t>Al:22</w:t>
-            </w:r>
-          </w:p>
-          <w:p>
-            <w:pPr>
-              <w:snapToGrid w:val="0"/>
-              <w:rPr>
-                <w:rFonts w:hint="eastAsia"/>
-                <w:highlight w:val="cyan"/>
-                <w:vertAlign w:val="baseline"/>
-                <w:lang w:val="en-US" w:eastAsia="zh-CN"/>
-              </w:rPr>
-            </w:pPr>
-            <w:r>
-              <w:rPr>
-                <w:rFonts w:hint="eastAsia"/>
-                <w:highlight w:val="cyan"/>
-                <w:vertAlign w:val="baseline"/>
-                <w:lang w:val="en-US" w:eastAsia="zh-CN"/>
-              </w:rPr>
-              <w:t>Fe:6</w:t>
-            </w:r>
-          </w:p>
-          <w:p>
-            <w:pPr>
-              <w:snapToGrid w:val="0"/>
-              <w:rPr>
-                <w:rFonts w:hint="eastAsia"/>
-                <w:highlight w:val="cyan"/>
-                <w:vertAlign w:val="baseline"/>
-                <w:lang w:val="en-US" w:eastAsia="zh-CN"/>
-              </w:rPr>
-            </w:pPr>
-            <w:r>
-              <w:rPr>
-                <w:rFonts w:hint="eastAsia"/>
-                <w:highlight w:val="cyan"/>
-                <w:vertAlign w:val="baseline"/>
-                <w:lang w:val="en-US" w:eastAsia="zh-CN"/>
-              </w:rPr>
-              <w:t>K:5</w:t>
+              <w:t>Na:6</w:t>
             </w:r>
           </w:p>
           <w:p>
@@ -2995,12 +2654,77 @@
             <w:r>
               <w:rPr>
                 <w:rFonts w:hint="eastAsia"/>
-                <w:highlight w:val="cyan"/>
-                <w:vertAlign w:val="baseline"/>
-                <w:lang w:val="en-US" w:eastAsia="zh-CN"/>
-              </w:rPr>
-              <w:t>Mg:3</w:t>
-            </w:r>
+                <w:highlight w:val="none"/>
+                <w:vertAlign w:val="baseline"/>
+                <w:lang w:val="en-US" w:eastAsia="zh-CN"/>
+              </w:rPr>
+              <w:t>Mg:11</w:t>
+            </w:r>
+          </w:p>
+        </w:tc>
+        <w:tc>
+          <w:tcPr>
+            <w:tcW w:w="1011" w:type="dxa"/>
+          </w:tcPr>
+          <w:p>
+            <w:pPr>
+              <w:snapToGrid w:val="0"/>
+              <w:rPr>
+                <w:vertAlign w:val="baseline"/>
+              </w:rPr>
+            </w:pPr>
+          </w:p>
+        </w:tc>
+        <w:tc>
+          <w:tcPr>
+            <w:tcW w:w="1011" w:type="dxa"/>
+          </w:tcPr>
+          <w:p>
+            <w:pPr>
+              <w:snapToGrid w:val="0"/>
+              <w:rPr>
+                <w:vertAlign w:val="baseline"/>
+              </w:rPr>
+            </w:pPr>
+          </w:p>
+        </w:tc>
+        <w:tc>
+          <w:tcPr>
+            <w:tcW w:w="1011" w:type="dxa"/>
+          </w:tcPr>
+          <w:p>
+            <w:pPr>
+              <w:snapToGrid w:val="0"/>
+              <w:rPr>
+                <w:vertAlign w:val="baseline"/>
+              </w:rPr>
+            </w:pPr>
+          </w:p>
+        </w:tc>
+        <w:tc>
+          <w:tcPr>
+            <w:tcW w:w="1011" w:type="dxa"/>
+          </w:tcPr>
+          <w:p>
+            <w:pPr>
+              <w:snapToGrid w:val="0"/>
+              <w:rPr>
+                <w:vertAlign w:val="baseline"/>
+              </w:rPr>
+            </w:pPr>
+          </w:p>
+        </w:tc>
+        <w:tc>
+          <w:tcPr>
+            <w:tcW w:w="1011" w:type="dxa"/>
+          </w:tcPr>
+          <w:p>
+            <w:pPr>
+              <w:snapToGrid w:val="0"/>
+              <w:rPr>
+                <w:vertAlign w:val="baseline"/>
+              </w:rPr>
+            </w:pPr>
           </w:p>
         </w:tc>
         <w:tc>
@@ -3022,82 +2746,7 @@
                 <w:vertAlign w:val="baseline"/>
                 <w:lang w:val="en-US" w:eastAsia="zh-CN"/>
               </w:rPr>
-              <w:t>0.9870</w:t>
-            </w:r>
-          </w:p>
-        </w:tc>
-        <w:tc>
-          <w:tcPr>
-            <w:tcW w:w="1011" w:type="dxa"/>
-          </w:tcPr>
-          <w:p>
-            <w:pPr>
-              <w:snapToGrid w:val="0"/>
-              <w:rPr>
-                <w:vertAlign w:val="baseline"/>
-              </w:rPr>
-            </w:pPr>
-          </w:p>
-        </w:tc>
-        <w:tc>
-          <w:tcPr>
-            <w:tcW w:w="1011" w:type="dxa"/>
-          </w:tcPr>
-          <w:p>
-            <w:pPr>
-              <w:snapToGrid w:val="0"/>
-              <w:rPr>
-                <w:vertAlign w:val="baseline"/>
-              </w:rPr>
-            </w:pPr>
-          </w:p>
-        </w:tc>
-        <w:tc>
-          <w:tcPr>
-            <w:tcW w:w="1011" w:type="dxa"/>
-          </w:tcPr>
-          <w:p>
-            <w:pPr>
-              <w:snapToGrid w:val="0"/>
-              <w:rPr>
-                <w:vertAlign w:val="baseline"/>
-              </w:rPr>
-            </w:pPr>
-          </w:p>
-        </w:tc>
-        <w:tc>
-          <w:tcPr>
-            <w:tcW w:w="1011" w:type="dxa"/>
-          </w:tcPr>
-          <w:p>
-            <w:pPr>
-              <w:snapToGrid w:val="0"/>
-              <w:rPr>
-                <w:vertAlign w:val="baseline"/>
-              </w:rPr>
-            </w:pPr>
-          </w:p>
-        </w:tc>
-        <w:tc>
-          <w:tcPr>
-            <w:tcW w:w="1011" w:type="dxa"/>
-          </w:tcPr>
-          <w:p>
-            <w:pPr>
-              <w:snapToGrid w:val="0"/>
-              <w:rPr>
-                <w:rFonts w:hint="default"/>
-                <w:vertAlign w:val="baseline"/>
-                <w:lang w:val="en-US" w:eastAsia="zh-CN"/>
-              </w:rPr>
-            </w:pPr>
-            <w:r>
-              <w:rPr>
-                <w:rFonts w:hint="eastAsia"/>
-                <w:vertAlign w:val="baseline"/>
-                <w:lang w:val="en-US" w:eastAsia="zh-CN"/>
-              </w:rPr>
-              <w:t>0.7133</w:t>
+              <w:t>0.7528</w:t>
             </w:r>
           </w:p>
         </w:tc>
@@ -3242,7 +2891,9 @@
             <w:insideV w:val="single" w:color="auto" w:sz="4" w:space="0"/>
           </w:tblBorders>
           <w:tblCellMar>
+            <w:top w:w="0" w:type="dxa"/>
             <w:left w:w="108" w:type="dxa"/>
+            <w:bottom w:w="0" w:type="dxa"/>
             <w:right w:w="108" w:type="dxa"/>
           </w:tblCellMar>
         </w:tblPrEx>
@@ -3269,7 +2920,7 @@
                 <w:vertAlign w:val="baseline"/>
                 <w:lang w:val="en-US" w:eastAsia="zh-CN"/>
               </w:rPr>
-              <w:t>07111</w:t>
+              <w:t>07107</w:t>
             </w:r>
           </w:p>
         </w:tc>
@@ -3282,6 +2933,64 @@
               <w:snapToGrid w:val="0"/>
               <w:rPr>
                 <w:rFonts w:hint="eastAsia"/>
+                <w:highlight w:val="none"/>
+                <w:vertAlign w:val="baseline"/>
+                <w:lang w:val="en-US" w:eastAsia="zh-CN"/>
+              </w:rPr>
+            </w:pPr>
+            <w:r>
+              <w:rPr>
+                <w:rFonts w:hint="eastAsia"/>
+                <w:highlight w:val="none"/>
+                <w:vertAlign w:val="baseline"/>
+                <w:lang w:val="en-US" w:eastAsia="zh-CN"/>
+              </w:rPr>
+              <w:t>Si:60</w:t>
+            </w:r>
+          </w:p>
+          <w:p>
+            <w:pPr>
+              <w:snapToGrid w:val="0"/>
+              <w:rPr>
+                <w:rFonts w:hint="eastAsia"/>
+                <w:vertAlign w:val="baseline"/>
+                <w:lang w:val="en-US" w:eastAsia="zh-CN"/>
+              </w:rPr>
+            </w:pPr>
+            <w:r>
+              <w:rPr>
+                <w:rFonts w:hint="eastAsia"/>
+                <w:vertAlign w:val="baseline"/>
+                <w:lang w:val="en-US" w:eastAsia="zh-CN"/>
+              </w:rPr>
+              <w:t>Al:22</w:t>
+            </w:r>
+          </w:p>
+          <w:p>
+            <w:pPr>
+              <w:snapToGrid w:val="0"/>
+              <w:rPr>
+                <w:rFonts w:hint="eastAsia"/>
+                <w:highlight w:val="none"/>
+                <w:vertAlign w:val="baseline"/>
+                <w:lang w:val="en-US" w:eastAsia="zh-CN"/>
+              </w:rPr>
+            </w:pPr>
+            <w:r>
+              <w:rPr>
+                <w:rFonts w:hint="eastAsia"/>
+                <w:highlight w:val="none"/>
+                <w:vertAlign w:val="baseline"/>
+                <w:lang w:val="en-US" w:eastAsia="zh-CN"/>
+              </w:rPr>
+              <w:t>Fe:6</w:t>
+            </w:r>
+          </w:p>
+          <w:p>
+            <w:pPr>
+              <w:snapToGrid w:val="0"/>
+              <w:rPr>
+                <w:rFonts w:hint="eastAsia"/>
                 <w:highlight w:val="cyan"/>
                 <w:vertAlign w:val="baseline"/>
                 <w:lang w:val="en-US" w:eastAsia="zh-CN"/>
@@ -3294,121 +3003,7 @@
                 <w:vertAlign w:val="baseline"/>
                 <w:lang w:val="en-US" w:eastAsia="zh-CN"/>
               </w:rPr>
-              <w:t>Si:56</w:t>
-            </w:r>
-          </w:p>
-          <w:p>
-            <w:pPr>
-              <w:snapToGrid w:val="0"/>
-              <w:rPr>
-                <w:rFonts w:hint="eastAsia"/>
-                <w:vertAlign w:val="baseline"/>
-                <w:lang w:val="en-US" w:eastAsia="zh-CN"/>
-              </w:rPr>
-            </w:pPr>
-            <w:r>
-              <w:rPr>
-                <w:rFonts w:hint="eastAsia"/>
-                <w:vertAlign w:val="baseline"/>
-                <w:lang w:val="en-US" w:eastAsia="zh-CN"/>
-              </w:rPr>
-              <w:t>Al:18</w:t>
-            </w:r>
-          </w:p>
-          <w:p>
-            <w:pPr>
-              <w:snapToGrid w:val="0"/>
-              <w:rPr>
-                <w:rFonts w:hint="eastAsia"/>
-                <w:highlight w:val="cyan"/>
-                <w:vertAlign w:val="baseline"/>
-                <w:lang w:val="en-US" w:eastAsia="zh-CN"/>
-              </w:rPr>
-            </w:pPr>
-            <w:r>
-              <w:rPr>
-                <w:rFonts w:hint="eastAsia"/>
-                <w:highlight w:val="cyan"/>
-                <w:vertAlign w:val="baseline"/>
-                <w:lang w:val="en-US" w:eastAsia="zh-CN"/>
-              </w:rPr>
-              <w:t>Fe:4</w:t>
-            </w:r>
-          </w:p>
-          <w:p>
-            <w:pPr>
-              <w:snapToGrid w:val="0"/>
-              <w:rPr>
-                <w:rFonts w:hint="eastAsia"/>
-                <w:vertAlign w:val="baseline"/>
-                <w:lang w:val="en-US" w:eastAsia="zh-CN"/>
-              </w:rPr>
-            </w:pPr>
-            <w:r>
-              <w:rPr>
-                <w:rFonts w:hint="eastAsia"/>
-                <w:vertAlign w:val="baseline"/>
-                <w:lang w:val="en-US" w:eastAsia="zh-CN"/>
-              </w:rPr>
-              <w:t>Ca:4.8</w:t>
-            </w:r>
-          </w:p>
-          <w:p>
-            <w:pPr>
-              <w:snapToGrid w:val="0"/>
-              <w:rPr>
-                <w:rFonts w:hint="eastAsia"/>
-                <w:highlight w:val="cyan"/>
-                <w:vertAlign w:val="baseline"/>
-                <w:lang w:val="en-US" w:eastAsia="zh-CN"/>
-              </w:rPr>
-            </w:pPr>
-            <w:r>
-              <w:rPr>
-                <w:rFonts w:hint="eastAsia"/>
-                <w:highlight w:val="cyan"/>
-                <w:vertAlign w:val="baseline"/>
-                <w:lang w:val="en-US" w:eastAsia="zh-CN"/>
-              </w:rPr>
-              <w:t>K:4</w:t>
-            </w:r>
-          </w:p>
-          <w:p>
-            <w:pPr>
-              <w:snapToGrid w:val="0"/>
-              <w:rPr>
-                <w:rFonts w:hint="eastAsia"/>
-                <w:highlight w:val="cyan"/>
-                <w:vertAlign w:val="baseline"/>
-                <w:lang w:val="en-US" w:eastAsia="zh-CN"/>
-              </w:rPr>
-            </w:pPr>
-            <w:r>
-              <w:rPr>
-                <w:rFonts w:hint="eastAsia"/>
-                <w:highlight w:val="cyan"/>
-                <w:vertAlign w:val="baseline"/>
-                <w:lang w:val="en-US" w:eastAsia="zh-CN"/>
-              </w:rPr>
-              <w:t>Na:7</w:t>
-            </w:r>
-          </w:p>
-          <w:p>
-            <w:pPr>
-              <w:snapToGrid w:val="0"/>
-              <w:rPr>
-                <w:rFonts w:hint="eastAsia"/>
-                <w:vertAlign w:val="baseline"/>
-                <w:lang w:val="en-US" w:eastAsia="zh-CN"/>
-              </w:rPr>
-            </w:pPr>
-            <w:r>
-              <w:rPr>
-                <w:rFonts w:hint="eastAsia"/>
-                <w:vertAlign w:val="baseline"/>
-                <w:lang w:val="en-US" w:eastAsia="zh-CN"/>
-              </w:rPr>
-              <w:t>Mg:4</w:t>
+              <w:t>K:5</w:t>
             </w:r>
           </w:p>
           <w:p>
@@ -3420,32 +3015,15 @@
                 <w:lang w:val="en-US" w:eastAsia="zh-CN"/>
               </w:rPr>
             </w:pPr>
-          </w:p>
-        </w:tc>
-        <w:tc>
-          <w:tcPr>
-            <w:tcW w:w="1011" w:type="dxa"/>
-          </w:tcPr>
-          <w:p>
-            <w:pPr>
-              <w:snapToGrid w:val="0"/>
-              <w:rPr>
-                <w:vertAlign w:val="baseline"/>
-              </w:rPr>
-            </w:pPr>
-          </w:p>
-        </w:tc>
-        <w:tc>
-          <w:tcPr>
-            <w:tcW w:w="1011" w:type="dxa"/>
-          </w:tcPr>
-          <w:p>
-            <w:pPr>
-              <w:snapToGrid w:val="0"/>
-              <w:rPr>
-                <w:vertAlign w:val="baseline"/>
-              </w:rPr>
-            </w:pPr>
+            <w:r>
+              <w:rPr>
+                <w:rFonts w:hint="eastAsia"/>
+                <w:highlight w:val="none"/>
+                <w:vertAlign w:val="baseline"/>
+                <w:lang w:val="en-US" w:eastAsia="zh-CN"/>
+              </w:rPr>
+              <w:t>Mg:3</w:t>
+            </w:r>
           </w:p>
         </w:tc>
         <w:tc>
@@ -3467,8 +3045,34 @@
                 <w:vertAlign w:val="baseline"/>
                 <w:lang w:val="en-US" w:eastAsia="zh-CN"/>
               </w:rPr>
-              <w:t>0.6531</w:t>
-            </w:r>
+              <w:t>0.9870</w:t>
+            </w:r>
+          </w:p>
+        </w:tc>
+        <w:tc>
+          <w:tcPr>
+            <w:tcW w:w="1011" w:type="dxa"/>
+          </w:tcPr>
+          <w:p>
+            <w:pPr>
+              <w:snapToGrid w:val="0"/>
+              <w:rPr>
+                <w:vertAlign w:val="baseline"/>
+              </w:rPr>
+            </w:pPr>
+          </w:p>
+        </w:tc>
+        <w:tc>
+          <w:tcPr>
+            <w:tcW w:w="1011" w:type="dxa"/>
+          </w:tcPr>
+          <w:p>
+            <w:pPr>
+              <w:snapToGrid w:val="0"/>
+              <w:rPr>
+                <w:vertAlign w:val="baseline"/>
+              </w:rPr>
+            </w:pPr>
           </w:p>
         </w:tc>
         <w:tc>
@@ -3516,44 +3120,34 @@
                 <w:vertAlign w:val="baseline"/>
                 <w:lang w:val="en-US" w:eastAsia="zh-CN"/>
               </w:rPr>
-              <w:t>0.7265</w:t>
-            </w:r>
-          </w:p>
-        </w:tc>
-        <w:tc>
-          <w:tcPr>
-            <w:tcW w:w="1011" w:type="dxa"/>
-          </w:tcPr>
-          <w:p>
-            <w:pPr>
-              <w:snapToGrid w:val="0"/>
-              <w:rPr>
-                <w:vertAlign w:val="baseline"/>
-              </w:rPr>
-            </w:pPr>
-          </w:p>
-        </w:tc>
-        <w:tc>
-          <w:tcPr>
-            <w:tcW w:w="1011" w:type="dxa"/>
-          </w:tcPr>
-          <w:p>
-            <w:pPr>
-              <w:snapToGrid w:val="0"/>
-              <w:rPr>
-                <w:rFonts w:hint="default" w:eastAsiaTheme="minorEastAsia"/>
-                <w:vertAlign w:val="baseline"/>
-                <w:lang w:val="en-US" w:eastAsia="zh-CN"/>
-              </w:rPr>
-            </w:pPr>
-            <w:r>
-              <w:rPr>
-                <w:rFonts w:hint="eastAsia"/>
-                <w:vertAlign w:val="baseline"/>
-                <w:lang w:val="en-US" w:eastAsia="zh-CN"/>
-              </w:rPr>
-              <w:t>0.7002</w:t>
-            </w:r>
+              <w:t>0.7133</w:t>
+            </w:r>
+          </w:p>
+        </w:tc>
+        <w:tc>
+          <w:tcPr>
+            <w:tcW w:w="1011" w:type="dxa"/>
+          </w:tcPr>
+          <w:p>
+            <w:pPr>
+              <w:snapToGrid w:val="0"/>
+              <w:rPr>
+                <w:vertAlign w:val="baseline"/>
+              </w:rPr>
+            </w:pPr>
+          </w:p>
+        </w:tc>
+        <w:tc>
+          <w:tcPr>
+            <w:tcW w:w="1011" w:type="dxa"/>
+          </w:tcPr>
+          <w:p>
+            <w:pPr>
+              <w:snapToGrid w:val="0"/>
+              <w:rPr>
+                <w:vertAlign w:val="baseline"/>
+              </w:rPr>
+            </w:pPr>
           </w:p>
         </w:tc>
         <w:tc>
@@ -3590,19 +3184,9 @@
             <w:pPr>
               <w:snapToGrid w:val="0"/>
               <w:rPr>
-                <w:rFonts w:hint="default" w:eastAsiaTheme="minorEastAsia"/>
-                <w:vertAlign w:val="baseline"/>
-                <w:lang w:val="en-US" w:eastAsia="zh-CN"/>
-              </w:rPr>
-            </w:pPr>
-            <w:r>
-              <w:rPr>
-                <w:rFonts w:hint="eastAsia"/>
-                <w:vertAlign w:val="baseline"/>
-                <w:lang w:val="en-US" w:eastAsia="zh-CN"/>
-              </w:rPr>
-              <w:t>0.1800</w:t>
-            </w:r>
+                <w:vertAlign w:val="baseline"/>
+              </w:rPr>
+            </w:pPr>
           </w:p>
         </w:tc>
         <w:tc>
@@ -3681,7 +3265,9 @@
             <w:insideV w:val="single" w:color="auto" w:sz="4" w:space="0"/>
           </w:tblBorders>
           <w:tblCellMar>
+            <w:top w:w="0" w:type="dxa"/>
             <w:left w:w="108" w:type="dxa"/>
+            <w:bottom w:w="0" w:type="dxa"/>
             <w:right w:w="108" w:type="dxa"/>
           </w:tblCellMar>
         </w:tblPrEx>
@@ -3708,7 +3294,7 @@
                 <w:vertAlign w:val="baseline"/>
                 <w:lang w:val="en-US" w:eastAsia="zh-CN"/>
               </w:rPr>
-              <w:t>07121</w:t>
+              <w:t>07111</w:t>
             </w:r>
           </w:p>
         </w:tc>
@@ -3721,6 +3307,82 @@
               <w:snapToGrid w:val="0"/>
               <w:rPr>
                 <w:rFonts w:hint="eastAsia"/>
+                <w:highlight w:val="none"/>
+                <w:vertAlign w:val="baseline"/>
+                <w:lang w:val="en-US" w:eastAsia="zh-CN"/>
+              </w:rPr>
+            </w:pPr>
+            <w:r>
+              <w:rPr>
+                <w:rFonts w:hint="eastAsia"/>
+                <w:highlight w:val="none"/>
+                <w:vertAlign w:val="baseline"/>
+                <w:lang w:val="en-US" w:eastAsia="zh-CN"/>
+              </w:rPr>
+              <w:t>Si:56</w:t>
+            </w:r>
+          </w:p>
+          <w:p>
+            <w:pPr>
+              <w:snapToGrid w:val="0"/>
+              <w:rPr>
+                <w:rFonts w:hint="eastAsia"/>
+                <w:vertAlign w:val="baseline"/>
+                <w:lang w:val="en-US" w:eastAsia="zh-CN"/>
+              </w:rPr>
+            </w:pPr>
+            <w:r>
+              <w:rPr>
+                <w:rFonts w:hint="eastAsia"/>
+                <w:vertAlign w:val="baseline"/>
+                <w:lang w:val="en-US" w:eastAsia="zh-CN"/>
+              </w:rPr>
+              <w:t>Al:18</w:t>
+            </w:r>
+          </w:p>
+          <w:p>
+            <w:pPr>
+              <w:snapToGrid w:val="0"/>
+              <w:rPr>
+                <w:rFonts w:hint="eastAsia"/>
+                <w:highlight w:val="none"/>
+                <w:vertAlign w:val="baseline"/>
+                <w:lang w:val="en-US" w:eastAsia="zh-CN"/>
+              </w:rPr>
+            </w:pPr>
+            <w:r>
+              <w:rPr>
+                <w:rFonts w:hint="eastAsia"/>
+                <w:highlight w:val="none"/>
+                <w:vertAlign w:val="baseline"/>
+                <w:lang w:val="en-US" w:eastAsia="zh-CN"/>
+              </w:rPr>
+              <w:t>Fe:4</w:t>
+            </w:r>
+          </w:p>
+          <w:p>
+            <w:pPr>
+              <w:snapToGrid w:val="0"/>
+              <w:rPr>
+                <w:rFonts w:hint="eastAsia"/>
+                <w:vertAlign w:val="baseline"/>
+                <w:lang w:val="en-US" w:eastAsia="zh-CN"/>
+              </w:rPr>
+            </w:pPr>
+            <w:r>
+              <w:rPr>
+                <w:rFonts w:hint="eastAsia"/>
+                <w:vertAlign w:val="baseline"/>
+                <w:lang w:val="en-US" w:eastAsia="zh-CN"/>
+              </w:rPr>
+              <w:t>Ca:4.8</w:t>
+            </w:r>
+          </w:p>
+          <w:p>
+            <w:pPr>
+              <w:snapToGrid w:val="0"/>
+              <w:rPr>
+                <w:rFonts w:hint="eastAsia"/>
                 <w:highlight w:val="cyan"/>
                 <w:vertAlign w:val="baseline"/>
                 <w:lang w:val="en-US" w:eastAsia="zh-CN"/>
@@ -3733,25 +3395,7 @@
                 <w:vertAlign w:val="baseline"/>
                 <w:lang w:val="en-US" w:eastAsia="zh-CN"/>
               </w:rPr>
-              <w:t>Si:61</w:t>
-            </w:r>
-          </w:p>
-          <w:p>
-            <w:pPr>
-              <w:snapToGrid w:val="0"/>
-              <w:rPr>
-                <w:rFonts w:hint="eastAsia"/>
-                <w:vertAlign w:val="baseline"/>
-                <w:lang w:val="en-US" w:eastAsia="zh-CN"/>
-              </w:rPr>
-            </w:pPr>
-            <w:r>
-              <w:rPr>
-                <w:rFonts w:hint="eastAsia"/>
-                <w:vertAlign w:val="baseline"/>
-                <w:lang w:val="en-US" w:eastAsia="zh-CN"/>
-              </w:rPr>
-              <w:t>Al:17</w:t>
+              <w:t>K:4</w:t>
             </w:r>
           </w:p>
           <w:p>
@@ -3771,65 +3415,25 @@
                 <w:vertAlign w:val="baseline"/>
                 <w:lang w:val="en-US" w:eastAsia="zh-CN"/>
               </w:rPr>
-              <w:t>Fe:2</w:t>
-            </w:r>
-          </w:p>
-          <w:p>
-            <w:pPr>
-              <w:snapToGrid w:val="0"/>
-              <w:rPr>
-                <w:rFonts w:hint="eastAsia"/>
-                <w:vertAlign w:val="baseline"/>
-                <w:lang w:val="en-US" w:eastAsia="zh-CN"/>
-              </w:rPr>
-            </w:pPr>
-            <w:r>
-              <w:rPr>
-                <w:rFonts w:hint="eastAsia"/>
-                <w:vertAlign w:val="baseline"/>
-                <w:lang w:val="en-US" w:eastAsia="zh-CN"/>
-              </w:rPr>
-              <w:t>Ca:2</w:t>
-            </w:r>
-          </w:p>
-          <w:p>
-            <w:pPr>
-              <w:snapToGrid w:val="0"/>
-              <w:rPr>
-                <w:rFonts w:hint="eastAsia"/>
-                <w:highlight w:val="cyan"/>
-                <w:vertAlign w:val="baseline"/>
-                <w:lang w:val="en-US" w:eastAsia="zh-CN"/>
-              </w:rPr>
-            </w:pPr>
-            <w:r>
-              <w:rPr>
-                <w:rFonts w:hint="eastAsia"/>
-                <w:highlight w:val="cyan"/>
-                <w:vertAlign w:val="baseline"/>
-                <w:lang w:val="en-US" w:eastAsia="zh-CN"/>
-              </w:rPr>
-              <w:t>K:3</w:t>
-            </w:r>
-          </w:p>
-          <w:p>
-            <w:pPr>
-              <w:snapToGrid w:val="0"/>
-              <w:rPr>
-                <w:rFonts w:hint="eastAsia"/>
-                <w:highlight w:val="cyan"/>
-                <w:vertAlign w:val="baseline"/>
-                <w:lang w:val="en-US" w:eastAsia="zh-CN"/>
-              </w:rPr>
-            </w:pPr>
-            <w:r>
-              <w:rPr>
-                <w:rFonts w:hint="eastAsia"/>
-                <w:highlight w:val="cyan"/>
-                <w:vertAlign w:val="baseline"/>
-                <w:lang w:val="en-US" w:eastAsia="zh-CN"/>
-              </w:rPr>
-              <w:t>Na:9</w:t>
+              <w:t>Na:7</w:t>
+            </w:r>
+          </w:p>
+          <w:p>
+            <w:pPr>
+              <w:snapToGrid w:val="0"/>
+              <w:rPr>
+                <w:rFonts w:hint="eastAsia"/>
+                <w:vertAlign w:val="baseline"/>
+                <w:lang w:val="en-US" w:eastAsia="zh-CN"/>
+              </w:rPr>
+            </w:pPr>
+            <w:r>
+              <w:rPr>
+                <w:rFonts w:hint="eastAsia"/>
+                <w:vertAlign w:val="baseline"/>
+                <w:lang w:val="en-US" w:eastAsia="zh-CN"/>
+              </w:rPr>
+              <w:t>Mg:4</w:t>
             </w:r>
           </w:p>
           <w:p>
@@ -3841,15 +3445,32 @@
                 <w:lang w:val="en-US" w:eastAsia="zh-CN"/>
               </w:rPr>
             </w:pPr>
-            <w:r>
-              <w:rPr>
-                <w:rFonts w:hint="eastAsia"/>
-                <w:highlight w:val="cyan"/>
-                <w:vertAlign w:val="baseline"/>
-                <w:lang w:val="en-US" w:eastAsia="zh-CN"/>
-              </w:rPr>
-              <w:t>Mg:2</w:t>
-            </w:r>
+          </w:p>
+        </w:tc>
+        <w:tc>
+          <w:tcPr>
+            <w:tcW w:w="1011" w:type="dxa"/>
+          </w:tcPr>
+          <w:p>
+            <w:pPr>
+              <w:snapToGrid w:val="0"/>
+              <w:rPr>
+                <w:vertAlign w:val="baseline"/>
+              </w:rPr>
+            </w:pPr>
+          </w:p>
+        </w:tc>
+        <w:tc>
+          <w:tcPr>
+            <w:tcW w:w="1011" w:type="dxa"/>
+          </w:tcPr>
+          <w:p>
+            <w:pPr>
+              <w:snapToGrid w:val="0"/>
+              <w:rPr>
+                <w:vertAlign w:val="baseline"/>
+              </w:rPr>
+            </w:pPr>
           </w:p>
         </w:tc>
         <w:tc>
@@ -3871,8 +3492,70 @@
                 <w:vertAlign w:val="baseline"/>
                 <w:lang w:val="en-US" w:eastAsia="zh-CN"/>
               </w:rPr>
-              <w:t>0.9520</w:t>
-            </w:r>
+              <w:t>0.6531</w:t>
+            </w:r>
+          </w:p>
+        </w:tc>
+        <w:tc>
+          <w:tcPr>
+            <w:tcW w:w="1011" w:type="dxa"/>
+          </w:tcPr>
+          <w:p>
+            <w:pPr>
+              <w:snapToGrid w:val="0"/>
+              <w:rPr>
+                <w:vertAlign w:val="baseline"/>
+              </w:rPr>
+            </w:pPr>
+          </w:p>
+        </w:tc>
+        <w:tc>
+          <w:tcPr>
+            <w:tcW w:w="1011" w:type="dxa"/>
+          </w:tcPr>
+          <w:p>
+            <w:pPr>
+              <w:snapToGrid w:val="0"/>
+              <w:rPr>
+                <w:vertAlign w:val="baseline"/>
+              </w:rPr>
+            </w:pPr>
+          </w:p>
+        </w:tc>
+        <w:tc>
+          <w:tcPr>
+            <w:tcW w:w="1011" w:type="dxa"/>
+          </w:tcPr>
+          <w:p>
+            <w:pPr>
+              <w:snapToGrid w:val="0"/>
+              <w:rPr>
+                <w:rFonts w:hint="default"/>
+                <w:vertAlign w:val="baseline"/>
+                <w:lang w:val="en-US" w:eastAsia="zh-CN"/>
+              </w:rPr>
+            </w:pPr>
+            <w:r>
+              <w:rPr>
+                <w:rFonts w:hint="eastAsia"/>
+                <w:vertAlign w:val="baseline"/>
+                <w:lang w:val="en-US" w:eastAsia="zh-CN"/>
+              </w:rPr>
+              <w:t>0.7265</w:t>
+            </w:r>
+          </w:p>
+        </w:tc>
+        <w:tc>
+          <w:tcPr>
+            <w:tcW w:w="1011" w:type="dxa"/>
+          </w:tcPr>
+          <w:p>
+            <w:pPr>
+              <w:snapToGrid w:val="0"/>
+              <w:rPr>
+                <w:vertAlign w:val="baseline"/>
+              </w:rPr>
+            </w:pPr>
           </w:p>
         </w:tc>
         <w:tc>
@@ -3894,8 +3577,34 @@
                 <w:vertAlign w:val="baseline"/>
                 <w:lang w:val="en-US" w:eastAsia="zh-CN"/>
               </w:rPr>
-              <w:t>0.9477</w:t>
-            </w:r>
+              <w:t>0.7002</w:t>
+            </w:r>
+          </w:p>
+        </w:tc>
+        <w:tc>
+          <w:tcPr>
+            <w:tcW w:w="1011" w:type="dxa"/>
+          </w:tcPr>
+          <w:p>
+            <w:pPr>
+              <w:snapToGrid w:val="0"/>
+              <w:rPr>
+                <w:vertAlign w:val="baseline"/>
+              </w:rPr>
+            </w:pPr>
+          </w:p>
+        </w:tc>
+        <w:tc>
+          <w:tcPr>
+            <w:tcW w:w="607" w:type="dxa"/>
+          </w:tcPr>
+          <w:p>
+            <w:pPr>
+              <w:snapToGrid w:val="0"/>
+              <w:rPr>
+                <w:vertAlign w:val="baseline"/>
+              </w:rPr>
+            </w:pPr>
           </w:p>
         </w:tc>
         <w:tc>
@@ -3917,151 +3626,7 @@
                 <w:vertAlign w:val="baseline"/>
                 <w:lang w:val="en-US" w:eastAsia="zh-CN"/>
               </w:rPr>
-              <w:t>0.8154</w:t>
-            </w:r>
-          </w:p>
-        </w:tc>
-        <w:tc>
-          <w:tcPr>
-            <w:tcW w:w="1011" w:type="dxa"/>
-          </w:tcPr>
-          <w:p>
-            <w:pPr>
-              <w:snapToGrid w:val="0"/>
-              <w:rPr>
-                <w:vertAlign w:val="baseline"/>
-              </w:rPr>
-            </w:pPr>
-          </w:p>
-        </w:tc>
-        <w:tc>
-          <w:tcPr>
-            <w:tcW w:w="1011" w:type="dxa"/>
-          </w:tcPr>
-          <w:p>
-            <w:pPr>
-              <w:snapToGrid w:val="0"/>
-              <w:rPr>
-                <w:rFonts w:hint="default" w:eastAsiaTheme="minorEastAsia"/>
-                <w:vertAlign w:val="baseline"/>
-                <w:lang w:val="en-US" w:eastAsia="zh-CN"/>
-              </w:rPr>
-            </w:pPr>
-            <w:r>
-              <w:rPr>
-                <w:rFonts w:hint="eastAsia"/>
-                <w:vertAlign w:val="baseline"/>
-                <w:lang w:val="en-US" w:eastAsia="zh-CN"/>
-              </w:rPr>
-              <w:t>0.8349</w:t>
-            </w:r>
-          </w:p>
-        </w:tc>
-        <w:tc>
-          <w:tcPr>
-            <w:tcW w:w="1011" w:type="dxa"/>
-          </w:tcPr>
-          <w:p>
-            <w:pPr>
-              <w:snapToGrid w:val="0"/>
-              <w:rPr>
-                <w:rFonts w:hint="default"/>
-                <w:vertAlign w:val="baseline"/>
-                <w:lang w:val="en-US" w:eastAsia="zh-CN"/>
-              </w:rPr>
-            </w:pPr>
-            <w:r>
-              <w:rPr>
-                <w:rFonts w:hint="eastAsia"/>
-                <w:vertAlign w:val="baseline"/>
-                <w:lang w:val="en-US" w:eastAsia="zh-CN"/>
-              </w:rPr>
-              <w:t>0.7308</w:t>
-            </w:r>
-          </w:p>
-        </w:tc>
-        <w:tc>
-          <w:tcPr>
-            <w:tcW w:w="1011" w:type="dxa"/>
-          </w:tcPr>
-          <w:p>
-            <w:pPr>
-              <w:snapToGrid w:val="0"/>
-              <w:rPr>
-                <w:vertAlign w:val="baseline"/>
-              </w:rPr>
-            </w:pPr>
-          </w:p>
-        </w:tc>
-        <w:tc>
-          <w:tcPr>
-            <w:tcW w:w="1011" w:type="dxa"/>
-          </w:tcPr>
-          <w:p>
-            <w:pPr>
-              <w:snapToGrid w:val="0"/>
-              <w:rPr>
-                <w:vertAlign w:val="baseline"/>
-              </w:rPr>
-            </w:pPr>
-          </w:p>
-        </w:tc>
-        <w:tc>
-          <w:tcPr>
-            <w:tcW w:w="1011" w:type="dxa"/>
-          </w:tcPr>
-          <w:p>
-            <w:pPr>
-              <w:snapToGrid w:val="0"/>
-              <w:rPr>
-                <w:rFonts w:hint="default" w:eastAsiaTheme="minorEastAsia"/>
-                <w:vertAlign w:val="baseline"/>
-                <w:lang w:val="en-US" w:eastAsia="zh-CN"/>
-              </w:rPr>
-            </w:pPr>
-            <w:r>
-              <w:rPr>
-                <w:rFonts w:hint="eastAsia"/>
-                <w:vertAlign w:val="baseline"/>
-                <w:lang w:val="en-US" w:eastAsia="zh-CN"/>
-              </w:rPr>
-              <w:t>0.1147</w:t>
-            </w:r>
-          </w:p>
-        </w:tc>
-        <w:tc>
-          <w:tcPr>
-            <w:tcW w:w="607" w:type="dxa"/>
-          </w:tcPr>
-          <w:p>
-            <w:pPr>
-              <w:snapToGrid w:val="0"/>
-              <w:rPr>
-                <w:vertAlign w:val="baseline"/>
-              </w:rPr>
-            </w:pPr>
-          </w:p>
-        </w:tc>
-        <w:tc>
-          <w:tcPr>
-            <w:tcW w:w="1011" w:type="dxa"/>
-          </w:tcPr>
-          <w:p>
-            <w:pPr>
-              <w:snapToGrid w:val="0"/>
-              <w:rPr>
-                <w:rFonts w:hint="default" w:eastAsiaTheme="minorEastAsia"/>
-                <w:vertAlign w:val="baseline"/>
-                <w:lang w:val="en-US" w:eastAsia="zh-CN"/>
-              </w:rPr>
-            </w:pPr>
-            <w:r>
-              <w:rPr>
-                <w:rFonts w:hint="eastAsia"/>
-                <w:vertAlign w:val="baseline"/>
-                <w:lang w:val="en-US" w:eastAsia="zh-CN"/>
-              </w:rPr>
-              <w:t>0.7939</w:t>
+              <w:t>0.1800</w:t>
             </w:r>
           </w:p>
         </w:tc>
@@ -4141,7 +3706,9 @@
             <w:insideV w:val="single" w:color="auto" w:sz="4" w:space="0"/>
           </w:tblBorders>
           <w:tblCellMar>
+            <w:top w:w="0" w:type="dxa"/>
             <w:left w:w="108" w:type="dxa"/>
+            <w:bottom w:w="0" w:type="dxa"/>
             <w:right w:w="108" w:type="dxa"/>
           </w:tblCellMar>
         </w:tblPrEx>
@@ -4168,7 +3735,7 @@
                 <w:vertAlign w:val="baseline"/>
                 <w:lang w:val="en-US" w:eastAsia="zh-CN"/>
               </w:rPr>
-              <w:t>07122</w:t>
+              <w:t>07121</w:t>
             </w:r>
           </w:p>
         </w:tc>
@@ -4181,6 +3748,82 @@
               <w:snapToGrid w:val="0"/>
               <w:rPr>
                 <w:rFonts w:hint="eastAsia"/>
+                <w:highlight w:val="none"/>
+                <w:vertAlign w:val="baseline"/>
+                <w:lang w:val="en-US" w:eastAsia="zh-CN"/>
+              </w:rPr>
+            </w:pPr>
+            <w:r>
+              <w:rPr>
+                <w:rFonts w:hint="eastAsia"/>
+                <w:highlight w:val="none"/>
+                <w:vertAlign w:val="baseline"/>
+                <w:lang w:val="en-US" w:eastAsia="zh-CN"/>
+              </w:rPr>
+              <w:t>Si:61</w:t>
+            </w:r>
+          </w:p>
+          <w:p>
+            <w:pPr>
+              <w:snapToGrid w:val="0"/>
+              <w:rPr>
+                <w:rFonts w:hint="eastAsia"/>
+                <w:vertAlign w:val="baseline"/>
+                <w:lang w:val="en-US" w:eastAsia="zh-CN"/>
+              </w:rPr>
+            </w:pPr>
+            <w:r>
+              <w:rPr>
+                <w:rFonts w:hint="eastAsia"/>
+                <w:vertAlign w:val="baseline"/>
+                <w:lang w:val="en-US" w:eastAsia="zh-CN"/>
+              </w:rPr>
+              <w:t>Al:17</w:t>
+            </w:r>
+          </w:p>
+          <w:p>
+            <w:pPr>
+              <w:snapToGrid w:val="0"/>
+              <w:rPr>
+                <w:rFonts w:hint="eastAsia"/>
+                <w:highlight w:val="none"/>
+                <w:vertAlign w:val="baseline"/>
+                <w:lang w:val="en-US" w:eastAsia="zh-CN"/>
+              </w:rPr>
+            </w:pPr>
+            <w:r>
+              <w:rPr>
+                <w:rFonts w:hint="eastAsia"/>
+                <w:highlight w:val="none"/>
+                <w:vertAlign w:val="baseline"/>
+                <w:lang w:val="en-US" w:eastAsia="zh-CN"/>
+              </w:rPr>
+              <w:t>Fe:2</w:t>
+            </w:r>
+          </w:p>
+          <w:p>
+            <w:pPr>
+              <w:snapToGrid w:val="0"/>
+              <w:rPr>
+                <w:rFonts w:hint="eastAsia"/>
+                <w:vertAlign w:val="baseline"/>
+                <w:lang w:val="en-US" w:eastAsia="zh-CN"/>
+              </w:rPr>
+            </w:pPr>
+            <w:r>
+              <w:rPr>
+                <w:rFonts w:hint="eastAsia"/>
+                <w:vertAlign w:val="baseline"/>
+                <w:lang w:val="en-US" w:eastAsia="zh-CN"/>
+              </w:rPr>
+              <w:t>Ca:2</w:t>
+            </w:r>
+          </w:p>
+          <w:p>
+            <w:pPr>
+              <w:snapToGrid w:val="0"/>
+              <w:rPr>
+                <w:rFonts w:hint="eastAsia"/>
                 <w:highlight w:val="cyan"/>
                 <w:vertAlign w:val="baseline"/>
                 <w:lang w:val="en-US" w:eastAsia="zh-CN"/>
@@ -4193,7 +3836,7 @@
                 <w:vertAlign w:val="baseline"/>
                 <w:lang w:val="en-US" w:eastAsia="zh-CN"/>
               </w:rPr>
-              <w:t>Si:47</w:t>
+              <w:t>K:3</w:t>
             </w:r>
           </w:p>
           <w:p>
@@ -4213,85 +3856,7 @@
                 <w:vertAlign w:val="baseline"/>
                 <w:lang w:val="en-US" w:eastAsia="zh-CN"/>
               </w:rPr>
-              <w:t>Al:15</w:t>
-            </w:r>
-          </w:p>
-          <w:p>
-            <w:pPr>
-              <w:snapToGrid w:val="0"/>
-              <w:rPr>
-                <w:rFonts w:hint="eastAsia"/>
-                <w:highlight w:val="cyan"/>
-                <w:vertAlign w:val="baseline"/>
-                <w:lang w:val="en-US" w:eastAsia="zh-CN"/>
-              </w:rPr>
-            </w:pPr>
-            <w:r>
-              <w:rPr>
-                <w:rFonts w:hint="eastAsia"/>
-                <w:highlight w:val="cyan"/>
-                <w:vertAlign w:val="baseline"/>
-                <w:lang w:val="en-US" w:eastAsia="zh-CN"/>
-              </w:rPr>
-              <w:t>Fe:10</w:t>
-            </w:r>
-          </w:p>
-          <w:p>
-            <w:pPr>
-              <w:snapToGrid w:val="0"/>
-              <w:rPr>
-                <w:rFonts w:hint="eastAsia"/>
-                <w:vertAlign w:val="baseline"/>
-                <w:lang w:val="en-US" w:eastAsia="zh-CN"/>
-              </w:rPr>
-            </w:pPr>
-            <w:r>
-              <w:rPr>
-                <w:rFonts w:hint="eastAsia"/>
-                <w:vertAlign w:val="baseline"/>
-                <w:lang w:val="en-US" w:eastAsia="zh-CN"/>
-              </w:rPr>
-              <w:t>Ca:10</w:t>
-            </w:r>
-          </w:p>
-          <w:p>
-            <w:pPr>
-              <w:snapToGrid w:val="0"/>
-              <w:rPr>
-                <w:rFonts w:hint="eastAsia"/>
-                <w:highlight w:val="cyan"/>
-                <w:vertAlign w:val="baseline"/>
-                <w:lang w:val="en-US" w:eastAsia="zh-CN"/>
-              </w:rPr>
-            </w:pPr>
-            <w:r>
-              <w:rPr>
-                <w:rFonts w:hint="eastAsia"/>
-                <w:highlight w:val="cyan"/>
-                <w:vertAlign w:val="baseline"/>
-                <w:lang w:val="en-US" w:eastAsia="zh-CN"/>
-              </w:rPr>
-              <w:t>Na:4</w:t>
-            </w:r>
-          </w:p>
-          <w:p>
-            <w:pPr>
-              <w:snapToGrid w:val="0"/>
-              <w:rPr>
-                <w:rFonts w:hint="eastAsia"/>
-                <w:highlight w:val="cyan"/>
-                <w:vertAlign w:val="baseline"/>
-                <w:lang w:val="en-US" w:eastAsia="zh-CN"/>
-              </w:rPr>
-            </w:pPr>
-            <w:r>
-              <w:rPr>
-                <w:rFonts w:hint="eastAsia"/>
-                <w:highlight w:val="cyan"/>
-                <w:vertAlign w:val="baseline"/>
-                <w:lang w:val="en-US" w:eastAsia="zh-CN"/>
-              </w:rPr>
-              <w:t>Mg:10</w:t>
+              <w:t>Na:9</w:t>
             </w:r>
           </w:p>
           <w:p>
@@ -4303,32 +3868,15 @@
                 <w:lang w:val="en-US" w:eastAsia="zh-CN"/>
               </w:rPr>
             </w:pPr>
-          </w:p>
-        </w:tc>
-        <w:tc>
-          <w:tcPr>
-            <w:tcW w:w="1011" w:type="dxa"/>
-          </w:tcPr>
-          <w:p>
-            <w:pPr>
-              <w:snapToGrid w:val="0"/>
-              <w:rPr>
-                <w:vertAlign w:val="baseline"/>
-              </w:rPr>
-            </w:pPr>
-          </w:p>
-        </w:tc>
-        <w:tc>
-          <w:tcPr>
-            <w:tcW w:w="1011" w:type="dxa"/>
-          </w:tcPr>
-          <w:p>
-            <w:pPr>
-              <w:snapToGrid w:val="0"/>
-              <w:rPr>
-                <w:vertAlign w:val="baseline"/>
-              </w:rPr>
-            </w:pPr>
+            <w:r>
+              <w:rPr>
+                <w:rFonts w:hint="eastAsia"/>
+                <w:highlight w:val="none"/>
+                <w:vertAlign w:val="baseline"/>
+                <w:lang w:val="en-US" w:eastAsia="zh-CN"/>
+              </w:rPr>
+              <w:t>Mg:2</w:t>
+            </w:r>
           </w:p>
         </w:tc>
         <w:tc>
@@ -4350,21 +3898,8 @@
                 <w:vertAlign w:val="baseline"/>
                 <w:lang w:val="en-US" w:eastAsia="zh-CN"/>
               </w:rPr>
-              <w:t>0.7184</w:t>
-            </w:r>
-          </w:p>
-        </w:tc>
-        <w:tc>
-          <w:tcPr>
-            <w:tcW w:w="1011" w:type="dxa"/>
-          </w:tcPr>
-          <w:p>
-            <w:pPr>
-              <w:snapToGrid w:val="0"/>
-              <w:rPr>
-                <w:vertAlign w:val="baseline"/>
-              </w:rPr>
-            </w:pPr>
+              <w:t>0.9520</w:t>
+            </w:r>
           </w:p>
         </w:tc>
         <w:tc>
@@ -4386,7 +3921,66 @@
                 <w:vertAlign w:val="baseline"/>
                 <w:lang w:val="en-US" w:eastAsia="zh-CN"/>
               </w:rPr>
-              <w:t>0.8821</w:t>
+              <w:t>0.9477</w:t>
+            </w:r>
+          </w:p>
+        </w:tc>
+        <w:tc>
+          <w:tcPr>
+            <w:tcW w:w="1011" w:type="dxa"/>
+          </w:tcPr>
+          <w:p>
+            <w:pPr>
+              <w:snapToGrid w:val="0"/>
+              <w:rPr>
+                <w:rFonts w:hint="default" w:eastAsiaTheme="minorEastAsia"/>
+                <w:vertAlign w:val="baseline"/>
+                <w:lang w:val="en-US" w:eastAsia="zh-CN"/>
+              </w:rPr>
+            </w:pPr>
+            <w:r>
+              <w:rPr>
+                <w:rFonts w:hint="eastAsia"/>
+                <w:vertAlign w:val="baseline"/>
+                <w:lang w:val="en-US" w:eastAsia="zh-CN"/>
+              </w:rPr>
+              <w:t>0.8154</w:t>
+            </w:r>
+          </w:p>
+        </w:tc>
+        <w:tc>
+          <w:tcPr>
+            <w:tcW w:w="1011" w:type="dxa"/>
+          </w:tcPr>
+          <w:p>
+            <w:pPr>
+              <w:snapToGrid w:val="0"/>
+              <w:rPr>
+                <w:vertAlign w:val="baseline"/>
+              </w:rPr>
+            </w:pPr>
+          </w:p>
+        </w:tc>
+        <w:tc>
+          <w:tcPr>
+            <w:tcW w:w="1011" w:type="dxa"/>
+          </w:tcPr>
+          <w:p>
+            <w:pPr>
+              <w:snapToGrid w:val="0"/>
+              <w:rPr>
+                <w:rFonts w:hint="default" w:eastAsiaTheme="minorEastAsia"/>
+                <w:vertAlign w:val="baseline"/>
+                <w:lang w:val="en-US" w:eastAsia="zh-CN"/>
+              </w:rPr>
+            </w:pPr>
+            <w:r>
+              <w:rPr>
+                <w:rFonts w:hint="eastAsia"/>
+                <w:vertAlign w:val="baseline"/>
+                <w:lang w:val="en-US" w:eastAsia="zh-CN"/>
+              </w:rPr>
+              <w:t>0.8349</w:t>
             </w:r>
           </w:p>
         </w:tc>
@@ -4409,8 +4003,21 @@
                 <w:vertAlign w:val="baseline"/>
                 <w:lang w:val="en-US" w:eastAsia="zh-CN"/>
               </w:rPr>
-              <w:t>0.7404</w:t>
-            </w:r>
+              <w:t>0.7308</w:t>
+            </w:r>
+          </w:p>
+        </w:tc>
+        <w:tc>
+          <w:tcPr>
+            <w:tcW w:w="1011" w:type="dxa"/>
+          </w:tcPr>
+          <w:p>
+            <w:pPr>
+              <w:snapToGrid w:val="0"/>
+              <w:rPr>
+                <w:vertAlign w:val="baseline"/>
+              </w:rPr>
+            </w:pPr>
           </w:p>
         </w:tc>
         <w:tc>
@@ -4445,21 +4052,8 @@
                 <w:vertAlign w:val="baseline"/>
                 <w:lang w:val="en-US" w:eastAsia="zh-CN"/>
               </w:rPr>
-              <w:t>0.7879</w:t>
-            </w:r>
-          </w:p>
-        </w:tc>
-        <w:tc>
-          <w:tcPr>
-            <w:tcW w:w="1011" w:type="dxa"/>
-          </w:tcPr>
-          <w:p>
-            <w:pPr>
-              <w:snapToGrid w:val="0"/>
-              <w:rPr>
-                <w:vertAlign w:val="baseline"/>
-              </w:rPr>
-            </w:pPr>
+              <w:t>0.1147</w:t>
+            </w:r>
           </w:p>
         </w:tc>
         <w:tc>
@@ -4483,9 +4077,19 @@
             <w:pPr>
               <w:snapToGrid w:val="0"/>
               <w:rPr>
-                <w:vertAlign w:val="baseline"/>
-              </w:rPr>
-            </w:pPr>
+                <w:rFonts w:hint="default" w:eastAsiaTheme="minorEastAsia"/>
+                <w:vertAlign w:val="baseline"/>
+                <w:lang w:val="en-US" w:eastAsia="zh-CN"/>
+              </w:rPr>
+            </w:pPr>
+            <w:r>
+              <w:rPr>
+                <w:rFonts w:hint="eastAsia"/>
+                <w:vertAlign w:val="baseline"/>
+                <w:lang w:val="en-US" w:eastAsia="zh-CN"/>
+              </w:rPr>
+              <w:t>0.7939</w:t>
+            </w:r>
           </w:p>
         </w:tc>
         <w:tc>
@@ -4564,7 +4168,9 @@
             <w:insideV w:val="single" w:color="auto" w:sz="4" w:space="0"/>
           </w:tblBorders>
           <w:tblCellMar>
+            <w:top w:w="0" w:type="dxa"/>
             <w:left w:w="108" w:type="dxa"/>
+            <w:bottom w:w="0" w:type="dxa"/>
             <w:right w:w="108" w:type="dxa"/>
           </w:tblCellMar>
         </w:tblPrEx>
@@ -4591,7 +4197,7 @@
                 <w:vertAlign w:val="baseline"/>
                 <w:lang w:val="en-US" w:eastAsia="zh-CN"/>
               </w:rPr>
-              <w:t>07125</w:t>
+              <w:t>07122</w:t>
             </w:r>
           </w:p>
         </w:tc>
@@ -4604,31 +4210,35 @@
               <w:snapToGrid w:val="0"/>
               <w:rPr>
                 <w:rFonts w:hint="eastAsia"/>
-                <w:vertAlign w:val="baseline"/>
-                <w:lang w:val="en-US" w:eastAsia="zh-CN"/>
-              </w:rPr>
-            </w:pPr>
-            <w:r>
-              <w:rPr>
-                <w:rFonts w:hint="eastAsia"/>
-                <w:vertAlign w:val="baseline"/>
-                <w:lang w:val="en-US" w:eastAsia="zh-CN"/>
-              </w:rPr>
-              <w:t>Si:73</w:t>
-            </w:r>
-          </w:p>
-          <w:p>
-            <w:pPr>
-              <w:snapToGrid w:val="0"/>
-              <w:rPr>
-                <w:rFonts w:hint="eastAsia"/>
-                <w:vertAlign w:val="baseline"/>
-                <w:lang w:val="en-US" w:eastAsia="zh-CN"/>
-              </w:rPr>
-            </w:pPr>
-            <w:r>
-              <w:rPr>
-                <w:rFonts w:hint="eastAsia"/>
+                <w:highlight w:val="none"/>
+                <w:vertAlign w:val="baseline"/>
+                <w:lang w:val="en-US" w:eastAsia="zh-CN"/>
+              </w:rPr>
+            </w:pPr>
+            <w:r>
+              <w:rPr>
+                <w:rFonts w:hint="eastAsia"/>
+                <w:highlight w:val="none"/>
+                <w:vertAlign w:val="baseline"/>
+                <w:lang w:val="en-US" w:eastAsia="zh-CN"/>
+              </w:rPr>
+              <w:t>Si:47</w:t>
+            </w:r>
+          </w:p>
+          <w:p>
+            <w:pPr>
+              <w:snapToGrid w:val="0"/>
+              <w:rPr>
+                <w:rFonts w:hint="eastAsia"/>
+                <w:highlight w:val="none"/>
+                <w:vertAlign w:val="baseline"/>
+                <w:lang w:val="en-US" w:eastAsia="zh-CN"/>
+              </w:rPr>
+            </w:pPr>
+            <w:r>
+              <w:rPr>
+                <w:rFonts w:hint="eastAsia"/>
+                <w:highlight w:val="none"/>
                 <w:vertAlign w:val="baseline"/>
                 <w:lang w:val="en-US" w:eastAsia="zh-CN"/>
               </w:rPr>
@@ -4640,6 +4250,44 @@
               <w:snapToGrid w:val="0"/>
               <w:rPr>
                 <w:rFonts w:hint="eastAsia"/>
+                <w:highlight w:val="none"/>
+                <w:vertAlign w:val="baseline"/>
+                <w:lang w:val="en-US" w:eastAsia="zh-CN"/>
+              </w:rPr>
+            </w:pPr>
+            <w:r>
+              <w:rPr>
+                <w:rFonts w:hint="eastAsia"/>
+                <w:highlight w:val="none"/>
+                <w:vertAlign w:val="baseline"/>
+                <w:lang w:val="en-US" w:eastAsia="zh-CN"/>
+              </w:rPr>
+              <w:t>Fe:10</w:t>
+            </w:r>
+          </w:p>
+          <w:p>
+            <w:pPr>
+              <w:snapToGrid w:val="0"/>
+              <w:rPr>
+                <w:rFonts w:hint="eastAsia"/>
+                <w:vertAlign w:val="baseline"/>
+                <w:lang w:val="en-US" w:eastAsia="zh-CN"/>
+              </w:rPr>
+            </w:pPr>
+            <w:r>
+              <w:rPr>
+                <w:rFonts w:hint="eastAsia"/>
+                <w:vertAlign w:val="baseline"/>
+                <w:lang w:val="en-US" w:eastAsia="zh-CN"/>
+              </w:rPr>
+              <w:t>Ca:10</w:t>
+            </w:r>
+          </w:p>
+          <w:p>
+            <w:pPr>
+              <w:snapToGrid w:val="0"/>
+              <w:rPr>
+                <w:rFonts w:hint="eastAsia"/>
                 <w:highlight w:val="cyan"/>
                 <w:vertAlign w:val="baseline"/>
                 <w:lang w:val="en-US" w:eastAsia="zh-CN"/>
@@ -4652,7 +4300,27 @@
                 <w:vertAlign w:val="baseline"/>
                 <w:lang w:val="en-US" w:eastAsia="zh-CN"/>
               </w:rPr>
-              <w:t>K:7</w:t>
+              <w:t>Na:4</w:t>
+            </w:r>
+          </w:p>
+          <w:p>
+            <w:pPr>
+              <w:snapToGrid w:val="0"/>
+              <w:rPr>
+                <w:rFonts w:hint="eastAsia"/>
+                <w:highlight w:val="none"/>
+                <w:vertAlign w:val="baseline"/>
+                <w:lang w:val="en-US" w:eastAsia="zh-CN"/>
+              </w:rPr>
+            </w:pPr>
+            <w:r>
+              <w:rPr>
+                <w:rFonts w:hint="eastAsia"/>
+                <w:highlight w:val="none"/>
+                <w:vertAlign w:val="baseline"/>
+                <w:lang w:val="en-US" w:eastAsia="zh-CN"/>
+              </w:rPr>
+              <w:t>Mg:10</w:t>
             </w:r>
           </w:p>
           <w:p>
@@ -4664,15 +4332,32 @@
                 <w:lang w:val="en-US" w:eastAsia="zh-CN"/>
               </w:rPr>
             </w:pPr>
-            <w:r>
-              <w:rPr>
-                <w:rFonts w:hint="eastAsia"/>
-                <w:highlight w:val="cyan"/>
-                <w:vertAlign w:val="baseline"/>
-                <w:lang w:val="en-US" w:eastAsia="zh-CN"/>
-              </w:rPr>
-              <w:t>Na:3</w:t>
-            </w:r>
+          </w:p>
+        </w:tc>
+        <w:tc>
+          <w:tcPr>
+            <w:tcW w:w="1011" w:type="dxa"/>
+          </w:tcPr>
+          <w:p>
+            <w:pPr>
+              <w:snapToGrid w:val="0"/>
+              <w:rPr>
+                <w:vertAlign w:val="baseline"/>
+              </w:rPr>
+            </w:pPr>
+          </w:p>
+        </w:tc>
+        <w:tc>
+          <w:tcPr>
+            <w:tcW w:w="1011" w:type="dxa"/>
+          </w:tcPr>
+          <w:p>
+            <w:pPr>
+              <w:snapToGrid w:val="0"/>
+              <w:rPr>
+                <w:vertAlign w:val="baseline"/>
+              </w:rPr>
+            </w:pPr>
           </w:p>
         </w:tc>
         <w:tc>
@@ -4694,8 +4379,21 @@
                 <w:vertAlign w:val="baseline"/>
                 <w:lang w:val="en-US" w:eastAsia="zh-CN"/>
               </w:rPr>
-              <w:t>0.9605</w:t>
-            </w:r>
+              <w:t>0.7184</w:t>
+            </w:r>
+          </w:p>
+        </w:tc>
+        <w:tc>
+          <w:tcPr>
+            <w:tcW w:w="1011" w:type="dxa"/>
+          </w:tcPr>
+          <w:p>
+            <w:pPr>
+              <w:snapToGrid w:val="0"/>
+              <w:rPr>
+                <w:vertAlign w:val="baseline"/>
+              </w:rPr>
+            </w:pPr>
           </w:p>
         </w:tc>
         <w:tc>
@@ -4717,21 +4415,31 @@
                 <w:vertAlign w:val="baseline"/>
                 <w:lang w:val="en-US" w:eastAsia="zh-CN"/>
               </w:rPr>
-              <w:t>0.9245</w:t>
-            </w:r>
-          </w:p>
-        </w:tc>
-        <w:tc>
-          <w:tcPr>
-            <w:tcW w:w="1011" w:type="dxa"/>
-          </w:tcPr>
-          <w:p>
-            <w:pPr>
-              <w:snapToGrid w:val="0"/>
-              <w:rPr>
-                <w:vertAlign w:val="baseline"/>
-              </w:rPr>
-            </w:pPr>
+              <w:t>0.8821</w:t>
+            </w:r>
+          </w:p>
+        </w:tc>
+        <w:tc>
+          <w:tcPr>
+            <w:tcW w:w="1011" w:type="dxa"/>
+          </w:tcPr>
+          <w:p>
+            <w:pPr>
+              <w:snapToGrid w:val="0"/>
+              <w:rPr>
+                <w:rFonts w:hint="default"/>
+                <w:vertAlign w:val="baseline"/>
+                <w:lang w:val="en-US" w:eastAsia="zh-CN"/>
+              </w:rPr>
+            </w:pPr>
+            <w:r>
+              <w:rPr>
+                <w:rFonts w:hint="eastAsia"/>
+                <w:vertAlign w:val="baseline"/>
+                <w:lang w:val="en-US" w:eastAsia="zh-CN"/>
+              </w:rPr>
+              <w:t>0.7404</w:t>
+            </w:r>
           </w:p>
         </w:tc>
         <w:tc>
@@ -4766,487 +4474,21 @@
                 <w:vertAlign w:val="baseline"/>
                 <w:lang w:val="en-US" w:eastAsia="zh-CN"/>
               </w:rPr>
-              <w:t>0.8612</w:t>
-            </w:r>
-          </w:p>
-        </w:tc>
-        <w:tc>
-          <w:tcPr>
-            <w:tcW w:w="1011" w:type="dxa"/>
-          </w:tcPr>
-          <w:p>
-            <w:pPr>
-              <w:snapToGrid w:val="0"/>
-              <w:rPr>
-                <w:rFonts w:hint="default"/>
-                <w:vertAlign w:val="baseline"/>
-                <w:lang w:val="en-US" w:eastAsia="zh-CN"/>
-              </w:rPr>
-            </w:pPr>
-            <w:r>
-              <w:rPr>
-                <w:rFonts w:hint="eastAsia"/>
-                <w:vertAlign w:val="baseline"/>
-                <w:lang w:val="en-US" w:eastAsia="zh-CN"/>
-              </w:rPr>
-              <w:t>0.7474</w:t>
-            </w:r>
-          </w:p>
-        </w:tc>
-        <w:tc>
-          <w:tcPr>
-            <w:tcW w:w="1011" w:type="dxa"/>
-          </w:tcPr>
-          <w:p>
-            <w:pPr>
-              <w:snapToGrid w:val="0"/>
-              <w:rPr>
-                <w:vertAlign w:val="baseline"/>
-              </w:rPr>
-            </w:pPr>
-          </w:p>
-        </w:tc>
-        <w:tc>
-          <w:tcPr>
-            <w:tcW w:w="1011" w:type="dxa"/>
-          </w:tcPr>
-          <w:p>
-            <w:pPr>
-              <w:snapToGrid w:val="0"/>
-              <w:rPr>
-                <w:rFonts w:hint="default" w:eastAsiaTheme="minorEastAsia"/>
-                <w:vertAlign w:val="baseline"/>
-                <w:lang w:val="en-US" w:eastAsia="zh-CN"/>
-              </w:rPr>
-            </w:pPr>
-            <w:r>
-              <w:rPr>
-                <w:rFonts w:hint="eastAsia"/>
-                <w:vertAlign w:val="baseline"/>
-                <w:lang w:val="en-US" w:eastAsia="zh-CN"/>
-              </w:rPr>
-              <w:t>0.6095</w:t>
-            </w:r>
-          </w:p>
-        </w:tc>
-        <w:tc>
-          <w:tcPr>
-            <w:tcW w:w="1011" w:type="dxa"/>
-          </w:tcPr>
-          <w:p>
-            <w:pPr>
-              <w:snapToGrid w:val="0"/>
-              <w:rPr>
-                <w:rFonts w:hint="default" w:eastAsiaTheme="minorEastAsia"/>
-                <w:vertAlign w:val="baseline"/>
-                <w:lang w:val="en-US" w:eastAsia="zh-CN"/>
-              </w:rPr>
-            </w:pPr>
-            <w:r>
-              <w:rPr>
-                <w:rFonts w:hint="eastAsia"/>
-                <w:vertAlign w:val="baseline"/>
-                <w:lang w:val="en-US" w:eastAsia="zh-CN"/>
-              </w:rPr>
-              <w:t>0.8251</w:t>
-            </w:r>
-          </w:p>
-        </w:tc>
-        <w:tc>
-          <w:tcPr>
-            <w:tcW w:w="607" w:type="dxa"/>
-          </w:tcPr>
-          <w:p>
-            <w:pPr>
-              <w:snapToGrid w:val="0"/>
-              <w:rPr>
-                <w:rFonts w:hint="eastAsia" w:eastAsiaTheme="minorEastAsia"/>
-                <w:vertAlign w:val="baseline"/>
-                <w:lang w:val="en-US" w:eastAsia="zh-CN"/>
-              </w:rPr>
-            </w:pPr>
-          </w:p>
-        </w:tc>
-        <w:tc>
-          <w:tcPr>
-            <w:tcW w:w="1011" w:type="dxa"/>
-          </w:tcPr>
-          <w:p>
-            <w:pPr>
-              <w:snapToGrid w:val="0"/>
-              <w:rPr>
-                <w:vertAlign w:val="baseline"/>
-              </w:rPr>
-            </w:pPr>
-          </w:p>
-        </w:tc>
-        <w:tc>
-          <w:tcPr>
-            <w:tcW w:w="545" w:type="dxa"/>
-            <w:shd w:val="clear" w:color="auto" w:fill="4874CB" w:themeFill="accent1"/>
-          </w:tcPr>
-          <w:p>
-            <w:pPr>
-              <w:snapToGrid w:val="0"/>
-              <w:rPr>
-                <w:color w:val="auto"/>
-                <w:highlight w:val="none"/>
-                <w:vertAlign w:val="baseline"/>
-              </w:rPr>
-            </w:pPr>
-          </w:p>
-        </w:tc>
-        <w:tc>
-          <w:tcPr>
-            <w:tcW w:w="556" w:type="dxa"/>
-            <w:shd w:val="clear" w:color="auto" w:fill="4874CB" w:themeFill="accent1"/>
-          </w:tcPr>
-          <w:p>
-            <w:pPr>
-              <w:snapToGrid w:val="0"/>
-              <w:rPr>
-                <w:color w:val="auto"/>
-                <w:highlight w:val="none"/>
-                <w:vertAlign w:val="baseline"/>
-              </w:rPr>
-            </w:pPr>
-          </w:p>
-        </w:tc>
-        <w:tc>
-          <w:tcPr>
-            <w:tcW w:w="582" w:type="dxa"/>
-            <w:shd w:val="clear" w:color="auto" w:fill="4874CB" w:themeFill="accent1"/>
-          </w:tcPr>
-          <w:p>
-            <w:pPr>
-              <w:snapToGrid w:val="0"/>
-              <w:rPr>
-                <w:color w:val="auto"/>
-                <w:highlight w:val="none"/>
-                <w:vertAlign w:val="baseline"/>
-              </w:rPr>
-            </w:pPr>
-          </w:p>
-        </w:tc>
-        <w:tc>
-          <w:tcPr>
-            <w:tcW w:w="605" w:type="dxa"/>
-            <w:shd w:val="clear" w:color="auto" w:fill="4874CB" w:themeFill="accent1"/>
-          </w:tcPr>
-          <w:p>
-            <w:pPr>
-              <w:snapToGrid w:val="0"/>
-              <w:rPr>
-                <w:color w:val="auto"/>
-                <w:highlight w:val="none"/>
-                <w:vertAlign w:val="baseline"/>
-              </w:rPr>
-            </w:pPr>
-          </w:p>
-        </w:tc>
-      </w:tr>
-      <w:tr>
-        <w:tblPrEx>
-          <w:tblBorders>
-            <w:top w:val="single" w:color="auto" w:sz="4" w:space="0"/>
-            <w:left w:val="single" w:color="auto" w:sz="4" w:space="0"/>
-            <w:bottom w:val="single" w:color="auto" w:sz="4" w:space="0"/>
-            <w:right w:val="single" w:color="auto" w:sz="4" w:space="0"/>
-            <w:insideH w:val="single" w:color="auto" w:sz="4" w:space="0"/>
-            <w:insideV w:val="single" w:color="auto" w:sz="4" w:space="0"/>
-          </w:tblBorders>
-        </w:tblPrEx>
-        <w:trPr>
-          <w:trHeight w:val="469" w:hRule="atLeast"/>
-          <w:jc w:val="center"/>
-        </w:trPr>
-        <w:tc>
-          <w:tcPr>
-            <w:tcW w:w="883" w:type="dxa"/>
-          </w:tcPr>
-          <w:p>
-            <w:pPr>
-              <w:snapToGrid w:val="0"/>
-              <w:rPr>
-                <w:rFonts w:hint="default"/>
-                <w:vertAlign w:val="baseline"/>
-                <w:lang w:val="en-US" w:eastAsia="zh-CN"/>
-              </w:rPr>
-            </w:pPr>
-            <w:r>
-              <w:rPr>
-                <w:rFonts w:hint="eastAsia"/>
-                <w:vertAlign w:val="baseline"/>
-                <w:lang w:val="en-US" w:eastAsia="zh-CN"/>
-              </w:rPr>
-              <w:t>07141</w:t>
-            </w:r>
-          </w:p>
-        </w:tc>
-        <w:tc>
-          <w:tcPr>
-            <w:tcW w:w="1232" w:type="dxa"/>
-          </w:tcPr>
-          <w:p>
-            <w:pPr>
-              <w:snapToGrid w:val="0"/>
-              <w:rPr>
-                <w:rFonts w:hint="eastAsia"/>
-                <w:vertAlign w:val="baseline"/>
-                <w:lang w:val="en-US" w:eastAsia="zh-CN"/>
-              </w:rPr>
-            </w:pPr>
-            <w:r>
-              <w:rPr>
-                <w:rFonts w:hint="eastAsia"/>
-                <w:vertAlign w:val="baseline"/>
-                <w:lang w:val="en-US" w:eastAsia="zh-CN"/>
-              </w:rPr>
-              <w:t>Si:56</w:t>
-            </w:r>
-          </w:p>
-          <w:p>
-            <w:pPr>
-              <w:snapToGrid w:val="0"/>
-              <w:rPr>
-                <w:rFonts w:hint="eastAsia"/>
-                <w:highlight w:val="cyan"/>
-                <w:vertAlign w:val="baseline"/>
-                <w:lang w:val="en-US" w:eastAsia="zh-CN"/>
-              </w:rPr>
-            </w:pPr>
-            <w:r>
-              <w:rPr>
-                <w:rFonts w:hint="eastAsia"/>
-                <w:highlight w:val="cyan"/>
-                <w:vertAlign w:val="baseline"/>
-                <w:lang w:val="en-US" w:eastAsia="zh-CN"/>
-              </w:rPr>
-              <w:t>Al:6</w:t>
-            </w:r>
-          </w:p>
-          <w:p>
-            <w:pPr>
-              <w:snapToGrid w:val="0"/>
-              <w:rPr>
-                <w:rFonts w:hint="eastAsia"/>
-                <w:highlight w:val="cyan"/>
-                <w:vertAlign w:val="baseline"/>
-                <w:lang w:val="en-US" w:eastAsia="zh-CN"/>
-              </w:rPr>
-            </w:pPr>
-            <w:r>
-              <w:rPr>
-                <w:rFonts w:hint="eastAsia"/>
-                <w:highlight w:val="cyan"/>
-                <w:vertAlign w:val="baseline"/>
-                <w:lang w:val="en-US" w:eastAsia="zh-CN"/>
-              </w:rPr>
-              <w:t>Fe:7</w:t>
-            </w:r>
-          </w:p>
-          <w:p>
-            <w:pPr>
-              <w:snapToGrid w:val="0"/>
-              <w:rPr>
-                <w:rFonts w:hint="eastAsia"/>
-                <w:vertAlign w:val="baseline"/>
-                <w:lang w:val="en-US" w:eastAsia="zh-CN"/>
-              </w:rPr>
-            </w:pPr>
-            <w:r>
-              <w:rPr>
-                <w:rFonts w:hint="eastAsia"/>
-                <w:vertAlign w:val="baseline"/>
-                <w:lang w:val="en-US" w:eastAsia="zh-CN"/>
-              </w:rPr>
-              <w:t>Ca:19</w:t>
-            </w:r>
-          </w:p>
-          <w:p>
-            <w:pPr>
-              <w:snapToGrid w:val="0"/>
-              <w:rPr>
-                <w:rFonts w:hint="eastAsia"/>
-                <w:vertAlign w:val="baseline"/>
-                <w:lang w:val="en-US" w:eastAsia="zh-CN"/>
-              </w:rPr>
-            </w:pPr>
-            <w:r>
-              <w:rPr>
-                <w:rFonts w:hint="eastAsia"/>
-                <w:vertAlign w:val="baseline"/>
-                <w:lang w:val="en-US" w:eastAsia="zh-CN"/>
-              </w:rPr>
-              <w:t>Mg:6</w:t>
-            </w:r>
-          </w:p>
-          <w:p>
-            <w:pPr>
-              <w:snapToGrid w:val="0"/>
-              <w:rPr>
-                <w:rFonts w:hint="default"/>
-                <w:vertAlign w:val="baseline"/>
-                <w:lang w:val="en-US" w:eastAsia="zh-CN"/>
-              </w:rPr>
-            </w:pPr>
-          </w:p>
-        </w:tc>
-        <w:tc>
-          <w:tcPr>
-            <w:tcW w:w="1011" w:type="dxa"/>
-          </w:tcPr>
-          <w:p>
-            <w:pPr>
-              <w:snapToGrid w:val="0"/>
-              <w:rPr>
-                <w:rFonts w:hint="default" w:eastAsiaTheme="minorEastAsia"/>
-                <w:vertAlign w:val="baseline"/>
-                <w:lang w:val="en-US" w:eastAsia="zh-CN"/>
-              </w:rPr>
-            </w:pPr>
-            <w:r>
-              <w:rPr>
-                <w:rFonts w:hint="eastAsia"/>
-                <w:vertAlign w:val="baseline"/>
-                <w:lang w:val="en-US" w:eastAsia="zh-CN"/>
-              </w:rPr>
-              <w:t>0.9426</w:t>
-            </w:r>
-          </w:p>
-        </w:tc>
-        <w:tc>
-          <w:tcPr>
-            <w:tcW w:w="1011" w:type="dxa"/>
-          </w:tcPr>
-          <w:p>
-            <w:pPr>
-              <w:snapToGrid w:val="0"/>
-              <w:rPr>
-                <w:vertAlign w:val="baseline"/>
-              </w:rPr>
-            </w:pPr>
-          </w:p>
-        </w:tc>
-        <w:tc>
-          <w:tcPr>
-            <w:tcW w:w="1011" w:type="dxa"/>
-          </w:tcPr>
-          <w:p>
-            <w:pPr>
-              <w:snapToGrid w:val="0"/>
-              <w:rPr>
-                <w:vertAlign w:val="baseline"/>
-              </w:rPr>
-            </w:pPr>
-          </w:p>
-        </w:tc>
-        <w:tc>
-          <w:tcPr>
-            <w:tcW w:w="1011" w:type="dxa"/>
-          </w:tcPr>
-          <w:p>
-            <w:pPr>
-              <w:snapToGrid w:val="0"/>
-              <w:rPr>
-                <w:vertAlign w:val="baseline"/>
-              </w:rPr>
-            </w:pPr>
-          </w:p>
-        </w:tc>
-        <w:tc>
-          <w:tcPr>
-            <w:tcW w:w="1011" w:type="dxa"/>
-          </w:tcPr>
-          <w:p>
-            <w:pPr>
-              <w:snapToGrid w:val="0"/>
-              <w:rPr>
-                <w:rFonts w:hint="default" w:eastAsiaTheme="minorEastAsia"/>
-                <w:vertAlign w:val="baseline"/>
-                <w:lang w:val="en-US" w:eastAsia="zh-CN"/>
-              </w:rPr>
-            </w:pPr>
-            <w:r>
-              <w:rPr>
-                <w:rFonts w:hint="eastAsia"/>
-                <w:vertAlign w:val="baseline"/>
-                <w:lang w:val="en-US" w:eastAsia="zh-CN"/>
-              </w:rPr>
-              <w:t>0.8574</w:t>
-            </w:r>
-          </w:p>
-        </w:tc>
-        <w:tc>
-          <w:tcPr>
-            <w:tcW w:w="1011" w:type="dxa"/>
-          </w:tcPr>
-          <w:p>
-            <w:pPr>
-              <w:snapToGrid w:val="0"/>
-              <w:rPr>
-                <w:rFonts w:hint="default"/>
-                <w:vertAlign w:val="baseline"/>
-                <w:lang w:val="en-US" w:eastAsia="zh-CN"/>
-              </w:rPr>
-            </w:pPr>
-            <w:r>
-              <w:rPr>
-                <w:rFonts w:hint="eastAsia"/>
-                <w:vertAlign w:val="baseline"/>
-                <w:lang w:val="en-US" w:eastAsia="zh-CN"/>
-              </w:rPr>
-              <w:t>0.8897</w:t>
-            </w:r>
-          </w:p>
-        </w:tc>
-        <w:tc>
-          <w:tcPr>
-            <w:tcW w:w="1011" w:type="dxa"/>
-          </w:tcPr>
-          <w:p>
-            <w:pPr>
-              <w:snapToGrid w:val="0"/>
-              <w:rPr>
-                <w:vertAlign w:val="baseline"/>
-              </w:rPr>
-            </w:pPr>
-          </w:p>
-        </w:tc>
-        <w:tc>
-          <w:tcPr>
-            <w:tcW w:w="1011" w:type="dxa"/>
-          </w:tcPr>
-          <w:p>
-            <w:pPr>
-              <w:snapToGrid w:val="0"/>
-              <w:rPr>
-                <w:vertAlign w:val="baseline"/>
-              </w:rPr>
-            </w:pPr>
-          </w:p>
-        </w:tc>
-        <w:tc>
-          <w:tcPr>
-            <w:tcW w:w="1011" w:type="dxa"/>
-          </w:tcPr>
-          <w:p>
-            <w:pPr>
-              <w:snapToGrid w:val="0"/>
-              <w:rPr>
-                <w:rFonts w:hint="default" w:eastAsiaTheme="minorEastAsia"/>
-                <w:vertAlign w:val="baseline"/>
-                <w:lang w:val="en-US" w:eastAsia="zh-CN"/>
-              </w:rPr>
-            </w:pPr>
-            <w:r>
-              <w:rPr>
-                <w:rFonts w:hint="eastAsia"/>
-                <w:vertAlign w:val="baseline"/>
-                <w:lang w:val="en-US" w:eastAsia="zh-CN"/>
-              </w:rPr>
-              <w:t>0.3992</w:t>
-            </w:r>
+              <w:t>0.7879</w:t>
+            </w:r>
+          </w:p>
+        </w:tc>
+        <w:tc>
+          <w:tcPr>
+            <w:tcW w:w="1011" w:type="dxa"/>
+          </w:tcPr>
+          <w:p>
+            <w:pPr>
+              <w:snapToGrid w:val="0"/>
+              <w:rPr>
+                <w:vertAlign w:val="baseline"/>
+              </w:rPr>
+            </w:pPr>
           </w:p>
         </w:tc>
         <w:tc>
@@ -5351,7 +4593,9 @@
             <w:insideV w:val="single" w:color="auto" w:sz="4" w:space="0"/>
           </w:tblBorders>
           <w:tblCellMar>
+            <w:top w:w="0" w:type="dxa"/>
             <w:left w:w="108" w:type="dxa"/>
+            <w:bottom w:w="0" w:type="dxa"/>
             <w:right w:w="108" w:type="dxa"/>
           </w:tblCellMar>
         </w:tblPrEx>
@@ -5378,7 +4622,7 @@
                 <w:vertAlign w:val="baseline"/>
                 <w:lang w:val="en-US" w:eastAsia="zh-CN"/>
               </w:rPr>
-              <w:t>07145</w:t>
+              <w:t>07125</w:t>
             </w:r>
           </w:p>
         </w:tc>
@@ -5401,25 +4645,25 @@
                 <w:vertAlign w:val="baseline"/>
                 <w:lang w:val="en-US" w:eastAsia="zh-CN"/>
               </w:rPr>
-              <w:t>Si:54</w:t>
-            </w:r>
-          </w:p>
-          <w:p>
-            <w:pPr>
-              <w:snapToGrid w:val="0"/>
-              <w:rPr>
-                <w:rFonts w:hint="eastAsia"/>
-                <w:vertAlign w:val="baseline"/>
-                <w:lang w:val="en-US" w:eastAsia="zh-CN"/>
-              </w:rPr>
-            </w:pPr>
-            <w:r>
-              <w:rPr>
-                <w:rFonts w:hint="eastAsia"/>
-                <w:vertAlign w:val="baseline"/>
-                <w:lang w:val="en-US" w:eastAsia="zh-CN"/>
-              </w:rPr>
-              <w:t>Al:14</w:t>
+              <w:t>Si:73</w:t>
+            </w:r>
+          </w:p>
+          <w:p>
+            <w:pPr>
+              <w:snapToGrid w:val="0"/>
+              <w:rPr>
+                <w:rFonts w:hint="eastAsia"/>
+                <w:vertAlign w:val="baseline"/>
+                <w:lang w:val="en-US" w:eastAsia="zh-CN"/>
+              </w:rPr>
+            </w:pPr>
+            <w:r>
+              <w:rPr>
+                <w:rFonts w:hint="eastAsia"/>
+                <w:vertAlign w:val="baseline"/>
+                <w:lang w:val="en-US" w:eastAsia="zh-CN"/>
+              </w:rPr>
+              <w:t>Al:15</w:t>
             </w:r>
           </w:p>
           <w:p>
@@ -5439,69 +4683,128 @@
                 <w:vertAlign w:val="baseline"/>
                 <w:lang w:val="en-US" w:eastAsia="zh-CN"/>
               </w:rPr>
-              <w:t>Fe:6</w:t>
-            </w:r>
-          </w:p>
-          <w:p>
-            <w:pPr>
-              <w:snapToGrid w:val="0"/>
+              <w:t>K:7</w:t>
+            </w:r>
+          </w:p>
+          <w:p>
+            <w:pPr>
+              <w:snapToGrid w:val="0"/>
+              <w:rPr>
+                <w:rFonts w:hint="default"/>
+                <w:vertAlign w:val="baseline"/>
+                <w:lang w:val="en-US" w:eastAsia="zh-CN"/>
+              </w:rPr>
+            </w:pPr>
+            <w:r>
               <w:rPr>
                 <w:rFonts w:hint="eastAsia"/>
                 <w:highlight w:val="cyan"/>
                 <w:vertAlign w:val="baseline"/>
                 <w:lang w:val="en-US" w:eastAsia="zh-CN"/>
               </w:rPr>
-            </w:pPr>
-            <w:r>
-              <w:rPr>
-                <w:rFonts w:hint="eastAsia"/>
-                <w:highlight w:val="cyan"/>
-                <w:vertAlign w:val="baseline"/>
-                <w:lang w:val="en-US" w:eastAsia="zh-CN"/>
-              </w:rPr>
-              <w:t>Ca:5</w:t>
-            </w:r>
-          </w:p>
-          <w:p>
-            <w:pPr>
-              <w:snapToGrid w:val="0"/>
-              <w:rPr>
-                <w:rFonts w:hint="eastAsia"/>
-                <w:highlight w:val="cyan"/>
-                <w:vertAlign w:val="baseline"/>
-                <w:lang w:val="en-US" w:eastAsia="zh-CN"/>
-              </w:rPr>
-            </w:pPr>
-            <w:r>
-              <w:rPr>
-                <w:rFonts w:hint="eastAsia"/>
-                <w:highlight w:val="cyan"/>
-                <w:vertAlign w:val="baseline"/>
-                <w:lang w:val="en-US" w:eastAsia="zh-CN"/>
-              </w:rPr>
-              <w:t>K:2</w:t>
-            </w:r>
-          </w:p>
-          <w:p>
-            <w:pPr>
-              <w:snapToGrid w:val="0"/>
-              <w:rPr>
-                <w:rFonts w:hint="eastAsia"/>
-                <w:highlight w:val="cyan"/>
-                <w:vertAlign w:val="baseline"/>
-                <w:lang w:val="en-US" w:eastAsia="zh-CN"/>
-              </w:rPr>
-            </w:pPr>
-            <w:r>
-              <w:rPr>
-                <w:rFonts w:hint="eastAsia"/>
-                <w:highlight w:val="cyan"/>
-                <w:vertAlign w:val="baseline"/>
-                <w:lang w:val="en-US" w:eastAsia="zh-CN"/>
-              </w:rPr>
-              <w:t>Na:4</w:t>
-            </w:r>
-          </w:p>
+              <w:t>Na:3</w:t>
+            </w:r>
+          </w:p>
+        </w:tc>
+        <w:tc>
+          <w:tcPr>
+            <w:tcW w:w="1011" w:type="dxa"/>
+          </w:tcPr>
+          <w:p>
+            <w:pPr>
+              <w:snapToGrid w:val="0"/>
+              <w:rPr>
+                <w:rFonts w:hint="default" w:eastAsiaTheme="minorEastAsia"/>
+                <w:vertAlign w:val="baseline"/>
+                <w:lang w:val="en-US" w:eastAsia="zh-CN"/>
+              </w:rPr>
+            </w:pPr>
+            <w:r>
+              <w:rPr>
+                <w:rFonts w:hint="eastAsia"/>
+                <w:vertAlign w:val="baseline"/>
+                <w:lang w:val="en-US" w:eastAsia="zh-CN"/>
+              </w:rPr>
+              <w:t>0.9605</w:t>
+            </w:r>
+          </w:p>
+        </w:tc>
+        <w:tc>
+          <w:tcPr>
+            <w:tcW w:w="1011" w:type="dxa"/>
+          </w:tcPr>
+          <w:p>
+            <w:pPr>
+              <w:snapToGrid w:val="0"/>
+              <w:rPr>
+                <w:rFonts w:hint="default" w:eastAsiaTheme="minorEastAsia"/>
+                <w:vertAlign w:val="baseline"/>
+                <w:lang w:val="en-US" w:eastAsia="zh-CN"/>
+              </w:rPr>
+            </w:pPr>
+            <w:r>
+              <w:rPr>
+                <w:rFonts w:hint="eastAsia"/>
+                <w:vertAlign w:val="baseline"/>
+                <w:lang w:val="en-US" w:eastAsia="zh-CN"/>
+              </w:rPr>
+              <w:t>0.9245</w:t>
+            </w:r>
+          </w:p>
+        </w:tc>
+        <w:tc>
+          <w:tcPr>
+            <w:tcW w:w="1011" w:type="dxa"/>
+          </w:tcPr>
+          <w:p>
+            <w:pPr>
+              <w:snapToGrid w:val="0"/>
+              <w:rPr>
+                <w:vertAlign w:val="baseline"/>
+              </w:rPr>
+            </w:pPr>
+          </w:p>
+        </w:tc>
+        <w:tc>
+          <w:tcPr>
+            <w:tcW w:w="1011" w:type="dxa"/>
+          </w:tcPr>
+          <w:p>
+            <w:pPr>
+              <w:snapToGrid w:val="0"/>
+              <w:rPr>
+                <w:vertAlign w:val="baseline"/>
+              </w:rPr>
+            </w:pPr>
+          </w:p>
+        </w:tc>
+        <w:tc>
+          <w:tcPr>
+            <w:tcW w:w="1011" w:type="dxa"/>
+          </w:tcPr>
+          <w:p>
+            <w:pPr>
+              <w:snapToGrid w:val="0"/>
+              <w:rPr>
+                <w:rFonts w:hint="default" w:eastAsiaTheme="minorEastAsia"/>
+                <w:vertAlign w:val="baseline"/>
+                <w:lang w:val="en-US" w:eastAsia="zh-CN"/>
+              </w:rPr>
+            </w:pPr>
+            <w:r>
+              <w:rPr>
+                <w:rFonts w:hint="eastAsia"/>
+                <w:vertAlign w:val="baseline"/>
+                <w:lang w:val="en-US" w:eastAsia="zh-CN"/>
+              </w:rPr>
+              <w:t>0.8612</w:t>
+            </w:r>
+          </w:p>
+        </w:tc>
+        <w:tc>
+          <w:tcPr>
+            <w:tcW w:w="1011" w:type="dxa"/>
+          </w:tcPr>
           <w:p>
             <w:pPr>
               <w:snapToGrid w:val="0"/>
@@ -5514,34 +4817,10 @@
             <w:r>
               <w:rPr>
                 <w:rFonts w:hint="eastAsia"/>
-                <w:highlight w:val="cyan"/>
-                <w:vertAlign w:val="baseline"/>
-                <w:lang w:val="en-US" w:eastAsia="zh-CN"/>
-              </w:rPr>
-              <w:t>Mg:14</w:t>
-            </w:r>
-          </w:p>
-        </w:tc>
-        <w:tc>
-          <w:tcPr>
-            <w:tcW w:w="1011" w:type="dxa"/>
-          </w:tcPr>
-          <w:p>
-            <w:pPr>
-              <w:snapToGrid w:val="0"/>
-              <w:rPr>
-                <w:rFonts w:hint="default"/>
-                <w:vertAlign w:val="baseline"/>
-                <w:lang w:val="en-US" w:eastAsia="zh-CN"/>
-              </w:rPr>
-            </w:pPr>
-            <w:r>
-              <w:rPr>
-                <w:rFonts w:hint="eastAsia"/>
-                <w:vertAlign w:val="baseline"/>
-                <w:lang w:val="en-US" w:eastAsia="zh-CN"/>
-              </w:rPr>
-              <w:t>0.8654</w:t>
+                <w:vertAlign w:val="baseline"/>
+                <w:lang w:val="en-US" w:eastAsia="zh-CN"/>
+              </w:rPr>
+              <w:t>0.7474</w:t>
             </w:r>
           </w:p>
         </w:tc>
@@ -5577,80 +4856,8 @@
                 <w:vertAlign w:val="baseline"/>
                 <w:lang w:val="en-US" w:eastAsia="zh-CN"/>
               </w:rPr>
-              <w:t>0.8045</w:t>
-            </w:r>
-          </w:p>
-        </w:tc>
-        <w:tc>
-          <w:tcPr>
-            <w:tcW w:w="1011" w:type="dxa"/>
-          </w:tcPr>
-          <w:p>
-            <w:pPr>
-              <w:snapToGrid w:val="0"/>
-              <w:rPr>
-                <w:vertAlign w:val="baseline"/>
-              </w:rPr>
-            </w:pPr>
-          </w:p>
-        </w:tc>
-        <w:tc>
-          <w:tcPr>
-            <w:tcW w:w="1011" w:type="dxa"/>
-          </w:tcPr>
-          <w:p>
-            <w:pPr>
-              <w:snapToGrid w:val="0"/>
-              <w:rPr>
-                <w:rFonts w:hint="default"/>
-                <w:vertAlign w:val="baseline"/>
-                <w:lang w:val="en-US" w:eastAsia="zh-CN"/>
-              </w:rPr>
-            </w:pPr>
-            <w:r>
-              <w:rPr>
-                <w:rFonts w:hint="eastAsia"/>
-                <w:vertAlign w:val="baseline"/>
-                <w:lang w:val="en-US" w:eastAsia="zh-CN"/>
-              </w:rPr>
-              <w:t>0.8755</w:t>
-            </w:r>
-          </w:p>
-        </w:tc>
-        <w:tc>
-          <w:tcPr>
-            <w:tcW w:w="1011" w:type="dxa"/>
-          </w:tcPr>
-          <w:p>
-            <w:pPr>
-              <w:snapToGrid w:val="0"/>
-              <w:rPr>
-                <w:rFonts w:hint="default"/>
-                <w:vertAlign w:val="baseline"/>
-                <w:lang w:val="en-US" w:eastAsia="zh-CN"/>
-              </w:rPr>
-            </w:pPr>
-            <w:r>
-              <w:rPr>
-                <w:rFonts w:hint="eastAsia"/>
-                <w:vertAlign w:val="baseline"/>
-                <w:lang w:val="en-US" w:eastAsia="zh-CN"/>
-              </w:rPr>
-              <w:t>0.7403</w:t>
-            </w:r>
-          </w:p>
-        </w:tc>
-        <w:tc>
-          <w:tcPr>
-            <w:tcW w:w="1011" w:type="dxa"/>
-          </w:tcPr>
-          <w:p>
-            <w:pPr>
-              <w:snapToGrid w:val="0"/>
-              <w:rPr>
-                <w:vertAlign w:val="baseline"/>
-              </w:rPr>
-            </w:pPr>
+              <w:t>0.6095</w:t>
+            </w:r>
           </w:p>
         </w:tc>
         <w:tc>
@@ -5672,23 +4879,8 @@
                 <w:vertAlign w:val="baseline"/>
                 <w:lang w:val="en-US" w:eastAsia="zh-CN"/>
               </w:rPr>
-              <w:t>0.7035</w:t>
-            </w:r>
-          </w:p>
-        </w:tc>
-        <w:tc>
-          <w:tcPr>
-            <w:tcW w:w="1011" w:type="dxa"/>
-          </w:tcPr>
-          <w:p>
-            <w:pPr>
-              <w:snapToGrid w:val="0"/>
-              <w:rPr>
-                <w:rFonts w:hint="eastAsia"/>
-                <w:vertAlign w:val="baseline"/>
-                <w:lang w:val="en-US" w:eastAsia="zh-CN"/>
-              </w:rPr>
-            </w:pPr>
+              <w:t>0.8251</w:t>
+            </w:r>
           </w:p>
         </w:tc>
         <w:tc>
@@ -5699,32 +4891,24 @@
             <w:pPr>
               <w:snapToGrid w:val="0"/>
               <w:rPr>
-                <w:vertAlign w:val="baseline"/>
-              </w:rPr>
-            </w:pPr>
-          </w:p>
-        </w:tc>
-        <w:tc>
-          <w:tcPr>
-            <w:tcW w:w="1011" w:type="dxa"/>
-          </w:tcPr>
-          <w:p>
-            <w:pPr>
-              <w:snapToGrid w:val="0"/>
-              <w:rPr>
-                <w:rFonts w:hint="default" w:eastAsiaTheme="minorEastAsia"/>
-                <w:vertAlign w:val="baseline"/>
-                <w:lang w:val="en-US" w:eastAsia="zh-CN"/>
-              </w:rPr>
-            </w:pPr>
-            <w:r>
-              <w:rPr>
-                <w:rFonts w:hint="eastAsia"/>
-                <w:vertAlign w:val="baseline"/>
-                <w:lang w:val="en-US" w:eastAsia="zh-CN"/>
-              </w:rPr>
-              <w:t>0.1708</w:t>
-            </w:r>
+                <w:rFonts w:hint="eastAsia" w:eastAsiaTheme="minorEastAsia"/>
+                <w:vertAlign w:val="baseline"/>
+                <w:lang w:val="en-US" w:eastAsia="zh-CN"/>
+              </w:rPr>
+            </w:pPr>
+          </w:p>
+        </w:tc>
+        <w:tc>
+          <w:tcPr>
+            <w:tcW w:w="1011" w:type="dxa"/>
+          </w:tcPr>
+          <w:p>
+            <w:pPr>
+              <w:snapToGrid w:val="0"/>
+              <w:rPr>
+                <w:vertAlign w:val="baseline"/>
+              </w:rPr>
+            </w:pPr>
           </w:p>
         </w:tc>
         <w:tc>
@@ -5803,7 +4987,9 @@
             <w:insideV w:val="single" w:color="auto" w:sz="4" w:space="0"/>
           </w:tblBorders>
           <w:tblCellMar>
+            <w:top w:w="0" w:type="dxa"/>
             <w:left w:w="108" w:type="dxa"/>
+            <w:bottom w:w="0" w:type="dxa"/>
             <w:right w:w="108" w:type="dxa"/>
           </w:tblCellMar>
         </w:tblPrEx>
@@ -5830,7 +5016,7 @@
                 <w:vertAlign w:val="baseline"/>
                 <w:lang w:val="en-US" w:eastAsia="zh-CN"/>
               </w:rPr>
-              <w:t>07405</w:t>
+              <w:t>07141</w:t>
             </w:r>
           </w:p>
         </w:tc>
@@ -5843,6 +5029,24 @@
               <w:snapToGrid w:val="0"/>
               <w:rPr>
                 <w:rFonts w:hint="eastAsia"/>
+                <w:vertAlign w:val="baseline"/>
+                <w:lang w:val="en-US" w:eastAsia="zh-CN"/>
+              </w:rPr>
+            </w:pPr>
+            <w:r>
+              <w:rPr>
+                <w:rFonts w:hint="eastAsia"/>
+                <w:vertAlign w:val="baseline"/>
+                <w:lang w:val="en-US" w:eastAsia="zh-CN"/>
+              </w:rPr>
+              <w:t>Si:56</w:t>
+            </w:r>
+          </w:p>
+          <w:p>
+            <w:pPr>
+              <w:snapToGrid w:val="0"/>
+              <w:rPr>
+                <w:rFonts w:hint="eastAsia"/>
                 <w:highlight w:val="cyan"/>
                 <w:vertAlign w:val="baseline"/>
                 <w:lang w:val="en-US" w:eastAsia="zh-CN"/>
@@ -5855,65 +5059,63 @@
                 <w:vertAlign w:val="baseline"/>
                 <w:lang w:val="en-US" w:eastAsia="zh-CN"/>
               </w:rPr>
-              <w:t>Si:57</w:t>
-            </w:r>
-          </w:p>
-          <w:p>
-            <w:pPr>
-              <w:snapToGrid w:val="0"/>
-              <w:rPr>
-                <w:rFonts w:hint="eastAsia"/>
-                <w:vertAlign w:val="baseline"/>
-                <w:lang w:val="en-US" w:eastAsia="zh-CN"/>
-              </w:rPr>
-            </w:pPr>
-            <w:r>
-              <w:rPr>
-                <w:rFonts w:hint="eastAsia"/>
-                <w:vertAlign w:val="baseline"/>
-                <w:lang w:val="en-US" w:eastAsia="zh-CN"/>
-              </w:rPr>
-              <w:t>Al:27</w:t>
-            </w:r>
-          </w:p>
-          <w:p>
-            <w:pPr>
-              <w:snapToGrid w:val="0"/>
-              <w:rPr>
-                <w:rFonts w:hint="eastAsia"/>
-                <w:highlight w:val="cyan"/>
-                <w:vertAlign w:val="baseline"/>
-                <w:lang w:val="en-US" w:eastAsia="zh-CN"/>
-              </w:rPr>
-            </w:pPr>
-            <w:r>
-              <w:rPr>
-                <w:rFonts w:hint="eastAsia"/>
-                <w:highlight w:val="cyan"/>
-                <w:vertAlign w:val="baseline"/>
-                <w:lang w:val="en-US" w:eastAsia="zh-CN"/>
-              </w:rPr>
-              <w:t>Fe:10</w:t>
-            </w:r>
-          </w:p>
-          <w:p>
-            <w:pPr>
-              <w:snapToGrid w:val="0"/>
-              <w:rPr>
-                <w:rFonts w:hint="eastAsia"/>
-                <w:highlight w:val="cyan"/>
-                <w:vertAlign w:val="baseline"/>
-                <w:lang w:val="en-US" w:eastAsia="zh-CN"/>
-              </w:rPr>
-            </w:pPr>
-            <w:r>
-              <w:rPr>
-                <w:rFonts w:hint="eastAsia"/>
-                <w:highlight w:val="cyan"/>
-                <w:vertAlign w:val="baseline"/>
-                <w:lang w:val="en-US" w:eastAsia="zh-CN"/>
-              </w:rPr>
-              <w:t>K:2</w:t>
+              <w:t>Al:6</w:t>
+            </w:r>
+          </w:p>
+          <w:p>
+            <w:pPr>
+              <w:snapToGrid w:val="0"/>
+              <w:rPr>
+                <w:rFonts w:hint="eastAsia"/>
+                <w:highlight w:val="none"/>
+                <w:vertAlign w:val="baseline"/>
+                <w:lang w:val="en-US" w:eastAsia="zh-CN"/>
+              </w:rPr>
+            </w:pPr>
+            <w:r>
+              <w:rPr>
+                <w:rFonts w:hint="eastAsia"/>
+                <w:highlight w:val="none"/>
+                <w:vertAlign w:val="baseline"/>
+                <w:lang w:val="en-US" w:eastAsia="zh-CN"/>
+              </w:rPr>
+              <w:t>Fe:7</w:t>
+            </w:r>
+          </w:p>
+          <w:p>
+            <w:pPr>
+              <w:snapToGrid w:val="0"/>
+              <w:rPr>
+                <w:rFonts w:hint="eastAsia"/>
+                <w:vertAlign w:val="baseline"/>
+                <w:lang w:val="en-US" w:eastAsia="zh-CN"/>
+              </w:rPr>
+            </w:pPr>
+            <w:r>
+              <w:rPr>
+                <w:rFonts w:hint="eastAsia"/>
+                <w:vertAlign w:val="baseline"/>
+                <w:lang w:val="en-US" w:eastAsia="zh-CN"/>
+              </w:rPr>
+              <w:t>Ca:19</w:t>
+            </w:r>
+          </w:p>
+          <w:p>
+            <w:pPr>
+              <w:snapToGrid w:val="0"/>
+              <w:rPr>
+                <w:rFonts w:hint="eastAsia"/>
+                <w:vertAlign w:val="baseline"/>
+                <w:lang w:val="en-US" w:eastAsia="zh-CN"/>
+              </w:rPr>
+            </w:pPr>
+            <w:r>
+              <w:rPr>
+                <w:rFonts w:hint="eastAsia"/>
+                <w:vertAlign w:val="baseline"/>
+                <w:lang w:val="en-US" w:eastAsia="zh-CN"/>
+              </w:rPr>
+              <w:t>Mg:6</w:t>
             </w:r>
           </w:p>
           <w:p>
@@ -5925,13 +5127,90 @@
                 <w:lang w:val="en-US" w:eastAsia="zh-CN"/>
               </w:rPr>
             </w:pPr>
-            <w:r>
-              <w:rPr>
-                <w:rFonts w:hint="eastAsia"/>
-                <w:vertAlign w:val="baseline"/>
-                <w:lang w:val="en-US" w:eastAsia="zh-CN"/>
-              </w:rPr>
-              <w:t>Mg:1</w:t>
+          </w:p>
+        </w:tc>
+        <w:tc>
+          <w:tcPr>
+            <w:tcW w:w="1011" w:type="dxa"/>
+          </w:tcPr>
+          <w:p>
+            <w:pPr>
+              <w:snapToGrid w:val="0"/>
+              <w:rPr>
+                <w:rFonts w:hint="default" w:eastAsiaTheme="minorEastAsia"/>
+                <w:vertAlign w:val="baseline"/>
+                <w:lang w:val="en-US" w:eastAsia="zh-CN"/>
+              </w:rPr>
+            </w:pPr>
+            <w:r>
+              <w:rPr>
+                <w:rFonts w:hint="eastAsia"/>
+                <w:vertAlign w:val="baseline"/>
+                <w:lang w:val="en-US" w:eastAsia="zh-CN"/>
+              </w:rPr>
+              <w:t>0.9426</w:t>
+            </w:r>
+          </w:p>
+        </w:tc>
+        <w:tc>
+          <w:tcPr>
+            <w:tcW w:w="1011" w:type="dxa"/>
+          </w:tcPr>
+          <w:p>
+            <w:pPr>
+              <w:snapToGrid w:val="0"/>
+              <w:rPr>
+                <w:vertAlign w:val="baseline"/>
+              </w:rPr>
+            </w:pPr>
+          </w:p>
+        </w:tc>
+        <w:tc>
+          <w:tcPr>
+            <w:tcW w:w="1011" w:type="dxa"/>
+          </w:tcPr>
+          <w:p>
+            <w:pPr>
+              <w:snapToGrid w:val="0"/>
+              <w:rPr>
+                <w:vertAlign w:val="baseline"/>
+              </w:rPr>
+            </w:pPr>
+          </w:p>
+        </w:tc>
+        <w:tc>
+          <w:tcPr>
+            <w:tcW w:w="1011" w:type="dxa"/>
+          </w:tcPr>
+          <w:p>
+            <w:pPr>
+              <w:snapToGrid w:val="0"/>
+              <w:rPr>
+                <w:vertAlign w:val="baseline"/>
+              </w:rPr>
+            </w:pPr>
+          </w:p>
+        </w:tc>
+        <w:tc>
+          <w:tcPr>
+            <w:tcW w:w="1011" w:type="dxa"/>
+          </w:tcPr>
+          <w:p>
+            <w:pPr>
+              <w:snapToGrid w:val="0"/>
+              <w:rPr>
+                <w:rFonts w:hint="default" w:eastAsiaTheme="minorEastAsia"/>
+                <w:vertAlign w:val="baseline"/>
+                <w:lang w:val="en-US" w:eastAsia="zh-CN"/>
+              </w:rPr>
+            </w:pPr>
+            <w:r>
+              <w:rPr>
+                <w:rFonts w:hint="eastAsia"/>
+                <w:vertAlign w:val="baseline"/>
+                <w:lang w:val="en-US" w:eastAsia="zh-CN"/>
+              </w:rPr>
+              <w:t>0.8574</w:t>
             </w:r>
           </w:p>
         </w:tc>
@@ -5954,126 +5233,57 @@
                 <w:vertAlign w:val="baseline"/>
                 <w:lang w:val="en-US" w:eastAsia="zh-CN"/>
               </w:rPr>
-              <w:t>0.9603</w:t>
-            </w:r>
-          </w:p>
-        </w:tc>
-        <w:tc>
-          <w:tcPr>
-            <w:tcW w:w="1011" w:type="dxa"/>
-          </w:tcPr>
-          <w:p>
-            <w:pPr>
-              <w:snapToGrid w:val="0"/>
-              <w:rPr>
-                <w:vertAlign w:val="baseline"/>
-              </w:rPr>
-            </w:pPr>
-          </w:p>
-        </w:tc>
-        <w:tc>
-          <w:tcPr>
-            <w:tcW w:w="1011" w:type="dxa"/>
-          </w:tcPr>
-          <w:p>
-            <w:pPr>
-              <w:snapToGrid w:val="0"/>
-              <w:rPr>
-                <w:vertAlign w:val="baseline"/>
-              </w:rPr>
-            </w:pPr>
-          </w:p>
-        </w:tc>
-        <w:tc>
-          <w:tcPr>
-            <w:tcW w:w="1011" w:type="dxa"/>
-          </w:tcPr>
-          <w:p>
-            <w:pPr>
-              <w:snapToGrid w:val="0"/>
-              <w:rPr>
-                <w:vertAlign w:val="baseline"/>
-              </w:rPr>
-            </w:pPr>
-          </w:p>
-        </w:tc>
-        <w:tc>
-          <w:tcPr>
-            <w:tcW w:w="1011" w:type="dxa"/>
-          </w:tcPr>
-          <w:p>
-            <w:pPr>
-              <w:snapToGrid w:val="0"/>
-              <w:rPr>
-                <w:rFonts w:hint="eastAsia"/>
-                <w:vertAlign w:val="baseline"/>
-                <w:lang w:val="en-US" w:eastAsia="zh-CN"/>
-              </w:rPr>
-            </w:pPr>
-          </w:p>
-        </w:tc>
-        <w:tc>
-          <w:tcPr>
-            <w:tcW w:w="1011" w:type="dxa"/>
-          </w:tcPr>
-          <w:p>
-            <w:pPr>
-              <w:snapToGrid w:val="0"/>
-              <w:rPr>
-                <w:rFonts w:hint="default"/>
-                <w:vertAlign w:val="baseline"/>
-                <w:lang w:val="en-US" w:eastAsia="zh-CN"/>
-              </w:rPr>
-            </w:pPr>
-            <w:r>
-              <w:rPr>
-                <w:rFonts w:hint="eastAsia"/>
-                <w:vertAlign w:val="baseline"/>
-                <w:lang w:val="en-US" w:eastAsia="zh-CN"/>
-              </w:rPr>
-              <w:t>0.6941</w:t>
-            </w:r>
-          </w:p>
-        </w:tc>
-        <w:tc>
-          <w:tcPr>
-            <w:tcW w:w="1011" w:type="dxa"/>
-          </w:tcPr>
-          <w:p>
-            <w:pPr>
-              <w:snapToGrid w:val="0"/>
-              <w:rPr>
-                <w:vertAlign w:val="baseline"/>
-              </w:rPr>
-            </w:pPr>
-          </w:p>
-        </w:tc>
-        <w:tc>
-          <w:tcPr>
-            <w:tcW w:w="1011" w:type="dxa"/>
-          </w:tcPr>
-          <w:p>
-            <w:pPr>
-              <w:snapToGrid w:val="0"/>
-              <w:rPr>
-                <w:vertAlign w:val="baseline"/>
-              </w:rPr>
-            </w:pPr>
-          </w:p>
-        </w:tc>
-        <w:tc>
-          <w:tcPr>
-            <w:tcW w:w="1011" w:type="dxa"/>
-          </w:tcPr>
-          <w:p>
-            <w:pPr>
-              <w:snapToGrid w:val="0"/>
-              <w:rPr>
-                <w:rFonts w:hint="eastAsia"/>
-                <w:vertAlign w:val="baseline"/>
-                <w:lang w:val="en-US" w:eastAsia="zh-CN"/>
-              </w:rPr>
-            </w:pPr>
+              <w:t>0.8897</w:t>
+            </w:r>
+          </w:p>
+        </w:tc>
+        <w:tc>
+          <w:tcPr>
+            <w:tcW w:w="1011" w:type="dxa"/>
+          </w:tcPr>
+          <w:p>
+            <w:pPr>
+              <w:snapToGrid w:val="0"/>
+              <w:rPr>
+                <w:vertAlign w:val="baseline"/>
+              </w:rPr>
+            </w:pPr>
+          </w:p>
+        </w:tc>
+        <w:tc>
+          <w:tcPr>
+            <w:tcW w:w="1011" w:type="dxa"/>
+          </w:tcPr>
+          <w:p>
+            <w:pPr>
+              <w:snapToGrid w:val="0"/>
+              <w:rPr>
+                <w:vertAlign w:val="baseline"/>
+              </w:rPr>
+            </w:pPr>
+          </w:p>
+        </w:tc>
+        <w:tc>
+          <w:tcPr>
+            <w:tcW w:w="1011" w:type="dxa"/>
+          </w:tcPr>
+          <w:p>
+            <w:pPr>
+              <w:snapToGrid w:val="0"/>
+              <w:rPr>
+                <w:rFonts w:hint="default" w:eastAsiaTheme="minorEastAsia"/>
+                <w:vertAlign w:val="baseline"/>
+                <w:lang w:val="en-US" w:eastAsia="zh-CN"/>
+              </w:rPr>
+            </w:pPr>
+            <w:r>
+              <w:rPr>
+                <w:rFonts w:hint="eastAsia"/>
+                <w:vertAlign w:val="baseline"/>
+                <w:lang w:val="en-US" w:eastAsia="zh-CN"/>
+              </w:rPr>
+              <w:t>0.3992</w:t>
+            </w:r>
           </w:p>
         </w:tc>
         <w:tc>
@@ -6178,7 +5388,9 @@
             <w:insideV w:val="single" w:color="auto" w:sz="4" w:space="0"/>
           </w:tblBorders>
           <w:tblCellMar>
+            <w:top w:w="0" w:type="dxa"/>
             <w:left w:w="108" w:type="dxa"/>
+            <w:bottom w:w="0" w:type="dxa"/>
             <w:right w:w="108" w:type="dxa"/>
           </w:tblCellMar>
         </w:tblPrEx>
@@ -6205,7 +5417,7 @@
                 <w:vertAlign w:val="baseline"/>
                 <w:lang w:val="en-US" w:eastAsia="zh-CN"/>
               </w:rPr>
-              <w:t>07407</w:t>
+              <w:t>07145</w:t>
             </w:r>
           </w:p>
         </w:tc>
@@ -6218,6 +5430,82 @@
               <w:snapToGrid w:val="0"/>
               <w:rPr>
                 <w:rFonts w:hint="eastAsia"/>
+                <w:vertAlign w:val="baseline"/>
+                <w:lang w:val="en-US" w:eastAsia="zh-CN"/>
+              </w:rPr>
+            </w:pPr>
+            <w:r>
+              <w:rPr>
+                <w:rFonts w:hint="eastAsia"/>
+                <w:vertAlign w:val="baseline"/>
+                <w:lang w:val="en-US" w:eastAsia="zh-CN"/>
+              </w:rPr>
+              <w:t>Si:54</w:t>
+            </w:r>
+          </w:p>
+          <w:p>
+            <w:pPr>
+              <w:snapToGrid w:val="0"/>
+              <w:rPr>
+                <w:rFonts w:hint="eastAsia"/>
+                <w:vertAlign w:val="baseline"/>
+                <w:lang w:val="en-US" w:eastAsia="zh-CN"/>
+              </w:rPr>
+            </w:pPr>
+            <w:r>
+              <w:rPr>
+                <w:rFonts w:hint="eastAsia"/>
+                <w:vertAlign w:val="baseline"/>
+                <w:lang w:val="en-US" w:eastAsia="zh-CN"/>
+              </w:rPr>
+              <w:t>Al:14</w:t>
+            </w:r>
+          </w:p>
+          <w:p>
+            <w:pPr>
+              <w:snapToGrid w:val="0"/>
+              <w:rPr>
+                <w:rFonts w:hint="eastAsia"/>
+                <w:highlight w:val="none"/>
+                <w:vertAlign w:val="baseline"/>
+                <w:lang w:val="en-US" w:eastAsia="zh-CN"/>
+              </w:rPr>
+            </w:pPr>
+            <w:r>
+              <w:rPr>
+                <w:rFonts w:hint="eastAsia"/>
+                <w:highlight w:val="none"/>
+                <w:vertAlign w:val="baseline"/>
+                <w:lang w:val="en-US" w:eastAsia="zh-CN"/>
+              </w:rPr>
+              <w:t>Fe:6</w:t>
+            </w:r>
+          </w:p>
+          <w:p>
+            <w:pPr>
+              <w:snapToGrid w:val="0"/>
+              <w:rPr>
+                <w:rFonts w:hint="eastAsia"/>
+                <w:highlight w:val="none"/>
+                <w:vertAlign w:val="baseline"/>
+                <w:lang w:val="en-US" w:eastAsia="zh-CN"/>
+              </w:rPr>
+            </w:pPr>
+            <w:r>
+              <w:rPr>
+                <w:rFonts w:hint="eastAsia"/>
+                <w:highlight w:val="none"/>
+                <w:vertAlign w:val="baseline"/>
+                <w:lang w:val="en-US" w:eastAsia="zh-CN"/>
+              </w:rPr>
+              <w:t>Ca:5</w:t>
+            </w:r>
+          </w:p>
+          <w:p>
+            <w:pPr>
+              <w:snapToGrid w:val="0"/>
+              <w:rPr>
+                <w:rFonts w:hint="eastAsia"/>
                 <w:highlight w:val="cyan"/>
                 <w:vertAlign w:val="baseline"/>
                 <w:lang w:val="en-US" w:eastAsia="zh-CN"/>
@@ -6230,25 +5518,27 @@
                 <w:vertAlign w:val="baseline"/>
                 <w:lang w:val="en-US" w:eastAsia="zh-CN"/>
               </w:rPr>
-              <w:t>Si:38</w:t>
-            </w:r>
-          </w:p>
-          <w:p>
-            <w:pPr>
-              <w:snapToGrid w:val="0"/>
-              <w:rPr>
-                <w:rFonts w:hint="eastAsia"/>
-                <w:vertAlign w:val="baseline"/>
-                <w:lang w:val="en-US" w:eastAsia="zh-CN"/>
-              </w:rPr>
-            </w:pPr>
-            <w:r>
-              <w:rPr>
-                <w:rFonts w:hint="eastAsia"/>
-                <w:vertAlign w:val="baseline"/>
-                <w:lang w:val="en-US" w:eastAsia="zh-CN"/>
-              </w:rPr>
-              <w:t>Al:40</w:t>
+              <w:t>K:2</w:t>
+            </w:r>
+          </w:p>
+          <w:p>
+            <w:pPr>
+              <w:snapToGrid w:val="0"/>
+              <w:rPr>
+                <w:rFonts w:hint="eastAsia"/>
+                <w:highlight w:val="cyan"/>
+                <w:vertAlign w:val="baseline"/>
+                <w:lang w:val="en-US" w:eastAsia="zh-CN"/>
+              </w:rPr>
+            </w:pPr>
+            <w:r>
+              <w:rPr>
+                <w:rFonts w:hint="eastAsia"/>
+                <w:highlight w:val="cyan"/>
+                <w:vertAlign w:val="baseline"/>
+                <w:lang w:val="en-US" w:eastAsia="zh-CN"/>
+              </w:rPr>
+              <w:t>Na:4</w:t>
             </w:r>
           </w:p>
           <w:p>
@@ -6263,66 +5553,12 @@
             <w:r>
               <w:rPr>
                 <w:rFonts w:hint="eastAsia"/>
-                <w:highlight w:val="cyan"/>
-                <w:vertAlign w:val="baseline"/>
-                <w:lang w:val="en-US" w:eastAsia="zh-CN"/>
-              </w:rPr>
-              <w:t>Fe:17</w:t>
-            </w:r>
-          </w:p>
-        </w:tc>
-        <w:tc>
-          <w:tcPr>
-            <w:tcW w:w="1011" w:type="dxa"/>
-          </w:tcPr>
-          <w:p>
-            <w:pPr>
-              <w:snapToGrid w:val="0"/>
-              <w:rPr>
-                <w:rFonts w:hint="eastAsia"/>
-                <w:vertAlign w:val="baseline"/>
-                <w:lang w:val="en-US" w:eastAsia="zh-CN"/>
-              </w:rPr>
-            </w:pPr>
-          </w:p>
-        </w:tc>
-        <w:tc>
-          <w:tcPr>
-            <w:tcW w:w="1011" w:type="dxa"/>
-          </w:tcPr>
-          <w:p>
-            <w:pPr>
-              <w:snapToGrid w:val="0"/>
-              <w:rPr>
-                <w:vertAlign w:val="baseline"/>
-              </w:rPr>
-            </w:pPr>
-          </w:p>
-        </w:tc>
-        <w:tc>
-          <w:tcPr>
-            <w:tcW w:w="1011" w:type="dxa"/>
-          </w:tcPr>
-          <w:p>
-            <w:pPr>
-              <w:snapToGrid w:val="0"/>
-              <w:rPr>
-                <w:vertAlign w:val="baseline"/>
-              </w:rPr>
-            </w:pPr>
-          </w:p>
-        </w:tc>
-        <w:tc>
-          <w:tcPr>
-            <w:tcW w:w="1011" w:type="dxa"/>
-          </w:tcPr>
-          <w:p>
-            <w:pPr>
-              <w:snapToGrid w:val="0"/>
-              <w:rPr>
-                <w:vertAlign w:val="baseline"/>
-              </w:rPr>
-            </w:pPr>
+                <w:highlight w:val="none"/>
+                <w:vertAlign w:val="baseline"/>
+                <w:lang w:val="en-US" w:eastAsia="zh-CN"/>
+              </w:rPr>
+              <w:t>Mg:14</w:t>
+            </w:r>
           </w:p>
         </w:tc>
         <w:tc>
@@ -6344,8 +5580,57 @@
                 <w:vertAlign w:val="baseline"/>
                 <w:lang w:val="en-US" w:eastAsia="zh-CN"/>
               </w:rPr>
-              <w:t>0.8889</w:t>
-            </w:r>
+              <w:t>0.8654</w:t>
+            </w:r>
+          </w:p>
+        </w:tc>
+        <w:tc>
+          <w:tcPr>
+            <w:tcW w:w="1011" w:type="dxa"/>
+          </w:tcPr>
+          <w:p>
+            <w:pPr>
+              <w:snapToGrid w:val="0"/>
+              <w:rPr>
+                <w:vertAlign w:val="baseline"/>
+              </w:rPr>
+            </w:pPr>
+          </w:p>
+        </w:tc>
+        <w:tc>
+          <w:tcPr>
+            <w:tcW w:w="1011" w:type="dxa"/>
+          </w:tcPr>
+          <w:p>
+            <w:pPr>
+              <w:snapToGrid w:val="0"/>
+              <w:rPr>
+                <w:rFonts w:hint="default" w:eastAsiaTheme="minorEastAsia"/>
+                <w:vertAlign w:val="baseline"/>
+                <w:lang w:val="en-US" w:eastAsia="zh-CN"/>
+              </w:rPr>
+            </w:pPr>
+            <w:r>
+              <w:rPr>
+                <w:rFonts w:hint="eastAsia"/>
+                <w:vertAlign w:val="baseline"/>
+                <w:lang w:val="en-US" w:eastAsia="zh-CN"/>
+              </w:rPr>
+              <w:t>0.8045</w:t>
+            </w:r>
+          </w:p>
+        </w:tc>
+        <w:tc>
+          <w:tcPr>
+            <w:tcW w:w="1011" w:type="dxa"/>
+          </w:tcPr>
+          <w:p>
+            <w:pPr>
+              <w:snapToGrid w:val="0"/>
+              <w:rPr>
+                <w:vertAlign w:val="baseline"/>
+              </w:rPr>
+            </w:pPr>
           </w:p>
         </w:tc>
         <w:tc>
@@ -6367,7 +5652,30 @@
                 <w:vertAlign w:val="baseline"/>
                 <w:lang w:val="en-US" w:eastAsia="zh-CN"/>
               </w:rPr>
-              <w:t>0.6693</w:t>
+              <w:t>0.8755</w:t>
+            </w:r>
+          </w:p>
+        </w:tc>
+        <w:tc>
+          <w:tcPr>
+            <w:tcW w:w="1011" w:type="dxa"/>
+          </w:tcPr>
+          <w:p>
+            <w:pPr>
+              <w:snapToGrid w:val="0"/>
+              <w:rPr>
+                <w:rFonts w:hint="default"/>
+                <w:vertAlign w:val="baseline"/>
+                <w:lang w:val="en-US" w:eastAsia="zh-CN"/>
+              </w:rPr>
+            </w:pPr>
+            <w:r>
+              <w:rPr>
+                <w:rFonts w:hint="eastAsia"/>
+                <w:vertAlign w:val="baseline"/>
+                <w:lang w:val="en-US" w:eastAsia="zh-CN"/>
+              </w:rPr>
+              <w:t>0.7403</w:t>
             </w:r>
           </w:p>
         </w:tc>
@@ -6403,7 +5711,7 @@
                 <w:vertAlign w:val="baseline"/>
                 <w:lang w:val="en-US" w:eastAsia="zh-CN"/>
               </w:rPr>
-              <w:t>0.5875</w:t>
+              <w:t>0.7035</w:t>
             </w:r>
           </w:p>
         </w:tc>
@@ -6443,9 +5751,19 @@
             <w:pPr>
               <w:snapToGrid w:val="0"/>
               <w:rPr>
-                <w:vertAlign w:val="baseline"/>
-              </w:rPr>
-            </w:pPr>
+                <w:rFonts w:hint="default" w:eastAsiaTheme="minorEastAsia"/>
+                <w:vertAlign w:val="baseline"/>
+                <w:lang w:val="en-US" w:eastAsia="zh-CN"/>
+              </w:rPr>
+            </w:pPr>
+            <w:r>
+              <w:rPr>
+                <w:rFonts w:hint="eastAsia"/>
+                <w:vertAlign w:val="baseline"/>
+                <w:lang w:val="en-US" w:eastAsia="zh-CN"/>
+              </w:rPr>
+              <w:t>0.1708</w:t>
+            </w:r>
           </w:p>
         </w:tc>
         <w:tc>
@@ -6524,7 +5842,9 @@
             <w:insideV w:val="single" w:color="auto" w:sz="4" w:space="0"/>
           </w:tblBorders>
           <w:tblCellMar>
+            <w:top w:w="0" w:type="dxa"/>
             <w:left w:w="108" w:type="dxa"/>
+            <w:bottom w:w="0" w:type="dxa"/>
             <w:right w:w="108" w:type="dxa"/>
           </w:tblCellMar>
         </w:tblPrEx>
@@ -6551,7 +5871,7 @@
                 <w:vertAlign w:val="baseline"/>
                 <w:lang w:val="en-US" w:eastAsia="zh-CN"/>
               </w:rPr>
-              <w:t>070036</w:t>
+              <w:t>07405</w:t>
             </w:r>
           </w:p>
         </w:tc>
@@ -6564,6 +5884,64 @@
               <w:snapToGrid w:val="0"/>
               <w:rPr>
                 <w:rFonts w:hint="eastAsia"/>
+                <w:highlight w:val="none"/>
+                <w:vertAlign w:val="baseline"/>
+                <w:lang w:val="en-US" w:eastAsia="zh-CN"/>
+              </w:rPr>
+            </w:pPr>
+            <w:r>
+              <w:rPr>
+                <w:rFonts w:hint="eastAsia"/>
+                <w:highlight w:val="none"/>
+                <w:vertAlign w:val="baseline"/>
+                <w:lang w:val="en-US" w:eastAsia="zh-CN"/>
+              </w:rPr>
+              <w:t>Si:57</w:t>
+            </w:r>
+          </w:p>
+          <w:p>
+            <w:pPr>
+              <w:snapToGrid w:val="0"/>
+              <w:rPr>
+                <w:rFonts w:hint="eastAsia"/>
+                <w:vertAlign w:val="baseline"/>
+                <w:lang w:val="en-US" w:eastAsia="zh-CN"/>
+              </w:rPr>
+            </w:pPr>
+            <w:r>
+              <w:rPr>
+                <w:rFonts w:hint="eastAsia"/>
+                <w:vertAlign w:val="baseline"/>
+                <w:lang w:val="en-US" w:eastAsia="zh-CN"/>
+              </w:rPr>
+              <w:t>Al:27</w:t>
+            </w:r>
+          </w:p>
+          <w:p>
+            <w:pPr>
+              <w:snapToGrid w:val="0"/>
+              <w:rPr>
+                <w:rFonts w:hint="eastAsia"/>
+                <w:highlight w:val="none"/>
+                <w:vertAlign w:val="baseline"/>
+                <w:lang w:val="en-US" w:eastAsia="zh-CN"/>
+              </w:rPr>
+            </w:pPr>
+            <w:r>
+              <w:rPr>
+                <w:rFonts w:hint="eastAsia"/>
+                <w:highlight w:val="none"/>
+                <w:vertAlign w:val="baseline"/>
+                <w:lang w:val="en-US" w:eastAsia="zh-CN"/>
+              </w:rPr>
+              <w:t>Fe:10</w:t>
+            </w:r>
+          </w:p>
+          <w:p>
+            <w:pPr>
+              <w:snapToGrid w:val="0"/>
+              <w:rPr>
+                <w:rFonts w:hint="eastAsia"/>
                 <w:highlight w:val="cyan"/>
                 <w:vertAlign w:val="baseline"/>
                 <w:lang w:val="en-US" w:eastAsia="zh-CN"/>
@@ -6576,25 +5954,7 @@
                 <w:vertAlign w:val="baseline"/>
                 <w:lang w:val="en-US" w:eastAsia="zh-CN"/>
               </w:rPr>
-              <w:t>Si:5</w:t>
-            </w:r>
-          </w:p>
-          <w:p>
-            <w:pPr>
-              <w:snapToGrid w:val="0"/>
-              <w:rPr>
-                <w:rFonts w:hint="eastAsia"/>
-                <w:vertAlign w:val="baseline"/>
-                <w:lang w:val="en-US" w:eastAsia="zh-CN"/>
-              </w:rPr>
-            </w:pPr>
-            <w:r>
-              <w:rPr>
-                <w:rFonts w:hint="eastAsia"/>
-                <w:vertAlign w:val="baseline"/>
-                <w:lang w:val="en-US" w:eastAsia="zh-CN"/>
-              </w:rPr>
-              <w:t>Al:85</w:t>
+              <w:t>K:2</w:t>
             </w:r>
           </w:p>
           <w:p>
@@ -6602,21 +5962,24 @@
               <w:snapToGrid w:val="0"/>
               <w:rPr>
                 <w:rFonts w:hint="default"/>
-                <w:highlight w:val="cyan"/>
-                <w:vertAlign w:val="baseline"/>
-                <w:lang w:val="en-US" w:eastAsia="zh-CN"/>
-              </w:rPr>
-            </w:pPr>
-            <w:r>
-              <w:rPr>
-                <w:rFonts w:hint="eastAsia"/>
-                <w:highlight w:val="cyan"/>
-                <w:vertAlign w:val="baseline"/>
-                <w:lang w:val="en-US" w:eastAsia="zh-CN"/>
-              </w:rPr>
-              <w:t>Fe:4.7</w:t>
-            </w:r>
-          </w:p>
+                <w:vertAlign w:val="baseline"/>
+                <w:lang w:val="en-US" w:eastAsia="zh-CN"/>
+              </w:rPr>
+            </w:pPr>
+            <w:r>
+              <w:rPr>
+                <w:rFonts w:hint="eastAsia"/>
+                <w:vertAlign w:val="baseline"/>
+                <w:lang w:val="en-US" w:eastAsia="zh-CN"/>
+              </w:rPr>
+              <w:t>Mg:1</w:t>
+            </w:r>
+          </w:p>
+        </w:tc>
+        <w:tc>
+          <w:tcPr>
+            <w:tcW w:w="1011" w:type="dxa"/>
+          </w:tcPr>
           <w:p>
             <w:pPr>
               <w:snapToGrid w:val="0"/>
@@ -6626,6 +5989,68 @@
                 <w:lang w:val="en-US" w:eastAsia="zh-CN"/>
               </w:rPr>
             </w:pPr>
+            <w:r>
+              <w:rPr>
+                <w:rFonts w:hint="eastAsia"/>
+                <w:vertAlign w:val="baseline"/>
+                <w:lang w:val="en-US" w:eastAsia="zh-CN"/>
+              </w:rPr>
+              <w:t>0.9603</w:t>
+            </w:r>
+          </w:p>
+        </w:tc>
+        <w:tc>
+          <w:tcPr>
+            <w:tcW w:w="1011" w:type="dxa"/>
+          </w:tcPr>
+          <w:p>
+            <w:pPr>
+              <w:snapToGrid w:val="0"/>
+              <w:rPr>
+                <w:vertAlign w:val="baseline"/>
+              </w:rPr>
+            </w:pPr>
+          </w:p>
+        </w:tc>
+        <w:tc>
+          <w:tcPr>
+            <w:tcW w:w="1011" w:type="dxa"/>
+          </w:tcPr>
+          <w:p>
+            <w:pPr>
+              <w:snapToGrid w:val="0"/>
+              <w:rPr>
+                <w:vertAlign w:val="baseline"/>
+              </w:rPr>
+            </w:pPr>
+          </w:p>
+        </w:tc>
+        <w:tc>
+          <w:tcPr>
+            <w:tcW w:w="1011" w:type="dxa"/>
+          </w:tcPr>
+          <w:p>
+            <w:pPr>
+              <w:snapToGrid w:val="0"/>
+              <w:rPr>
+                <w:vertAlign w:val="baseline"/>
+              </w:rPr>
+            </w:pPr>
+          </w:p>
+        </w:tc>
+        <w:tc>
+          <w:tcPr>
+            <w:tcW w:w="1011" w:type="dxa"/>
+          </w:tcPr>
+          <w:p>
+            <w:pPr>
+              <w:snapToGrid w:val="0"/>
+              <w:rPr>
+                <w:rFonts w:hint="eastAsia"/>
+                <w:vertAlign w:val="baseline"/>
+                <w:lang w:val="en-US" w:eastAsia="zh-CN"/>
+              </w:rPr>
+            </w:pPr>
           </w:p>
         </w:tc>
         <w:tc>
@@ -6647,131 +6072,34 @@
                 <w:vertAlign w:val="baseline"/>
                 <w:lang w:val="en-US" w:eastAsia="zh-CN"/>
               </w:rPr>
-              <w:t>0.9753</w:t>
-            </w:r>
-          </w:p>
-        </w:tc>
-        <w:tc>
-          <w:tcPr>
-            <w:tcW w:w="1011" w:type="dxa"/>
-          </w:tcPr>
-          <w:p>
-            <w:pPr>
-              <w:snapToGrid w:val="0"/>
-              <w:rPr>
-                <w:vertAlign w:val="baseline"/>
-              </w:rPr>
-            </w:pPr>
-          </w:p>
-        </w:tc>
-        <w:tc>
-          <w:tcPr>
-            <w:tcW w:w="1011" w:type="dxa"/>
-          </w:tcPr>
-          <w:p>
-            <w:pPr>
-              <w:snapToGrid w:val="0"/>
-              <w:rPr>
-                <w:vertAlign w:val="baseline"/>
-              </w:rPr>
-            </w:pPr>
-            <w:bookmarkStart w:id="0" w:name="_GoBack"/>
-            <w:bookmarkEnd w:id="0"/>
-          </w:p>
-        </w:tc>
-        <w:tc>
-          <w:tcPr>
-            <w:tcW w:w="1011" w:type="dxa"/>
-          </w:tcPr>
-          <w:p>
-            <w:pPr>
-              <w:snapToGrid w:val="0"/>
-              <w:rPr>
-                <w:vertAlign w:val="baseline"/>
-              </w:rPr>
-            </w:pPr>
-          </w:p>
-        </w:tc>
-        <w:tc>
-          <w:tcPr>
-            <w:tcW w:w="1011" w:type="dxa"/>
-          </w:tcPr>
-          <w:p>
-            <w:pPr>
-              <w:snapToGrid w:val="0"/>
-              <w:rPr>
-                <w:rFonts w:hint="default"/>
-                <w:vertAlign w:val="baseline"/>
-                <w:lang w:val="en-US" w:eastAsia="zh-CN"/>
-              </w:rPr>
-            </w:pPr>
-            <w:r>
-              <w:rPr>
-                <w:rFonts w:hint="eastAsia"/>
-                <w:vertAlign w:val="baseline"/>
-                <w:lang w:val="en-US" w:eastAsia="zh-CN"/>
-              </w:rPr>
-              <w:t>0.9488</w:t>
-            </w:r>
-          </w:p>
-        </w:tc>
-        <w:tc>
-          <w:tcPr>
-            <w:tcW w:w="1011" w:type="dxa"/>
-          </w:tcPr>
-          <w:p>
-            <w:pPr>
-              <w:snapToGrid w:val="0"/>
-              <w:rPr>
-                <w:rFonts w:hint="default"/>
-                <w:vertAlign w:val="baseline"/>
-                <w:lang w:val="en-US" w:eastAsia="zh-CN"/>
-              </w:rPr>
-            </w:pPr>
-            <w:r>
-              <w:rPr>
-                <w:rFonts w:hint="eastAsia"/>
-                <w:vertAlign w:val="baseline"/>
-                <w:lang w:val="en-US" w:eastAsia="zh-CN"/>
-              </w:rPr>
-              <w:t>0.4925</w:t>
-            </w:r>
-          </w:p>
-        </w:tc>
-        <w:tc>
-          <w:tcPr>
-            <w:tcW w:w="1011" w:type="dxa"/>
-          </w:tcPr>
-          <w:p>
-            <w:pPr>
-              <w:snapToGrid w:val="0"/>
-              <w:rPr>
-                <w:vertAlign w:val="baseline"/>
-              </w:rPr>
-            </w:pPr>
-          </w:p>
-        </w:tc>
-        <w:tc>
-          <w:tcPr>
-            <w:tcW w:w="1011" w:type="dxa"/>
-          </w:tcPr>
-          <w:p>
-            <w:pPr>
-              <w:snapToGrid w:val="0"/>
-              <w:rPr>
-                <w:rFonts w:hint="default" w:eastAsiaTheme="minorEastAsia"/>
-                <w:vertAlign w:val="baseline"/>
-                <w:lang w:val="en-US" w:eastAsia="zh-CN"/>
-              </w:rPr>
-            </w:pPr>
-            <w:r>
-              <w:rPr>
-                <w:rFonts w:hint="eastAsia"/>
-                <w:vertAlign w:val="baseline"/>
-                <w:lang w:val="en-US" w:eastAsia="zh-CN"/>
-              </w:rPr>
-              <w:t>0.6748</w:t>
-            </w:r>
+              <w:t>0.6941</w:t>
+            </w:r>
+          </w:p>
+        </w:tc>
+        <w:tc>
+          <w:tcPr>
+            <w:tcW w:w="1011" w:type="dxa"/>
+          </w:tcPr>
+          <w:p>
+            <w:pPr>
+              <w:snapToGrid w:val="0"/>
+              <w:rPr>
+                <w:vertAlign w:val="baseline"/>
+              </w:rPr>
+            </w:pPr>
+          </w:p>
+        </w:tc>
+        <w:tc>
+          <w:tcPr>
+            <w:tcW w:w="1011" w:type="dxa"/>
+          </w:tcPr>
+          <w:p>
+            <w:pPr>
+              <w:snapToGrid w:val="0"/>
+              <w:rPr>
+                <w:vertAlign w:val="baseline"/>
+              </w:rPr>
+            </w:pPr>
           </w:p>
         </w:tc>
         <w:tc>
@@ -6891,7 +6219,9 @@
             <w:insideV w:val="single" w:color="auto" w:sz="4" w:space="0"/>
           </w:tblBorders>
           <w:tblCellMar>
+            <w:top w:w="0" w:type="dxa"/>
             <w:left w:w="108" w:type="dxa"/>
+            <w:bottom w:w="0" w:type="dxa"/>
             <w:right w:w="108" w:type="dxa"/>
           </w:tblCellMar>
         </w:tblPrEx>
@@ -6918,7 +6248,7 @@
                 <w:vertAlign w:val="baseline"/>
                 <w:lang w:val="en-US" w:eastAsia="zh-CN"/>
               </w:rPr>
-              <w:t>070099</w:t>
+              <w:t>07407</w:t>
             </w:r>
           </w:p>
         </w:tc>
@@ -6931,84 +6261,37 @@
               <w:snapToGrid w:val="0"/>
               <w:rPr>
                 <w:rFonts w:hint="eastAsia"/>
-                <w:vertAlign w:val="baseline"/>
-                <w:lang w:val="en-US" w:eastAsia="zh-CN"/>
-              </w:rPr>
-            </w:pPr>
-            <w:r>
-              <w:rPr>
-                <w:rFonts w:hint="eastAsia"/>
-                <w:vertAlign w:val="baseline"/>
-                <w:lang w:val="en-US" w:eastAsia="zh-CN"/>
-              </w:rPr>
-              <w:t>Si:39</w:t>
-            </w:r>
-          </w:p>
-          <w:p>
-            <w:pPr>
-              <w:snapToGrid w:val="0"/>
-              <w:rPr>
-                <w:rFonts w:hint="eastAsia"/>
-                <w:vertAlign w:val="baseline"/>
-                <w:lang w:val="en-US" w:eastAsia="zh-CN"/>
-              </w:rPr>
-            </w:pPr>
-            <w:r>
-              <w:rPr>
-                <w:rFonts w:hint="eastAsia"/>
-                <w:vertAlign w:val="baseline"/>
-                <w:lang w:val="en-US" w:eastAsia="zh-CN"/>
-              </w:rPr>
-              <w:t>Al:14</w:t>
-            </w:r>
-          </w:p>
-          <w:p>
-            <w:pPr>
-              <w:snapToGrid w:val="0"/>
-              <w:rPr>
-                <w:rFonts w:hint="eastAsia"/>
-                <w:highlight w:val="cyan"/>
-                <w:vertAlign w:val="baseline"/>
-                <w:lang w:val="en-US" w:eastAsia="zh-CN"/>
-              </w:rPr>
-            </w:pPr>
-            <w:r>
-              <w:rPr>
-                <w:rFonts w:hint="eastAsia"/>
-                <w:highlight w:val="cyan"/>
-                <w:vertAlign w:val="baseline"/>
-                <w:lang w:val="en-US" w:eastAsia="zh-CN"/>
-              </w:rPr>
-              <w:t>F</w:t>
-            </w:r>
-            <w:r>
-              <w:rPr>
-                <w:rFonts w:hint="eastAsia"/>
-                <w:highlight w:val="cyan"/>
-                <w:vertAlign w:val="baseline"/>
-                <w:lang w:val="en-US" w:eastAsia="zh-CN"/>
-              </w:rPr>
-              <w:t>e:9</w:t>
-            </w:r>
-          </w:p>
-          <w:p>
-            <w:pPr>
-              <w:snapToGrid w:val="0"/>
-              <w:rPr>
-                <w:rFonts w:hint="eastAsia"/>
-                <w:highlight w:val="cyan"/>
-                <w:vertAlign w:val="baseline"/>
-                <w:lang w:val="en-US" w:eastAsia="zh-CN"/>
-              </w:rPr>
-            </w:pPr>
-            <w:r>
-              <w:rPr>
-                <w:rFonts w:hint="eastAsia"/>
-                <w:highlight w:val="cyan"/>
-                <w:vertAlign w:val="baseline"/>
-                <w:lang w:val="en-US" w:eastAsia="zh-CN"/>
-              </w:rPr>
-              <w:t>K:3</w:t>
+                <w:highlight w:val="none"/>
+                <w:vertAlign w:val="baseline"/>
+                <w:lang w:val="en-US" w:eastAsia="zh-CN"/>
+              </w:rPr>
+            </w:pPr>
+            <w:r>
+              <w:rPr>
+                <w:rFonts w:hint="eastAsia"/>
+                <w:highlight w:val="none"/>
+                <w:vertAlign w:val="baseline"/>
+                <w:lang w:val="en-US" w:eastAsia="zh-CN"/>
+              </w:rPr>
+              <w:t>Si:38</w:t>
+            </w:r>
+          </w:p>
+          <w:p>
+            <w:pPr>
+              <w:snapToGrid w:val="0"/>
+              <w:rPr>
+                <w:rFonts w:hint="eastAsia"/>
+                <w:vertAlign w:val="baseline"/>
+                <w:lang w:val="en-US" w:eastAsia="zh-CN"/>
+              </w:rPr>
+            </w:pPr>
+            <w:r>
+              <w:rPr>
+                <w:rFonts w:hint="eastAsia"/>
+                <w:vertAlign w:val="baseline"/>
+                <w:lang w:val="en-US" w:eastAsia="zh-CN"/>
+              </w:rPr>
+              <w:t>Al:40</w:t>
             </w:r>
           </w:p>
           <w:p>
@@ -7023,11 +6306,66 @@
             <w:r>
               <w:rPr>
                 <w:rFonts w:hint="eastAsia"/>
-                <w:vertAlign w:val="baseline"/>
-                <w:lang w:val="en-US" w:eastAsia="zh-CN"/>
-              </w:rPr>
-              <w:t>Mn:31</w:t>
-            </w:r>
+                <w:highlight w:val="none"/>
+                <w:vertAlign w:val="baseline"/>
+                <w:lang w:val="en-US" w:eastAsia="zh-CN"/>
+              </w:rPr>
+              <w:t>Fe:17</w:t>
+            </w:r>
+          </w:p>
+        </w:tc>
+        <w:tc>
+          <w:tcPr>
+            <w:tcW w:w="1011" w:type="dxa"/>
+          </w:tcPr>
+          <w:p>
+            <w:pPr>
+              <w:snapToGrid w:val="0"/>
+              <w:rPr>
+                <w:rFonts w:hint="eastAsia"/>
+                <w:vertAlign w:val="baseline"/>
+                <w:lang w:val="en-US" w:eastAsia="zh-CN"/>
+              </w:rPr>
+            </w:pPr>
+          </w:p>
+        </w:tc>
+        <w:tc>
+          <w:tcPr>
+            <w:tcW w:w="1011" w:type="dxa"/>
+          </w:tcPr>
+          <w:p>
+            <w:pPr>
+              <w:snapToGrid w:val="0"/>
+              <w:rPr>
+                <w:vertAlign w:val="baseline"/>
+              </w:rPr>
+            </w:pPr>
+          </w:p>
+        </w:tc>
+        <w:tc>
+          <w:tcPr>
+            <w:tcW w:w="1011" w:type="dxa"/>
+          </w:tcPr>
+          <w:p>
+            <w:pPr>
+              <w:snapToGrid w:val="0"/>
+              <w:rPr>
+                <w:vertAlign w:val="baseline"/>
+              </w:rPr>
+            </w:pPr>
+          </w:p>
+        </w:tc>
+        <w:tc>
+          <w:tcPr>
+            <w:tcW w:w="1011" w:type="dxa"/>
+          </w:tcPr>
+          <w:p>
+            <w:pPr>
+              <w:snapToGrid w:val="0"/>
+              <w:rPr>
+                <w:vertAlign w:val="baseline"/>
+              </w:rPr>
+            </w:pPr>
           </w:p>
         </w:tc>
         <w:tc>
@@ -7049,8 +6387,44 @@
                 <w:vertAlign w:val="baseline"/>
                 <w:lang w:val="en-US" w:eastAsia="zh-CN"/>
               </w:rPr>
-              <w:t>0.9458</w:t>
-            </w:r>
+              <w:t>0.8889</w:t>
+            </w:r>
+          </w:p>
+        </w:tc>
+        <w:tc>
+          <w:tcPr>
+            <w:tcW w:w="1011" w:type="dxa"/>
+          </w:tcPr>
+          <w:p>
+            <w:pPr>
+              <w:snapToGrid w:val="0"/>
+              <w:rPr>
+                <w:rFonts w:hint="default"/>
+                <w:vertAlign w:val="baseline"/>
+                <w:lang w:val="en-US" w:eastAsia="zh-CN"/>
+              </w:rPr>
+            </w:pPr>
+            <w:r>
+              <w:rPr>
+                <w:rFonts w:hint="eastAsia"/>
+                <w:vertAlign w:val="baseline"/>
+                <w:lang w:val="en-US" w:eastAsia="zh-CN"/>
+              </w:rPr>
+              <w:t>0.6693</w:t>
+            </w:r>
+          </w:p>
+        </w:tc>
+        <w:tc>
+          <w:tcPr>
+            <w:tcW w:w="1011" w:type="dxa"/>
+          </w:tcPr>
+          <w:p>
+            <w:pPr>
+              <w:snapToGrid w:val="0"/>
+              <w:rPr>
+                <w:vertAlign w:val="baseline"/>
+              </w:rPr>
+            </w:pPr>
           </w:p>
         </w:tc>
         <w:tc>
@@ -7072,467 +6446,8 @@
                 <w:vertAlign w:val="baseline"/>
                 <w:lang w:val="en-US" w:eastAsia="zh-CN"/>
               </w:rPr>
-              <w:t>0.9238</w:t>
-            </w:r>
-          </w:p>
-        </w:tc>
-        <w:tc>
-          <w:tcPr>
-            <w:tcW w:w="1011" w:type="dxa"/>
-          </w:tcPr>
-          <w:p>
-            <w:pPr>
-              <w:snapToGrid w:val="0"/>
-              <w:rPr>
-                <w:vertAlign w:val="baseline"/>
-              </w:rPr>
-            </w:pPr>
-          </w:p>
-        </w:tc>
-        <w:tc>
-          <w:tcPr>
-            <w:tcW w:w="1011" w:type="dxa"/>
-          </w:tcPr>
-          <w:p>
-            <w:pPr>
-              <w:snapToGrid w:val="0"/>
-              <w:rPr>
-                <w:vertAlign w:val="baseline"/>
-              </w:rPr>
-            </w:pPr>
-          </w:p>
-        </w:tc>
-        <w:tc>
-          <w:tcPr>
-            <w:tcW w:w="1011" w:type="dxa"/>
-          </w:tcPr>
-          <w:p>
-            <w:pPr>
-              <w:snapToGrid w:val="0"/>
-              <w:rPr>
-                <w:rFonts w:hint="default"/>
-                <w:vertAlign w:val="baseline"/>
-                <w:lang w:val="en-US" w:eastAsia="zh-CN"/>
-              </w:rPr>
-            </w:pPr>
-            <w:r>
-              <w:rPr>
-                <w:rFonts w:hint="eastAsia"/>
-                <w:vertAlign w:val="baseline"/>
-                <w:lang w:val="en-US" w:eastAsia="zh-CN"/>
-              </w:rPr>
-              <w:t>0.4602</w:t>
-            </w:r>
-          </w:p>
-        </w:tc>
-        <w:tc>
-          <w:tcPr>
-            <w:tcW w:w="1011" w:type="dxa"/>
-          </w:tcPr>
-          <w:p>
-            <w:pPr>
-              <w:snapToGrid w:val="0"/>
-              <w:rPr>
-                <w:rFonts w:hint="default"/>
-                <w:vertAlign w:val="baseline"/>
-                <w:lang w:val="en-US" w:eastAsia="zh-CN"/>
-              </w:rPr>
-            </w:pPr>
-            <w:r>
-              <w:rPr>
-                <w:rFonts w:hint="eastAsia"/>
-                <w:vertAlign w:val="baseline"/>
-                <w:lang w:val="en-US" w:eastAsia="zh-CN"/>
-              </w:rPr>
-              <w:t>0.4497</w:t>
-            </w:r>
-          </w:p>
-        </w:tc>
-        <w:tc>
-          <w:tcPr>
-            <w:tcW w:w="1011" w:type="dxa"/>
-          </w:tcPr>
-          <w:p>
-            <w:pPr>
-              <w:snapToGrid w:val="0"/>
-              <w:rPr>
-                <w:vertAlign w:val="baseline"/>
-              </w:rPr>
-            </w:pPr>
-          </w:p>
-        </w:tc>
-        <w:tc>
-          <w:tcPr>
-            <w:tcW w:w="1011" w:type="dxa"/>
-          </w:tcPr>
-          <w:p>
-            <w:pPr>
-              <w:snapToGrid w:val="0"/>
-              <w:rPr>
-                <w:vertAlign w:val="baseline"/>
-              </w:rPr>
-            </w:pPr>
-          </w:p>
-        </w:tc>
-        <w:tc>
-          <w:tcPr>
-            <w:tcW w:w="1011" w:type="dxa"/>
-          </w:tcPr>
-          <w:p>
-            <w:pPr>
-              <w:snapToGrid w:val="0"/>
-              <w:rPr>
-                <w:rFonts w:hint="eastAsia"/>
-                <w:vertAlign w:val="baseline"/>
-                <w:lang w:val="en-US" w:eastAsia="zh-CN"/>
-              </w:rPr>
-            </w:pPr>
-          </w:p>
-        </w:tc>
-        <w:tc>
-          <w:tcPr>
-            <w:tcW w:w="607" w:type="dxa"/>
-          </w:tcPr>
-          <w:p>
-            <w:pPr>
-              <w:snapToGrid w:val="0"/>
-              <w:rPr>
-                <w:vertAlign w:val="baseline"/>
-              </w:rPr>
-            </w:pPr>
-          </w:p>
-        </w:tc>
-        <w:tc>
-          <w:tcPr>
-            <w:tcW w:w="1011" w:type="dxa"/>
-          </w:tcPr>
-          <w:p>
-            <w:pPr>
-              <w:snapToGrid w:val="0"/>
-              <w:rPr>
-                <w:vertAlign w:val="baseline"/>
-              </w:rPr>
-            </w:pPr>
-          </w:p>
-        </w:tc>
-        <w:tc>
-          <w:tcPr>
-            <w:tcW w:w="545" w:type="dxa"/>
-            <w:shd w:val="clear" w:color="auto" w:fill="4874CB" w:themeFill="accent1"/>
-          </w:tcPr>
-          <w:p>
-            <w:pPr>
-              <w:snapToGrid w:val="0"/>
-              <w:rPr>
-                <w:color w:val="auto"/>
-                <w:highlight w:val="none"/>
-                <w:vertAlign w:val="baseline"/>
-              </w:rPr>
-            </w:pPr>
-          </w:p>
-        </w:tc>
-        <w:tc>
-          <w:tcPr>
-            <w:tcW w:w="556" w:type="dxa"/>
-            <w:shd w:val="clear" w:color="auto" w:fill="4874CB" w:themeFill="accent1"/>
-          </w:tcPr>
-          <w:p>
-            <w:pPr>
-              <w:snapToGrid w:val="0"/>
-              <w:rPr>
-                <w:color w:val="auto"/>
-                <w:highlight w:val="none"/>
-                <w:vertAlign w:val="baseline"/>
-              </w:rPr>
-            </w:pPr>
-          </w:p>
-        </w:tc>
-        <w:tc>
-          <w:tcPr>
-            <w:tcW w:w="582" w:type="dxa"/>
-            <w:shd w:val="clear" w:color="auto" w:fill="4874CB" w:themeFill="accent1"/>
-          </w:tcPr>
-          <w:p>
-            <w:pPr>
-              <w:snapToGrid w:val="0"/>
-              <w:rPr>
-                <w:color w:val="auto"/>
-                <w:highlight w:val="none"/>
-                <w:vertAlign w:val="baseline"/>
-              </w:rPr>
-            </w:pPr>
-          </w:p>
-        </w:tc>
-        <w:tc>
-          <w:tcPr>
-            <w:tcW w:w="605" w:type="dxa"/>
-            <w:shd w:val="clear" w:color="auto" w:fill="4874CB" w:themeFill="accent1"/>
-          </w:tcPr>
-          <w:p>
-            <w:pPr>
-              <w:snapToGrid w:val="0"/>
-              <w:rPr>
-                <w:color w:val="auto"/>
-                <w:highlight w:val="none"/>
-                <w:vertAlign w:val="baseline"/>
-              </w:rPr>
-            </w:pPr>
-          </w:p>
-        </w:tc>
-      </w:tr>
-      <w:tr>
-        <w:tblPrEx>
-          <w:tblBorders>
-            <w:top w:val="single" w:color="auto" w:sz="4" w:space="0"/>
-            <w:left w:val="single" w:color="auto" w:sz="4" w:space="0"/>
-            <w:bottom w:val="single" w:color="auto" w:sz="4" w:space="0"/>
-            <w:right w:val="single" w:color="auto" w:sz="4" w:space="0"/>
-            <w:insideH w:val="single" w:color="auto" w:sz="4" w:space="0"/>
-            <w:insideV w:val="single" w:color="auto" w:sz="4" w:space="0"/>
-          </w:tblBorders>
-        </w:tblPrEx>
-        <w:trPr>
-          <w:trHeight w:val="469" w:hRule="atLeast"/>
-          <w:jc w:val="center"/>
-        </w:trPr>
-        <w:tc>
-          <w:tcPr>
-            <w:tcW w:w="883" w:type="dxa"/>
-          </w:tcPr>
-          <w:p>
-            <w:pPr>
-              <w:snapToGrid w:val="0"/>
-              <w:rPr>
-                <w:rFonts w:hint="default"/>
-                <w:vertAlign w:val="baseline"/>
-                <w:lang w:val="en-US" w:eastAsia="zh-CN"/>
-              </w:rPr>
-            </w:pPr>
-            <w:r>
-              <w:rPr>
-                <w:rFonts w:hint="eastAsia"/>
-                <w:vertAlign w:val="baseline"/>
-                <w:lang w:val="en-US" w:eastAsia="zh-CN"/>
-              </w:rPr>
-              <w:t>070101</w:t>
-            </w:r>
-          </w:p>
-        </w:tc>
-        <w:tc>
-          <w:tcPr>
-            <w:tcW w:w="1232" w:type="dxa"/>
-          </w:tcPr>
-          <w:p>
-            <w:pPr>
-              <w:snapToGrid w:val="0"/>
-              <w:rPr>
-                <w:rFonts w:hint="eastAsia"/>
-                <w:highlight w:val="cyan"/>
-                <w:vertAlign w:val="baseline"/>
-                <w:lang w:val="en-US" w:eastAsia="zh-CN"/>
-              </w:rPr>
-            </w:pPr>
-            <w:r>
-              <w:rPr>
-                <w:rFonts w:hint="eastAsia"/>
-                <w:highlight w:val="cyan"/>
-                <w:vertAlign w:val="baseline"/>
-                <w:lang w:val="en-US" w:eastAsia="zh-CN"/>
-              </w:rPr>
-              <w:t>Si:27</w:t>
-            </w:r>
-          </w:p>
-          <w:p>
-            <w:pPr>
-              <w:snapToGrid w:val="0"/>
-              <w:rPr>
-                <w:rFonts w:hint="eastAsia"/>
-                <w:vertAlign w:val="baseline"/>
-                <w:lang w:val="en-US" w:eastAsia="zh-CN"/>
-              </w:rPr>
-            </w:pPr>
-            <w:r>
-              <w:rPr>
-                <w:rFonts w:hint="eastAsia"/>
-                <w:vertAlign w:val="baseline"/>
-                <w:lang w:val="en-US" w:eastAsia="zh-CN"/>
-              </w:rPr>
-              <w:t>Al:15</w:t>
-            </w:r>
-          </w:p>
-          <w:p>
-            <w:pPr>
-              <w:snapToGrid w:val="0"/>
-              <w:rPr>
-                <w:rFonts w:hint="eastAsia"/>
-                <w:highlight w:val="cyan"/>
-                <w:vertAlign w:val="baseline"/>
-                <w:lang w:val="en-US" w:eastAsia="zh-CN"/>
-              </w:rPr>
-            </w:pPr>
-            <w:r>
-              <w:rPr>
-                <w:rFonts w:hint="eastAsia"/>
-                <w:highlight w:val="cyan"/>
-                <w:vertAlign w:val="baseline"/>
-                <w:lang w:val="en-US" w:eastAsia="zh-CN"/>
-              </w:rPr>
-              <w:t>Fe:11</w:t>
-            </w:r>
-          </w:p>
-          <w:p>
-            <w:pPr>
-              <w:snapToGrid w:val="0"/>
-              <w:rPr>
-                <w:rFonts w:hint="default"/>
-                <w:vertAlign w:val="baseline"/>
-                <w:lang w:val="en-US" w:eastAsia="zh-CN"/>
-              </w:rPr>
-            </w:pPr>
-            <w:r>
-              <w:rPr>
-                <w:rFonts w:hint="eastAsia"/>
-                <w:vertAlign w:val="baseline"/>
-                <w:lang w:val="en-US" w:eastAsia="zh-CN"/>
-              </w:rPr>
-              <w:t>Mn:39</w:t>
-            </w:r>
-          </w:p>
-        </w:tc>
-        <w:tc>
-          <w:tcPr>
-            <w:tcW w:w="1011" w:type="dxa"/>
-          </w:tcPr>
-          <w:p>
-            <w:pPr>
-              <w:snapToGrid w:val="0"/>
-              <w:rPr>
-                <w:rFonts w:hint="default"/>
-                <w:vertAlign w:val="baseline"/>
-                <w:lang w:val="en-US" w:eastAsia="zh-CN"/>
-              </w:rPr>
-            </w:pPr>
-            <w:r>
-              <w:rPr>
-                <w:rFonts w:hint="eastAsia"/>
-                <w:vertAlign w:val="baseline"/>
-                <w:lang w:val="en-US" w:eastAsia="zh-CN"/>
-              </w:rPr>
-              <w:t>0.9295</w:t>
-            </w:r>
-          </w:p>
-        </w:tc>
-        <w:tc>
-          <w:tcPr>
-            <w:tcW w:w="1011" w:type="dxa"/>
-          </w:tcPr>
-          <w:p>
-            <w:pPr>
-              <w:snapToGrid w:val="0"/>
-              <w:rPr>
-                <w:rFonts w:hint="default" w:eastAsiaTheme="minorEastAsia"/>
-                <w:vertAlign w:val="baseline"/>
-                <w:lang w:val="en-US" w:eastAsia="zh-CN"/>
-              </w:rPr>
-            </w:pPr>
-            <w:r>
-              <w:rPr>
-                <w:rFonts w:hint="eastAsia"/>
-                <w:vertAlign w:val="baseline"/>
-                <w:lang w:val="en-US" w:eastAsia="zh-CN"/>
-              </w:rPr>
-              <w:t>0.9839</w:t>
-            </w:r>
-          </w:p>
-        </w:tc>
-        <w:tc>
-          <w:tcPr>
-            <w:tcW w:w="1011" w:type="dxa"/>
-          </w:tcPr>
-          <w:p>
-            <w:pPr>
-              <w:snapToGrid w:val="0"/>
-              <w:rPr>
-                <w:vertAlign w:val="baseline"/>
-              </w:rPr>
-            </w:pPr>
-          </w:p>
-        </w:tc>
-        <w:tc>
-          <w:tcPr>
-            <w:tcW w:w="1011" w:type="dxa"/>
-          </w:tcPr>
-          <w:p>
-            <w:pPr>
-              <w:snapToGrid w:val="0"/>
-              <w:rPr>
-                <w:vertAlign w:val="baseline"/>
-              </w:rPr>
-            </w:pPr>
-          </w:p>
-        </w:tc>
-        <w:tc>
-          <w:tcPr>
-            <w:tcW w:w="1011" w:type="dxa"/>
-          </w:tcPr>
-          <w:p>
-            <w:pPr>
-              <w:snapToGrid w:val="0"/>
-              <w:rPr>
-                <w:rFonts w:hint="eastAsia"/>
-                <w:vertAlign w:val="baseline"/>
-                <w:lang w:val="en-US" w:eastAsia="zh-CN"/>
-              </w:rPr>
-            </w:pPr>
-          </w:p>
-        </w:tc>
-        <w:tc>
-          <w:tcPr>
-            <w:tcW w:w="1011" w:type="dxa"/>
-          </w:tcPr>
-          <w:p>
-            <w:pPr>
-              <w:snapToGrid w:val="0"/>
-              <w:rPr>
-                <w:rFonts w:hint="default"/>
-                <w:vertAlign w:val="baseline"/>
-                <w:lang w:val="en-US" w:eastAsia="zh-CN"/>
-              </w:rPr>
-            </w:pPr>
-            <w:r>
-              <w:rPr>
-                <w:rFonts w:hint="eastAsia"/>
-                <w:vertAlign w:val="baseline"/>
-                <w:lang w:val="en-US" w:eastAsia="zh-CN"/>
-              </w:rPr>
-              <w:t>0.3840</w:t>
-            </w:r>
-          </w:p>
-        </w:tc>
-        <w:tc>
-          <w:tcPr>
-            <w:tcW w:w="1011" w:type="dxa"/>
-          </w:tcPr>
-          <w:p>
-            <w:pPr>
-              <w:snapToGrid w:val="0"/>
-              <w:rPr>
-                <w:vertAlign w:val="baseline"/>
-              </w:rPr>
-            </w:pPr>
-          </w:p>
-        </w:tc>
-        <w:tc>
-          <w:tcPr>
-            <w:tcW w:w="1011" w:type="dxa"/>
-          </w:tcPr>
-          <w:p>
-            <w:pPr>
-              <w:snapToGrid w:val="0"/>
-              <w:rPr>
-                <w:vertAlign w:val="baseline"/>
-              </w:rPr>
-            </w:pPr>
+              <w:t>0.5875</w:t>
+            </w:r>
           </w:p>
         </w:tc>
         <w:tc>
@@ -7652,7 +6567,9 @@
             <w:insideV w:val="single" w:color="auto" w:sz="4" w:space="0"/>
           </w:tblBorders>
           <w:tblCellMar>
+            <w:top w:w="0" w:type="dxa"/>
             <w:left w:w="108" w:type="dxa"/>
+            <w:bottom w:w="0" w:type="dxa"/>
             <w:right w:w="108" w:type="dxa"/>
           </w:tblCellMar>
         </w:tblPrEx>
@@ -7679,7 +6596,7 @@
                 <w:vertAlign w:val="baseline"/>
                 <w:lang w:val="en-US" w:eastAsia="zh-CN"/>
               </w:rPr>
-              <w:t>070159</w:t>
+              <w:t>070036</w:t>
             </w:r>
           </w:p>
         </w:tc>
@@ -7704,25 +6621,45 @@
                 <w:vertAlign w:val="baseline"/>
                 <w:lang w:val="en-US" w:eastAsia="zh-CN"/>
               </w:rPr>
-              <w:t>Si:3</w:t>
-            </w:r>
-          </w:p>
-          <w:p>
-            <w:pPr>
-              <w:snapToGrid w:val="0"/>
-              <w:rPr>
-                <w:rFonts w:hint="eastAsia"/>
-                <w:vertAlign w:val="baseline"/>
-                <w:lang w:val="en-US" w:eastAsia="zh-CN"/>
-              </w:rPr>
-            </w:pPr>
-            <w:r>
-              <w:rPr>
-                <w:rFonts w:hint="eastAsia"/>
-                <w:vertAlign w:val="baseline"/>
-                <w:lang w:val="en-US" w:eastAsia="zh-CN"/>
-              </w:rPr>
-              <w:t>Ca:49</w:t>
+              <w:t>Si:5</w:t>
+            </w:r>
+          </w:p>
+          <w:p>
+            <w:pPr>
+              <w:snapToGrid w:val="0"/>
+              <w:rPr>
+                <w:rFonts w:hint="eastAsia"/>
+                <w:vertAlign w:val="baseline"/>
+                <w:lang w:val="en-US" w:eastAsia="zh-CN"/>
+              </w:rPr>
+            </w:pPr>
+            <w:r>
+              <w:rPr>
+                <w:rFonts w:hint="eastAsia"/>
+                <w:vertAlign w:val="baseline"/>
+                <w:lang w:val="en-US" w:eastAsia="zh-CN"/>
+              </w:rPr>
+              <w:t>Al:85</w:t>
+            </w:r>
+          </w:p>
+          <w:p>
+            <w:pPr>
+              <w:snapToGrid w:val="0"/>
+              <w:rPr>
+                <w:rFonts w:hint="eastAsia"/>
+                <w:highlight w:val="none"/>
+                <w:vertAlign w:val="baseline"/>
+                <w:lang w:val="en-US" w:eastAsia="zh-CN"/>
+              </w:rPr>
+            </w:pPr>
+            <w:r>
+              <w:rPr>
+                <w:rFonts w:hint="eastAsia"/>
+                <w:highlight w:val="none"/>
+                <w:vertAlign w:val="baseline"/>
+                <w:lang w:val="en-US" w:eastAsia="zh-CN"/>
+              </w:rPr>
+              <w:t>Fe:4.7</w:t>
             </w:r>
           </w:p>
           <w:p>
@@ -7730,24 +6667,21 @@
               <w:snapToGrid w:val="0"/>
               <w:rPr>
                 <w:rFonts w:hint="default"/>
-                <w:vertAlign w:val="baseline"/>
-                <w:lang w:val="en-US" w:eastAsia="zh-CN"/>
-              </w:rPr>
-            </w:pPr>
-            <w:r>
-              <w:rPr>
-                <w:rFonts w:hint="eastAsia"/>
-                <w:vertAlign w:val="baseline"/>
-                <w:lang w:val="en-US" w:eastAsia="zh-CN"/>
-              </w:rPr>
-              <w:t>Mg:47</w:t>
-            </w:r>
-          </w:p>
-        </w:tc>
-        <w:tc>
-          <w:tcPr>
-            <w:tcW w:w="1011" w:type="dxa"/>
-          </w:tcPr>
+                <w:highlight w:val="none"/>
+                <w:vertAlign w:val="baseline"/>
+                <w:lang w:val="en-US" w:eastAsia="zh-CN"/>
+              </w:rPr>
+            </w:pPr>
+            <w:r>
+              <w:rPr>
+                <w:rFonts w:hint="eastAsia"/>
+                <w:highlight w:val="none"/>
+                <w:vertAlign w:val="baseline"/>
+                <w:lang w:val="en-US" w:eastAsia="zh-CN"/>
+              </w:rPr>
+              <w:t>Ti:3</w:t>
+            </w:r>
+          </w:p>
           <w:p>
             <w:pPr>
               <w:snapToGrid w:val="0"/>
@@ -7757,14 +6691,129 @@
                 <w:lang w:val="en-US" w:eastAsia="zh-CN"/>
               </w:rPr>
             </w:pPr>
-            <w:r>
-              <w:rPr>
-                <w:rFonts w:hint="eastAsia"/>
-                <w:vertAlign w:val="baseline"/>
-                <w:lang w:val="en-US" w:eastAsia="zh-CN"/>
-              </w:rPr>
-              <w:t>0.9549</w:t>
-            </w:r>
+          </w:p>
+        </w:tc>
+        <w:tc>
+          <w:tcPr>
+            <w:tcW w:w="1011" w:type="dxa"/>
+          </w:tcPr>
+          <w:p>
+            <w:pPr>
+              <w:snapToGrid w:val="0"/>
+              <w:rPr>
+                <w:rFonts w:hint="default"/>
+                <w:vertAlign w:val="baseline"/>
+                <w:lang w:val="en-US" w:eastAsia="zh-CN"/>
+              </w:rPr>
+            </w:pPr>
+            <w:r>
+              <w:rPr>
+                <w:rFonts w:hint="eastAsia"/>
+                <w:vertAlign w:val="baseline"/>
+                <w:lang w:val="en-US" w:eastAsia="zh-CN"/>
+              </w:rPr>
+              <w:t>0.9753</w:t>
+            </w:r>
+          </w:p>
+        </w:tc>
+        <w:tc>
+          <w:tcPr>
+            <w:tcW w:w="1011" w:type="dxa"/>
+          </w:tcPr>
+          <w:p>
+            <w:pPr>
+              <w:snapToGrid w:val="0"/>
+              <w:rPr>
+                <w:vertAlign w:val="baseline"/>
+              </w:rPr>
+            </w:pPr>
+          </w:p>
+        </w:tc>
+        <w:tc>
+          <w:tcPr>
+            <w:tcW w:w="1011" w:type="dxa"/>
+          </w:tcPr>
+          <w:p>
+            <w:pPr>
+              <w:snapToGrid w:val="0"/>
+              <w:rPr>
+                <w:vertAlign w:val="baseline"/>
+              </w:rPr>
+            </w:pPr>
+          </w:p>
+        </w:tc>
+        <w:tc>
+          <w:tcPr>
+            <w:tcW w:w="1011" w:type="dxa"/>
+          </w:tcPr>
+          <w:p>
+            <w:pPr>
+              <w:snapToGrid w:val="0"/>
+              <w:rPr>
+                <w:vertAlign w:val="baseline"/>
+              </w:rPr>
+            </w:pPr>
+          </w:p>
+        </w:tc>
+        <w:tc>
+          <w:tcPr>
+            <w:tcW w:w="1011" w:type="dxa"/>
+          </w:tcPr>
+          <w:p>
+            <w:pPr>
+              <w:snapToGrid w:val="0"/>
+              <w:rPr>
+                <w:rFonts w:hint="default"/>
+                <w:vertAlign w:val="baseline"/>
+                <w:lang w:val="en-US" w:eastAsia="zh-CN"/>
+              </w:rPr>
+            </w:pPr>
+            <w:r>
+              <w:rPr>
+                <w:rFonts w:hint="eastAsia"/>
+                <w:vertAlign w:val="baseline"/>
+                <w:lang w:val="en-US" w:eastAsia="zh-CN"/>
+              </w:rPr>
+              <w:t>0.9488</w:t>
+            </w:r>
+            <w:bookmarkStart w:id="0" w:name="_GoBack"/>
+            <w:bookmarkEnd w:id="0"/>
+          </w:p>
+        </w:tc>
+        <w:tc>
+          <w:tcPr>
+            <w:tcW w:w="1011" w:type="dxa"/>
+          </w:tcPr>
+          <w:p>
+            <w:pPr>
+              <w:snapToGrid w:val="0"/>
+              <w:rPr>
+                <w:rFonts w:hint="default"/>
+                <w:vertAlign w:val="baseline"/>
+                <w:lang w:val="en-US" w:eastAsia="zh-CN"/>
+              </w:rPr>
+            </w:pPr>
+            <w:r>
+              <w:rPr>
+                <w:rFonts w:hint="eastAsia"/>
+                <w:vertAlign w:val="baseline"/>
+                <w:lang w:val="en-US" w:eastAsia="zh-CN"/>
+              </w:rPr>
+              <w:t>0.4925</w:t>
+            </w:r>
+          </w:p>
+        </w:tc>
+        <w:tc>
+          <w:tcPr>
+            <w:tcW w:w="1011" w:type="dxa"/>
+          </w:tcPr>
+          <w:p>
+            <w:pPr>
+              <w:snapToGrid w:val="0"/>
+              <w:rPr>
+                <w:vertAlign w:val="baseline"/>
+              </w:rPr>
+            </w:pPr>
           </w:p>
         </w:tc>
         <w:tc>
@@ -7786,116 +6835,8 @@
                 <w:vertAlign w:val="baseline"/>
                 <w:lang w:val="en-US" w:eastAsia="zh-CN"/>
               </w:rPr>
-              <w:t>0.9656</w:t>
-            </w:r>
-          </w:p>
-        </w:tc>
-        <w:tc>
-          <w:tcPr>
-            <w:tcW w:w="1011" w:type="dxa"/>
-          </w:tcPr>
-          <w:p>
-            <w:pPr>
-              <w:snapToGrid w:val="0"/>
-              <w:rPr>
-                <w:rFonts w:hint="default" w:eastAsiaTheme="minorEastAsia"/>
-                <w:vertAlign w:val="baseline"/>
-                <w:lang w:val="en-US" w:eastAsia="zh-CN"/>
-              </w:rPr>
-            </w:pPr>
-            <w:r>
-              <w:rPr>
-                <w:rFonts w:hint="eastAsia"/>
-                <w:vertAlign w:val="baseline"/>
-                <w:lang w:val="en-US" w:eastAsia="zh-CN"/>
-              </w:rPr>
-              <w:t>0.8901</w:t>
-            </w:r>
-          </w:p>
-        </w:tc>
-        <w:tc>
-          <w:tcPr>
-            <w:tcW w:w="1011" w:type="dxa"/>
-          </w:tcPr>
-          <w:p>
-            <w:pPr>
-              <w:snapToGrid w:val="0"/>
-              <w:rPr>
-                <w:vertAlign w:val="baseline"/>
-              </w:rPr>
-            </w:pPr>
-          </w:p>
-        </w:tc>
-        <w:tc>
-          <w:tcPr>
-            <w:tcW w:w="1011" w:type="dxa"/>
-          </w:tcPr>
-          <w:p>
-            <w:pPr>
-              <w:snapToGrid w:val="0"/>
-              <w:rPr>
-                <w:rFonts w:hint="default"/>
-                <w:vertAlign w:val="baseline"/>
-                <w:lang w:val="en-US" w:eastAsia="zh-CN"/>
-              </w:rPr>
-            </w:pPr>
-            <w:r>
-              <w:rPr>
-                <w:rFonts w:hint="eastAsia"/>
-                <w:vertAlign w:val="baseline"/>
-                <w:lang w:val="en-US" w:eastAsia="zh-CN"/>
-              </w:rPr>
-              <w:t>0.8570</w:t>
-            </w:r>
-          </w:p>
-        </w:tc>
-        <w:tc>
-          <w:tcPr>
-            <w:tcW w:w="1011" w:type="dxa"/>
-          </w:tcPr>
-          <w:p>
-            <w:pPr>
-              <w:snapToGrid w:val="0"/>
-              <w:rPr>
-                <w:rFonts w:hint="default"/>
-                <w:vertAlign w:val="baseline"/>
-                <w:lang w:val="en-US" w:eastAsia="zh-CN"/>
-              </w:rPr>
-            </w:pPr>
-            <w:r>
-              <w:rPr>
-                <w:rFonts w:hint="eastAsia"/>
-                <w:vertAlign w:val="baseline"/>
-                <w:lang w:val="en-US" w:eastAsia="zh-CN"/>
-              </w:rPr>
-              <w:t>0.9307</w:t>
-            </w:r>
-          </w:p>
-        </w:tc>
-        <w:tc>
-          <w:tcPr>
-            <w:tcW w:w="1011" w:type="dxa"/>
-          </w:tcPr>
-          <w:p>
-            <w:pPr>
-              <w:snapToGrid w:val="0"/>
-              <w:rPr>
-                <w:vertAlign w:val="baseline"/>
-              </w:rPr>
-            </w:pPr>
-          </w:p>
-        </w:tc>
-        <w:tc>
-          <w:tcPr>
-            <w:tcW w:w="1011" w:type="dxa"/>
-          </w:tcPr>
-          <w:p>
-            <w:pPr>
-              <w:snapToGrid w:val="0"/>
-              <w:rPr>
-                <w:vertAlign w:val="baseline"/>
-              </w:rPr>
-            </w:pPr>
+              <w:t>0.6748</w:t>
+            </w:r>
           </w:p>
         </w:tc>
         <w:tc>
@@ -8015,7 +6956,1134 @@
             <w:insideV w:val="single" w:color="auto" w:sz="4" w:space="0"/>
           </w:tblBorders>
           <w:tblCellMar>
+            <w:top w:w="0" w:type="dxa"/>
             <w:left w:w="108" w:type="dxa"/>
+            <w:bottom w:w="0" w:type="dxa"/>
+            <w:right w:w="108" w:type="dxa"/>
+          </w:tblCellMar>
+        </w:tblPrEx>
+        <w:trPr>
+          <w:trHeight w:val="469" w:hRule="atLeast"/>
+          <w:jc w:val="center"/>
+        </w:trPr>
+        <w:tc>
+          <w:tcPr>
+            <w:tcW w:w="883" w:type="dxa"/>
+          </w:tcPr>
+          <w:p>
+            <w:pPr>
+              <w:snapToGrid w:val="0"/>
+              <w:rPr>
+                <w:rFonts w:hint="default"/>
+                <w:vertAlign w:val="baseline"/>
+                <w:lang w:val="en-US" w:eastAsia="zh-CN"/>
+              </w:rPr>
+            </w:pPr>
+            <w:r>
+              <w:rPr>
+                <w:rFonts w:hint="eastAsia"/>
+                <w:vertAlign w:val="baseline"/>
+                <w:lang w:val="en-US" w:eastAsia="zh-CN"/>
+              </w:rPr>
+              <w:t>070099</w:t>
+            </w:r>
+          </w:p>
+        </w:tc>
+        <w:tc>
+          <w:tcPr>
+            <w:tcW w:w="1232" w:type="dxa"/>
+          </w:tcPr>
+          <w:p>
+            <w:pPr>
+              <w:snapToGrid w:val="0"/>
+              <w:rPr>
+                <w:rFonts w:hint="eastAsia"/>
+                <w:vertAlign w:val="baseline"/>
+                <w:lang w:val="en-US" w:eastAsia="zh-CN"/>
+              </w:rPr>
+            </w:pPr>
+            <w:r>
+              <w:rPr>
+                <w:rFonts w:hint="eastAsia"/>
+                <w:vertAlign w:val="baseline"/>
+                <w:lang w:val="en-US" w:eastAsia="zh-CN"/>
+              </w:rPr>
+              <w:t>Si:39</w:t>
+            </w:r>
+          </w:p>
+          <w:p>
+            <w:pPr>
+              <w:snapToGrid w:val="0"/>
+              <w:rPr>
+                <w:rFonts w:hint="eastAsia"/>
+                <w:vertAlign w:val="baseline"/>
+                <w:lang w:val="en-US" w:eastAsia="zh-CN"/>
+              </w:rPr>
+            </w:pPr>
+            <w:r>
+              <w:rPr>
+                <w:rFonts w:hint="eastAsia"/>
+                <w:vertAlign w:val="baseline"/>
+                <w:lang w:val="en-US" w:eastAsia="zh-CN"/>
+              </w:rPr>
+              <w:t>Al:14</w:t>
+            </w:r>
+          </w:p>
+          <w:p>
+            <w:pPr>
+              <w:snapToGrid w:val="0"/>
+              <w:rPr>
+                <w:rFonts w:hint="eastAsia"/>
+                <w:highlight w:val="none"/>
+                <w:vertAlign w:val="baseline"/>
+                <w:lang w:val="en-US" w:eastAsia="zh-CN"/>
+              </w:rPr>
+            </w:pPr>
+            <w:r>
+              <w:rPr>
+                <w:rFonts w:hint="eastAsia"/>
+                <w:highlight w:val="none"/>
+                <w:vertAlign w:val="baseline"/>
+                <w:lang w:val="en-US" w:eastAsia="zh-CN"/>
+              </w:rPr>
+              <w:t>Fe:9</w:t>
+            </w:r>
+          </w:p>
+          <w:p>
+            <w:pPr>
+              <w:snapToGrid w:val="0"/>
+              <w:rPr>
+                <w:rFonts w:hint="eastAsia"/>
+                <w:highlight w:val="cyan"/>
+                <w:vertAlign w:val="baseline"/>
+                <w:lang w:val="en-US" w:eastAsia="zh-CN"/>
+              </w:rPr>
+            </w:pPr>
+            <w:r>
+              <w:rPr>
+                <w:rFonts w:hint="eastAsia"/>
+                <w:highlight w:val="cyan"/>
+                <w:vertAlign w:val="baseline"/>
+                <w:lang w:val="en-US" w:eastAsia="zh-CN"/>
+              </w:rPr>
+              <w:t>K:3</w:t>
+            </w:r>
+          </w:p>
+          <w:p>
+            <w:pPr>
+              <w:snapToGrid w:val="0"/>
+              <w:rPr>
+                <w:rFonts w:hint="default"/>
+                <w:vertAlign w:val="baseline"/>
+                <w:lang w:val="en-US" w:eastAsia="zh-CN"/>
+              </w:rPr>
+            </w:pPr>
+            <w:r>
+              <w:rPr>
+                <w:rFonts w:hint="eastAsia"/>
+                <w:vertAlign w:val="baseline"/>
+                <w:lang w:val="en-US" w:eastAsia="zh-CN"/>
+              </w:rPr>
+              <w:t>Mn:31</w:t>
+            </w:r>
+          </w:p>
+        </w:tc>
+        <w:tc>
+          <w:tcPr>
+            <w:tcW w:w="1011" w:type="dxa"/>
+          </w:tcPr>
+          <w:p>
+            <w:pPr>
+              <w:snapToGrid w:val="0"/>
+              <w:rPr>
+                <w:rFonts w:hint="default"/>
+                <w:vertAlign w:val="baseline"/>
+                <w:lang w:val="en-US" w:eastAsia="zh-CN"/>
+              </w:rPr>
+            </w:pPr>
+            <w:r>
+              <w:rPr>
+                <w:rFonts w:hint="eastAsia"/>
+                <w:vertAlign w:val="baseline"/>
+                <w:lang w:val="en-US" w:eastAsia="zh-CN"/>
+              </w:rPr>
+              <w:t>0.9458</w:t>
+            </w:r>
+          </w:p>
+        </w:tc>
+        <w:tc>
+          <w:tcPr>
+            <w:tcW w:w="1011" w:type="dxa"/>
+          </w:tcPr>
+          <w:p>
+            <w:pPr>
+              <w:snapToGrid w:val="0"/>
+              <w:rPr>
+                <w:rFonts w:hint="default" w:eastAsiaTheme="minorEastAsia"/>
+                <w:vertAlign w:val="baseline"/>
+                <w:lang w:val="en-US" w:eastAsia="zh-CN"/>
+              </w:rPr>
+            </w:pPr>
+            <w:r>
+              <w:rPr>
+                <w:rFonts w:hint="eastAsia"/>
+                <w:vertAlign w:val="baseline"/>
+                <w:lang w:val="en-US" w:eastAsia="zh-CN"/>
+              </w:rPr>
+              <w:t>0.9238</w:t>
+            </w:r>
+          </w:p>
+        </w:tc>
+        <w:tc>
+          <w:tcPr>
+            <w:tcW w:w="1011" w:type="dxa"/>
+          </w:tcPr>
+          <w:p>
+            <w:pPr>
+              <w:snapToGrid w:val="0"/>
+              <w:rPr>
+                <w:vertAlign w:val="baseline"/>
+              </w:rPr>
+            </w:pPr>
+          </w:p>
+        </w:tc>
+        <w:tc>
+          <w:tcPr>
+            <w:tcW w:w="1011" w:type="dxa"/>
+          </w:tcPr>
+          <w:p>
+            <w:pPr>
+              <w:snapToGrid w:val="0"/>
+              <w:rPr>
+                <w:vertAlign w:val="baseline"/>
+              </w:rPr>
+            </w:pPr>
+          </w:p>
+        </w:tc>
+        <w:tc>
+          <w:tcPr>
+            <w:tcW w:w="1011" w:type="dxa"/>
+          </w:tcPr>
+          <w:p>
+            <w:pPr>
+              <w:snapToGrid w:val="0"/>
+              <w:rPr>
+                <w:rFonts w:hint="default"/>
+                <w:vertAlign w:val="baseline"/>
+                <w:lang w:val="en-US" w:eastAsia="zh-CN"/>
+              </w:rPr>
+            </w:pPr>
+            <w:r>
+              <w:rPr>
+                <w:rFonts w:hint="eastAsia"/>
+                <w:vertAlign w:val="baseline"/>
+                <w:lang w:val="en-US" w:eastAsia="zh-CN"/>
+              </w:rPr>
+              <w:t>0.4602</w:t>
+            </w:r>
+          </w:p>
+        </w:tc>
+        <w:tc>
+          <w:tcPr>
+            <w:tcW w:w="1011" w:type="dxa"/>
+          </w:tcPr>
+          <w:p>
+            <w:pPr>
+              <w:snapToGrid w:val="0"/>
+              <w:rPr>
+                <w:rFonts w:hint="default"/>
+                <w:vertAlign w:val="baseline"/>
+                <w:lang w:val="en-US" w:eastAsia="zh-CN"/>
+              </w:rPr>
+            </w:pPr>
+            <w:r>
+              <w:rPr>
+                <w:rFonts w:hint="eastAsia"/>
+                <w:vertAlign w:val="baseline"/>
+                <w:lang w:val="en-US" w:eastAsia="zh-CN"/>
+              </w:rPr>
+              <w:t>0.4497</w:t>
+            </w:r>
+          </w:p>
+        </w:tc>
+        <w:tc>
+          <w:tcPr>
+            <w:tcW w:w="1011" w:type="dxa"/>
+          </w:tcPr>
+          <w:p>
+            <w:pPr>
+              <w:snapToGrid w:val="0"/>
+              <w:rPr>
+                <w:vertAlign w:val="baseline"/>
+              </w:rPr>
+            </w:pPr>
+          </w:p>
+        </w:tc>
+        <w:tc>
+          <w:tcPr>
+            <w:tcW w:w="1011" w:type="dxa"/>
+          </w:tcPr>
+          <w:p>
+            <w:pPr>
+              <w:snapToGrid w:val="0"/>
+              <w:rPr>
+                <w:vertAlign w:val="baseline"/>
+              </w:rPr>
+            </w:pPr>
+          </w:p>
+        </w:tc>
+        <w:tc>
+          <w:tcPr>
+            <w:tcW w:w="1011" w:type="dxa"/>
+          </w:tcPr>
+          <w:p>
+            <w:pPr>
+              <w:snapToGrid w:val="0"/>
+              <w:rPr>
+                <w:rFonts w:hint="eastAsia"/>
+                <w:vertAlign w:val="baseline"/>
+                <w:lang w:val="en-US" w:eastAsia="zh-CN"/>
+              </w:rPr>
+            </w:pPr>
+          </w:p>
+        </w:tc>
+        <w:tc>
+          <w:tcPr>
+            <w:tcW w:w="607" w:type="dxa"/>
+          </w:tcPr>
+          <w:p>
+            <w:pPr>
+              <w:snapToGrid w:val="0"/>
+              <w:rPr>
+                <w:vertAlign w:val="baseline"/>
+              </w:rPr>
+            </w:pPr>
+          </w:p>
+        </w:tc>
+        <w:tc>
+          <w:tcPr>
+            <w:tcW w:w="1011" w:type="dxa"/>
+          </w:tcPr>
+          <w:p>
+            <w:pPr>
+              <w:snapToGrid w:val="0"/>
+              <w:rPr>
+                <w:vertAlign w:val="baseline"/>
+              </w:rPr>
+            </w:pPr>
+          </w:p>
+        </w:tc>
+        <w:tc>
+          <w:tcPr>
+            <w:tcW w:w="545" w:type="dxa"/>
+            <w:shd w:val="clear" w:color="auto" w:fill="4874CB" w:themeFill="accent1"/>
+          </w:tcPr>
+          <w:p>
+            <w:pPr>
+              <w:snapToGrid w:val="0"/>
+              <w:rPr>
+                <w:color w:val="auto"/>
+                <w:highlight w:val="none"/>
+                <w:vertAlign w:val="baseline"/>
+              </w:rPr>
+            </w:pPr>
+          </w:p>
+        </w:tc>
+        <w:tc>
+          <w:tcPr>
+            <w:tcW w:w="556" w:type="dxa"/>
+            <w:shd w:val="clear" w:color="auto" w:fill="4874CB" w:themeFill="accent1"/>
+          </w:tcPr>
+          <w:p>
+            <w:pPr>
+              <w:snapToGrid w:val="0"/>
+              <w:rPr>
+                <w:color w:val="auto"/>
+                <w:highlight w:val="none"/>
+                <w:vertAlign w:val="baseline"/>
+              </w:rPr>
+            </w:pPr>
+          </w:p>
+        </w:tc>
+        <w:tc>
+          <w:tcPr>
+            <w:tcW w:w="582" w:type="dxa"/>
+            <w:shd w:val="clear" w:color="auto" w:fill="4874CB" w:themeFill="accent1"/>
+          </w:tcPr>
+          <w:p>
+            <w:pPr>
+              <w:snapToGrid w:val="0"/>
+              <w:rPr>
+                <w:color w:val="auto"/>
+                <w:highlight w:val="none"/>
+                <w:vertAlign w:val="baseline"/>
+              </w:rPr>
+            </w:pPr>
+          </w:p>
+        </w:tc>
+        <w:tc>
+          <w:tcPr>
+            <w:tcW w:w="605" w:type="dxa"/>
+            <w:shd w:val="clear" w:color="auto" w:fill="4874CB" w:themeFill="accent1"/>
+          </w:tcPr>
+          <w:p>
+            <w:pPr>
+              <w:snapToGrid w:val="0"/>
+              <w:rPr>
+                <w:color w:val="auto"/>
+                <w:highlight w:val="none"/>
+                <w:vertAlign w:val="baseline"/>
+              </w:rPr>
+            </w:pPr>
+          </w:p>
+        </w:tc>
+      </w:tr>
+      <w:tr>
+        <w:tblPrEx>
+          <w:tblBorders>
+            <w:top w:val="single" w:color="auto" w:sz="4" w:space="0"/>
+            <w:left w:val="single" w:color="auto" w:sz="4" w:space="0"/>
+            <w:bottom w:val="single" w:color="auto" w:sz="4" w:space="0"/>
+            <w:right w:val="single" w:color="auto" w:sz="4" w:space="0"/>
+            <w:insideH w:val="single" w:color="auto" w:sz="4" w:space="0"/>
+            <w:insideV w:val="single" w:color="auto" w:sz="4" w:space="0"/>
+          </w:tblBorders>
+          <w:tblCellMar>
+            <w:top w:w="0" w:type="dxa"/>
+            <w:left w:w="108" w:type="dxa"/>
+            <w:bottom w:w="0" w:type="dxa"/>
+            <w:right w:w="108" w:type="dxa"/>
+          </w:tblCellMar>
+        </w:tblPrEx>
+        <w:trPr>
+          <w:trHeight w:val="469" w:hRule="atLeast"/>
+          <w:jc w:val="center"/>
+        </w:trPr>
+        <w:tc>
+          <w:tcPr>
+            <w:tcW w:w="883" w:type="dxa"/>
+          </w:tcPr>
+          <w:p>
+            <w:pPr>
+              <w:snapToGrid w:val="0"/>
+              <w:rPr>
+                <w:rFonts w:hint="default"/>
+                <w:vertAlign w:val="baseline"/>
+                <w:lang w:val="en-US" w:eastAsia="zh-CN"/>
+              </w:rPr>
+            </w:pPr>
+            <w:r>
+              <w:rPr>
+                <w:rFonts w:hint="eastAsia"/>
+                <w:vertAlign w:val="baseline"/>
+                <w:lang w:val="en-US" w:eastAsia="zh-CN"/>
+              </w:rPr>
+              <w:t>070101</w:t>
+            </w:r>
+          </w:p>
+        </w:tc>
+        <w:tc>
+          <w:tcPr>
+            <w:tcW w:w="1232" w:type="dxa"/>
+          </w:tcPr>
+          <w:p>
+            <w:pPr>
+              <w:snapToGrid w:val="0"/>
+              <w:rPr>
+                <w:rFonts w:hint="eastAsia"/>
+                <w:highlight w:val="none"/>
+                <w:vertAlign w:val="baseline"/>
+                <w:lang w:val="en-US" w:eastAsia="zh-CN"/>
+              </w:rPr>
+            </w:pPr>
+            <w:r>
+              <w:rPr>
+                <w:rFonts w:hint="eastAsia"/>
+                <w:highlight w:val="none"/>
+                <w:vertAlign w:val="baseline"/>
+                <w:lang w:val="en-US" w:eastAsia="zh-CN"/>
+              </w:rPr>
+              <w:t>Si:27</w:t>
+            </w:r>
+          </w:p>
+          <w:p>
+            <w:pPr>
+              <w:snapToGrid w:val="0"/>
+              <w:rPr>
+                <w:rFonts w:hint="eastAsia"/>
+                <w:vertAlign w:val="baseline"/>
+                <w:lang w:val="en-US" w:eastAsia="zh-CN"/>
+              </w:rPr>
+            </w:pPr>
+            <w:r>
+              <w:rPr>
+                <w:rFonts w:hint="eastAsia"/>
+                <w:vertAlign w:val="baseline"/>
+                <w:lang w:val="en-US" w:eastAsia="zh-CN"/>
+              </w:rPr>
+              <w:t>Al:15</w:t>
+            </w:r>
+          </w:p>
+          <w:p>
+            <w:pPr>
+              <w:snapToGrid w:val="0"/>
+              <w:rPr>
+                <w:rFonts w:hint="eastAsia"/>
+                <w:highlight w:val="none"/>
+                <w:vertAlign w:val="baseline"/>
+                <w:lang w:val="en-US" w:eastAsia="zh-CN"/>
+              </w:rPr>
+            </w:pPr>
+            <w:r>
+              <w:rPr>
+                <w:rFonts w:hint="eastAsia"/>
+                <w:highlight w:val="none"/>
+                <w:vertAlign w:val="baseline"/>
+                <w:lang w:val="en-US" w:eastAsia="zh-CN"/>
+              </w:rPr>
+              <w:t>Fe:11</w:t>
+            </w:r>
+          </w:p>
+          <w:p>
+            <w:pPr>
+              <w:snapToGrid w:val="0"/>
+              <w:rPr>
+                <w:rFonts w:hint="default"/>
+                <w:vertAlign w:val="baseline"/>
+                <w:lang w:val="en-US" w:eastAsia="zh-CN"/>
+              </w:rPr>
+            </w:pPr>
+            <w:r>
+              <w:rPr>
+                <w:rFonts w:hint="eastAsia"/>
+                <w:vertAlign w:val="baseline"/>
+                <w:lang w:val="en-US" w:eastAsia="zh-CN"/>
+              </w:rPr>
+              <w:t>Mn:39</w:t>
+            </w:r>
+          </w:p>
+        </w:tc>
+        <w:tc>
+          <w:tcPr>
+            <w:tcW w:w="1011" w:type="dxa"/>
+          </w:tcPr>
+          <w:p>
+            <w:pPr>
+              <w:snapToGrid w:val="0"/>
+              <w:rPr>
+                <w:rFonts w:hint="default"/>
+                <w:vertAlign w:val="baseline"/>
+                <w:lang w:val="en-US" w:eastAsia="zh-CN"/>
+              </w:rPr>
+            </w:pPr>
+            <w:r>
+              <w:rPr>
+                <w:rFonts w:hint="eastAsia"/>
+                <w:vertAlign w:val="baseline"/>
+                <w:lang w:val="en-US" w:eastAsia="zh-CN"/>
+              </w:rPr>
+              <w:t>0.9295</w:t>
+            </w:r>
+          </w:p>
+        </w:tc>
+        <w:tc>
+          <w:tcPr>
+            <w:tcW w:w="1011" w:type="dxa"/>
+          </w:tcPr>
+          <w:p>
+            <w:pPr>
+              <w:snapToGrid w:val="0"/>
+              <w:rPr>
+                <w:rFonts w:hint="default" w:eastAsiaTheme="minorEastAsia"/>
+                <w:vertAlign w:val="baseline"/>
+                <w:lang w:val="en-US" w:eastAsia="zh-CN"/>
+              </w:rPr>
+            </w:pPr>
+            <w:r>
+              <w:rPr>
+                <w:rFonts w:hint="eastAsia"/>
+                <w:vertAlign w:val="baseline"/>
+                <w:lang w:val="en-US" w:eastAsia="zh-CN"/>
+              </w:rPr>
+              <w:t>0.9839</w:t>
+            </w:r>
+          </w:p>
+        </w:tc>
+        <w:tc>
+          <w:tcPr>
+            <w:tcW w:w="1011" w:type="dxa"/>
+          </w:tcPr>
+          <w:p>
+            <w:pPr>
+              <w:snapToGrid w:val="0"/>
+              <w:rPr>
+                <w:vertAlign w:val="baseline"/>
+              </w:rPr>
+            </w:pPr>
+          </w:p>
+        </w:tc>
+        <w:tc>
+          <w:tcPr>
+            <w:tcW w:w="1011" w:type="dxa"/>
+          </w:tcPr>
+          <w:p>
+            <w:pPr>
+              <w:snapToGrid w:val="0"/>
+              <w:rPr>
+                <w:vertAlign w:val="baseline"/>
+              </w:rPr>
+            </w:pPr>
+          </w:p>
+        </w:tc>
+        <w:tc>
+          <w:tcPr>
+            <w:tcW w:w="1011" w:type="dxa"/>
+          </w:tcPr>
+          <w:p>
+            <w:pPr>
+              <w:snapToGrid w:val="0"/>
+              <w:rPr>
+                <w:rFonts w:hint="eastAsia"/>
+                <w:vertAlign w:val="baseline"/>
+                <w:lang w:val="en-US" w:eastAsia="zh-CN"/>
+              </w:rPr>
+            </w:pPr>
+          </w:p>
+        </w:tc>
+        <w:tc>
+          <w:tcPr>
+            <w:tcW w:w="1011" w:type="dxa"/>
+          </w:tcPr>
+          <w:p>
+            <w:pPr>
+              <w:snapToGrid w:val="0"/>
+              <w:rPr>
+                <w:rFonts w:hint="default"/>
+                <w:vertAlign w:val="baseline"/>
+                <w:lang w:val="en-US" w:eastAsia="zh-CN"/>
+              </w:rPr>
+            </w:pPr>
+            <w:r>
+              <w:rPr>
+                <w:rFonts w:hint="eastAsia"/>
+                <w:vertAlign w:val="baseline"/>
+                <w:lang w:val="en-US" w:eastAsia="zh-CN"/>
+              </w:rPr>
+              <w:t>0.3840</w:t>
+            </w:r>
+          </w:p>
+        </w:tc>
+        <w:tc>
+          <w:tcPr>
+            <w:tcW w:w="1011" w:type="dxa"/>
+          </w:tcPr>
+          <w:p>
+            <w:pPr>
+              <w:snapToGrid w:val="0"/>
+              <w:rPr>
+                <w:vertAlign w:val="baseline"/>
+              </w:rPr>
+            </w:pPr>
+          </w:p>
+        </w:tc>
+        <w:tc>
+          <w:tcPr>
+            <w:tcW w:w="1011" w:type="dxa"/>
+          </w:tcPr>
+          <w:p>
+            <w:pPr>
+              <w:snapToGrid w:val="0"/>
+              <w:rPr>
+                <w:vertAlign w:val="baseline"/>
+              </w:rPr>
+            </w:pPr>
+          </w:p>
+        </w:tc>
+        <w:tc>
+          <w:tcPr>
+            <w:tcW w:w="1011" w:type="dxa"/>
+          </w:tcPr>
+          <w:p>
+            <w:pPr>
+              <w:snapToGrid w:val="0"/>
+              <w:rPr>
+                <w:rFonts w:hint="eastAsia"/>
+                <w:vertAlign w:val="baseline"/>
+                <w:lang w:val="en-US" w:eastAsia="zh-CN"/>
+              </w:rPr>
+            </w:pPr>
+          </w:p>
+        </w:tc>
+        <w:tc>
+          <w:tcPr>
+            <w:tcW w:w="607" w:type="dxa"/>
+          </w:tcPr>
+          <w:p>
+            <w:pPr>
+              <w:snapToGrid w:val="0"/>
+              <w:rPr>
+                <w:vertAlign w:val="baseline"/>
+              </w:rPr>
+            </w:pPr>
+          </w:p>
+        </w:tc>
+        <w:tc>
+          <w:tcPr>
+            <w:tcW w:w="1011" w:type="dxa"/>
+          </w:tcPr>
+          <w:p>
+            <w:pPr>
+              <w:snapToGrid w:val="0"/>
+              <w:rPr>
+                <w:vertAlign w:val="baseline"/>
+              </w:rPr>
+            </w:pPr>
+          </w:p>
+        </w:tc>
+        <w:tc>
+          <w:tcPr>
+            <w:tcW w:w="545" w:type="dxa"/>
+            <w:shd w:val="clear" w:color="auto" w:fill="4874CB" w:themeFill="accent1"/>
+          </w:tcPr>
+          <w:p>
+            <w:pPr>
+              <w:snapToGrid w:val="0"/>
+              <w:rPr>
+                <w:color w:val="auto"/>
+                <w:highlight w:val="none"/>
+                <w:vertAlign w:val="baseline"/>
+              </w:rPr>
+            </w:pPr>
+          </w:p>
+        </w:tc>
+        <w:tc>
+          <w:tcPr>
+            <w:tcW w:w="556" w:type="dxa"/>
+            <w:shd w:val="clear" w:color="auto" w:fill="4874CB" w:themeFill="accent1"/>
+          </w:tcPr>
+          <w:p>
+            <w:pPr>
+              <w:snapToGrid w:val="0"/>
+              <w:rPr>
+                <w:color w:val="auto"/>
+                <w:highlight w:val="none"/>
+                <w:vertAlign w:val="baseline"/>
+              </w:rPr>
+            </w:pPr>
+          </w:p>
+        </w:tc>
+        <w:tc>
+          <w:tcPr>
+            <w:tcW w:w="582" w:type="dxa"/>
+            <w:shd w:val="clear" w:color="auto" w:fill="4874CB" w:themeFill="accent1"/>
+          </w:tcPr>
+          <w:p>
+            <w:pPr>
+              <w:snapToGrid w:val="0"/>
+              <w:rPr>
+                <w:color w:val="auto"/>
+                <w:highlight w:val="none"/>
+                <w:vertAlign w:val="baseline"/>
+              </w:rPr>
+            </w:pPr>
+          </w:p>
+        </w:tc>
+        <w:tc>
+          <w:tcPr>
+            <w:tcW w:w="605" w:type="dxa"/>
+            <w:shd w:val="clear" w:color="auto" w:fill="4874CB" w:themeFill="accent1"/>
+          </w:tcPr>
+          <w:p>
+            <w:pPr>
+              <w:snapToGrid w:val="0"/>
+              <w:rPr>
+                <w:color w:val="auto"/>
+                <w:highlight w:val="none"/>
+                <w:vertAlign w:val="baseline"/>
+              </w:rPr>
+            </w:pPr>
+          </w:p>
+        </w:tc>
+      </w:tr>
+      <w:tr>
+        <w:tblPrEx>
+          <w:tblBorders>
+            <w:top w:val="single" w:color="auto" w:sz="4" w:space="0"/>
+            <w:left w:val="single" w:color="auto" w:sz="4" w:space="0"/>
+            <w:bottom w:val="single" w:color="auto" w:sz="4" w:space="0"/>
+            <w:right w:val="single" w:color="auto" w:sz="4" w:space="0"/>
+            <w:insideH w:val="single" w:color="auto" w:sz="4" w:space="0"/>
+            <w:insideV w:val="single" w:color="auto" w:sz="4" w:space="0"/>
+          </w:tblBorders>
+          <w:tblCellMar>
+            <w:top w:w="0" w:type="dxa"/>
+            <w:left w:w="108" w:type="dxa"/>
+            <w:bottom w:w="0" w:type="dxa"/>
+            <w:right w:w="108" w:type="dxa"/>
+          </w:tblCellMar>
+        </w:tblPrEx>
+        <w:trPr>
+          <w:trHeight w:val="469" w:hRule="atLeast"/>
+          <w:jc w:val="center"/>
+        </w:trPr>
+        <w:tc>
+          <w:tcPr>
+            <w:tcW w:w="883" w:type="dxa"/>
+          </w:tcPr>
+          <w:p>
+            <w:pPr>
+              <w:snapToGrid w:val="0"/>
+              <w:rPr>
+                <w:rFonts w:hint="default"/>
+                <w:vertAlign w:val="baseline"/>
+                <w:lang w:val="en-US" w:eastAsia="zh-CN"/>
+              </w:rPr>
+            </w:pPr>
+            <w:r>
+              <w:rPr>
+                <w:rFonts w:hint="eastAsia"/>
+                <w:vertAlign w:val="baseline"/>
+                <w:lang w:val="en-US" w:eastAsia="zh-CN"/>
+              </w:rPr>
+              <w:t>070159</w:t>
+            </w:r>
+          </w:p>
+        </w:tc>
+        <w:tc>
+          <w:tcPr>
+            <w:tcW w:w="1232" w:type="dxa"/>
+          </w:tcPr>
+          <w:p>
+            <w:pPr>
+              <w:snapToGrid w:val="0"/>
+              <w:rPr>
+                <w:rFonts w:hint="eastAsia"/>
+                <w:highlight w:val="cyan"/>
+                <w:vertAlign w:val="baseline"/>
+                <w:lang w:val="en-US" w:eastAsia="zh-CN"/>
+              </w:rPr>
+            </w:pPr>
+            <w:r>
+              <w:rPr>
+                <w:rFonts w:hint="eastAsia"/>
+                <w:highlight w:val="cyan"/>
+                <w:vertAlign w:val="baseline"/>
+                <w:lang w:val="en-US" w:eastAsia="zh-CN"/>
+              </w:rPr>
+              <w:t>Si:3</w:t>
+            </w:r>
+          </w:p>
+          <w:p>
+            <w:pPr>
+              <w:snapToGrid w:val="0"/>
+              <w:rPr>
+                <w:rFonts w:hint="eastAsia"/>
+                <w:vertAlign w:val="baseline"/>
+                <w:lang w:val="en-US" w:eastAsia="zh-CN"/>
+              </w:rPr>
+            </w:pPr>
+            <w:r>
+              <w:rPr>
+                <w:rFonts w:hint="eastAsia"/>
+                <w:vertAlign w:val="baseline"/>
+                <w:lang w:val="en-US" w:eastAsia="zh-CN"/>
+              </w:rPr>
+              <w:t>Ca:49</w:t>
+            </w:r>
+          </w:p>
+          <w:p>
+            <w:pPr>
+              <w:snapToGrid w:val="0"/>
+              <w:rPr>
+                <w:rFonts w:hint="default"/>
+                <w:vertAlign w:val="baseline"/>
+                <w:lang w:val="en-US" w:eastAsia="zh-CN"/>
+              </w:rPr>
+            </w:pPr>
+            <w:r>
+              <w:rPr>
+                <w:rFonts w:hint="eastAsia"/>
+                <w:vertAlign w:val="baseline"/>
+                <w:lang w:val="en-US" w:eastAsia="zh-CN"/>
+              </w:rPr>
+              <w:t>Mg:47</w:t>
+            </w:r>
+          </w:p>
+        </w:tc>
+        <w:tc>
+          <w:tcPr>
+            <w:tcW w:w="1011" w:type="dxa"/>
+          </w:tcPr>
+          <w:p>
+            <w:pPr>
+              <w:snapToGrid w:val="0"/>
+              <w:rPr>
+                <w:rFonts w:hint="default"/>
+                <w:vertAlign w:val="baseline"/>
+                <w:lang w:val="en-US" w:eastAsia="zh-CN"/>
+              </w:rPr>
+            </w:pPr>
+            <w:r>
+              <w:rPr>
+                <w:rFonts w:hint="eastAsia"/>
+                <w:vertAlign w:val="baseline"/>
+                <w:lang w:val="en-US" w:eastAsia="zh-CN"/>
+              </w:rPr>
+              <w:t>0.9549</w:t>
+            </w:r>
+          </w:p>
+        </w:tc>
+        <w:tc>
+          <w:tcPr>
+            <w:tcW w:w="1011" w:type="dxa"/>
+          </w:tcPr>
+          <w:p>
+            <w:pPr>
+              <w:snapToGrid w:val="0"/>
+              <w:rPr>
+                <w:rFonts w:hint="default" w:eastAsiaTheme="minorEastAsia"/>
+                <w:vertAlign w:val="baseline"/>
+                <w:lang w:val="en-US" w:eastAsia="zh-CN"/>
+              </w:rPr>
+            </w:pPr>
+            <w:r>
+              <w:rPr>
+                <w:rFonts w:hint="eastAsia"/>
+                <w:vertAlign w:val="baseline"/>
+                <w:lang w:val="en-US" w:eastAsia="zh-CN"/>
+              </w:rPr>
+              <w:t>0.9656</w:t>
+            </w:r>
+          </w:p>
+        </w:tc>
+        <w:tc>
+          <w:tcPr>
+            <w:tcW w:w="1011" w:type="dxa"/>
+          </w:tcPr>
+          <w:p>
+            <w:pPr>
+              <w:snapToGrid w:val="0"/>
+              <w:rPr>
+                <w:rFonts w:hint="default" w:eastAsiaTheme="minorEastAsia"/>
+                <w:vertAlign w:val="baseline"/>
+                <w:lang w:val="en-US" w:eastAsia="zh-CN"/>
+              </w:rPr>
+            </w:pPr>
+            <w:r>
+              <w:rPr>
+                <w:rFonts w:hint="eastAsia"/>
+                <w:vertAlign w:val="baseline"/>
+                <w:lang w:val="en-US" w:eastAsia="zh-CN"/>
+              </w:rPr>
+              <w:t>0.8901</w:t>
+            </w:r>
+          </w:p>
+        </w:tc>
+        <w:tc>
+          <w:tcPr>
+            <w:tcW w:w="1011" w:type="dxa"/>
+          </w:tcPr>
+          <w:p>
+            <w:pPr>
+              <w:snapToGrid w:val="0"/>
+              <w:rPr>
+                <w:vertAlign w:val="baseline"/>
+              </w:rPr>
+            </w:pPr>
+          </w:p>
+        </w:tc>
+        <w:tc>
+          <w:tcPr>
+            <w:tcW w:w="1011" w:type="dxa"/>
+          </w:tcPr>
+          <w:p>
+            <w:pPr>
+              <w:snapToGrid w:val="0"/>
+              <w:rPr>
+                <w:rFonts w:hint="default"/>
+                <w:vertAlign w:val="baseline"/>
+                <w:lang w:val="en-US" w:eastAsia="zh-CN"/>
+              </w:rPr>
+            </w:pPr>
+            <w:r>
+              <w:rPr>
+                <w:rFonts w:hint="eastAsia"/>
+                <w:vertAlign w:val="baseline"/>
+                <w:lang w:val="en-US" w:eastAsia="zh-CN"/>
+              </w:rPr>
+              <w:t>0.8570</w:t>
+            </w:r>
+          </w:p>
+        </w:tc>
+        <w:tc>
+          <w:tcPr>
+            <w:tcW w:w="1011" w:type="dxa"/>
+          </w:tcPr>
+          <w:p>
+            <w:pPr>
+              <w:snapToGrid w:val="0"/>
+              <w:rPr>
+                <w:rFonts w:hint="default"/>
+                <w:vertAlign w:val="baseline"/>
+                <w:lang w:val="en-US" w:eastAsia="zh-CN"/>
+              </w:rPr>
+            </w:pPr>
+            <w:r>
+              <w:rPr>
+                <w:rFonts w:hint="eastAsia"/>
+                <w:vertAlign w:val="baseline"/>
+                <w:lang w:val="en-US" w:eastAsia="zh-CN"/>
+              </w:rPr>
+              <w:t>0.9307</w:t>
+            </w:r>
+          </w:p>
+        </w:tc>
+        <w:tc>
+          <w:tcPr>
+            <w:tcW w:w="1011" w:type="dxa"/>
+          </w:tcPr>
+          <w:p>
+            <w:pPr>
+              <w:snapToGrid w:val="0"/>
+              <w:rPr>
+                <w:vertAlign w:val="baseline"/>
+              </w:rPr>
+            </w:pPr>
+          </w:p>
+        </w:tc>
+        <w:tc>
+          <w:tcPr>
+            <w:tcW w:w="1011" w:type="dxa"/>
+          </w:tcPr>
+          <w:p>
+            <w:pPr>
+              <w:snapToGrid w:val="0"/>
+              <w:rPr>
+                <w:vertAlign w:val="baseline"/>
+              </w:rPr>
+            </w:pPr>
+          </w:p>
+        </w:tc>
+        <w:tc>
+          <w:tcPr>
+            <w:tcW w:w="1011" w:type="dxa"/>
+          </w:tcPr>
+          <w:p>
+            <w:pPr>
+              <w:snapToGrid w:val="0"/>
+              <w:rPr>
+                <w:rFonts w:hint="eastAsia"/>
+                <w:vertAlign w:val="baseline"/>
+                <w:lang w:val="en-US" w:eastAsia="zh-CN"/>
+              </w:rPr>
+            </w:pPr>
+          </w:p>
+        </w:tc>
+        <w:tc>
+          <w:tcPr>
+            <w:tcW w:w="607" w:type="dxa"/>
+          </w:tcPr>
+          <w:p>
+            <w:pPr>
+              <w:snapToGrid w:val="0"/>
+              <w:rPr>
+                <w:vertAlign w:val="baseline"/>
+              </w:rPr>
+            </w:pPr>
+          </w:p>
+        </w:tc>
+        <w:tc>
+          <w:tcPr>
+            <w:tcW w:w="1011" w:type="dxa"/>
+          </w:tcPr>
+          <w:p>
+            <w:pPr>
+              <w:snapToGrid w:val="0"/>
+              <w:rPr>
+                <w:vertAlign w:val="baseline"/>
+              </w:rPr>
+            </w:pPr>
+          </w:p>
+        </w:tc>
+        <w:tc>
+          <w:tcPr>
+            <w:tcW w:w="545" w:type="dxa"/>
+            <w:shd w:val="clear" w:color="auto" w:fill="4874CB" w:themeFill="accent1"/>
+          </w:tcPr>
+          <w:p>
+            <w:pPr>
+              <w:snapToGrid w:val="0"/>
+              <w:rPr>
+                <w:color w:val="auto"/>
+                <w:highlight w:val="none"/>
+                <w:vertAlign w:val="baseline"/>
+              </w:rPr>
+            </w:pPr>
+          </w:p>
+        </w:tc>
+        <w:tc>
+          <w:tcPr>
+            <w:tcW w:w="556" w:type="dxa"/>
+            <w:shd w:val="clear" w:color="auto" w:fill="4874CB" w:themeFill="accent1"/>
+          </w:tcPr>
+          <w:p>
+            <w:pPr>
+              <w:snapToGrid w:val="0"/>
+              <w:rPr>
+                <w:color w:val="auto"/>
+                <w:highlight w:val="none"/>
+                <w:vertAlign w:val="baseline"/>
+              </w:rPr>
+            </w:pPr>
+          </w:p>
+        </w:tc>
+        <w:tc>
+          <w:tcPr>
+            <w:tcW w:w="582" w:type="dxa"/>
+            <w:shd w:val="clear" w:color="auto" w:fill="4874CB" w:themeFill="accent1"/>
+          </w:tcPr>
+          <w:p>
+            <w:pPr>
+              <w:snapToGrid w:val="0"/>
+              <w:rPr>
+                <w:color w:val="auto"/>
+                <w:highlight w:val="none"/>
+                <w:vertAlign w:val="baseline"/>
+              </w:rPr>
+            </w:pPr>
+          </w:p>
+        </w:tc>
+        <w:tc>
+          <w:tcPr>
+            <w:tcW w:w="605" w:type="dxa"/>
+            <w:shd w:val="clear" w:color="auto" w:fill="4874CB" w:themeFill="accent1"/>
+          </w:tcPr>
+          <w:p>
+            <w:pPr>
+              <w:snapToGrid w:val="0"/>
+              <w:rPr>
+                <w:color w:val="auto"/>
+                <w:highlight w:val="none"/>
+                <w:vertAlign w:val="baseline"/>
+              </w:rPr>
+            </w:pPr>
+          </w:p>
+        </w:tc>
+      </w:tr>
+      <w:tr>
+        <w:tblPrEx>
+          <w:tblBorders>
+            <w:top w:val="single" w:color="auto" w:sz="4" w:space="0"/>
+            <w:left w:val="single" w:color="auto" w:sz="4" w:space="0"/>
+            <w:bottom w:val="single" w:color="auto" w:sz="4" w:space="0"/>
+            <w:right w:val="single" w:color="auto" w:sz="4" w:space="0"/>
+            <w:insideH w:val="single" w:color="auto" w:sz="4" w:space="0"/>
+            <w:insideV w:val="single" w:color="auto" w:sz="4" w:space="0"/>
+          </w:tblBorders>
+          <w:tblCellMar>
+            <w:top w:w="0" w:type="dxa"/>
+            <w:left w:w="108" w:type="dxa"/>
+            <w:bottom w:w="0" w:type="dxa"/>
             <w:right w:w="108" w:type="dxa"/>
           </w:tblCellMar>
         </w:tblPrEx>
